--- a/docs/Sample_WPR.docx
+++ b/docs/Sample_WPR.docx
@@ -1,6 +1,6 @@
 
 <file path=word/document.xml><?xml version="1.0" encoding="utf-8"?>
-<w:document xmlns:wpc="http://schemas.microsoft.com/office/word/2010/wordprocessingCanvas" xmlns:cx="http://schemas.microsoft.com/office/drawing/2014/chartex" xmlns:cx1="http://schemas.microsoft.com/office/drawing/2015/9/8/chartex" xmlns:cx2="http://schemas.microsoft.com/office/drawing/2015/10/21/chartex" xmlns:cx3="http://schemas.microsoft.com/office/drawing/2016/5/9/chartex" xmlns:cx4="http://schemas.microsoft.com/office/drawing/2016/5/10/chartex" xmlns:cx5="http://schemas.microsoft.com/office/drawing/2016/5/11/chartex" xmlns:cx6="http://schemas.microsoft.com/office/drawing/2016/5/12/chartex" xmlns:cx7="http://schemas.microsoft.com/office/drawing/2016/5/13/chartex" xmlns:cx8="http://schemas.microsoft.com/office/drawing/2016/5/14/chartex" xmlns:mc="http://schemas.openxmlformats.org/markup-compatibility/2006" xmlns:aink="http://schemas.microsoft.com/office/drawing/2016/ink" xmlns:am3d="http://schemas.microsoft.com/office/drawing/2017/model3d" xmlns:o="urn:schemas-microsoft-com:office:office" xmlns:oel="http://schemas.microsoft.com/office/2019/extlst" xmlns:r="http://schemas.openxmlformats.org/officeDocument/2006/relationships" xmlns:m="http://schemas.openxmlformats.org/officeDocument/2006/math" xmlns:v="urn:schemas-microsoft-com:vml" xmlns:wp14="http://schemas.microsoft.com/office/word/2010/wordprocessingDrawing" xmlns:wp="http://schemas.openxmlformats.org/drawingml/2006/wordprocessingDrawing" xmlns:w10="urn:schemas-microsoft-com:office:word" xmlns:w="http://schemas.openxmlformats.org/wordprocessingml/2006/main" xmlns:w14="http://schemas.microsoft.com/office/word/2010/wordml" xmlns:w15="http://schemas.microsoft.com/office/word/2012/wordml" xmlns:w16cex="http://schemas.microsoft.com/office/word/2018/wordml/cex" xmlns:w16cid="http://schemas.microsoft.com/office/word/2016/wordml/cid" xmlns:w16="http://schemas.microsoft.com/office/word/2018/wordml" xmlns:w16du="http://schemas.microsoft.com/office/word/2023/wordml/word16du" xmlns:w16sdtdh="http://schemas.microsoft.com/office/word/2020/wordml/sdtdatahash" xmlns:w16sdtfl="http://schemas.microsoft.com/office/word/2024/wordml/sdtformatlock" xmlns:w16se="http://schemas.microsoft.com/office/word/2015/wordml/symex" xmlns:wpg="http://schemas.microsoft.com/office/word/2010/wordprocessingGroup" xmlns:wpi="http://schemas.microsoft.com/office/word/2010/wordprocessingInk" xmlns:wne="http://schemas.microsoft.com/office/word/2006/wordml" xmlns:wps="http://schemas.microsoft.com/office/word/2010/wordprocessingShape" mc:Ignorable="w14 w15 w16se w16cid w16 w16cex w16sdtdh w16sdtfl w16du wp14">
+<w:document xmlns:a="http://schemas.openxmlformats.org/drawingml/2006/main" xmlns:ns1="http://schemas.openxmlformats.org/markup-compatibility/2006" xmlns:ns4="http://schemas.microsoft.com/office/word/2010/wordprocessingDrawing" xmlns:pic="http://schemas.openxmlformats.org/drawingml/2006/picture" xmlns:r="http://schemas.openxmlformats.org/officeDocument/2006/relationships" xmlns:w="http://schemas.openxmlformats.org/wordprocessingml/2006/main" xmlns:w14="http://schemas.microsoft.com/office/word/2010/wordml" xmlns:wp="http://schemas.openxmlformats.org/drawingml/2006/wordprocessingDrawing" ns1:Ignorable="w14 w15 w16se w16cid w16 w16cex w16sdtdh w16sdtfl w16du wp14">
   <w:body>
     <w:p>
       <w:pPr>
@@ -19,7 +19,7 @@
           <w:sz w:val="28"/>
         </w:rPr>
         <w:drawing>
-          <wp:anchor distT="0" distB="0" distL="0" distR="0" simplePos="0" relativeHeight="15729152" behindDoc="0" locked="0" layoutInCell="1" allowOverlap="1" wp14:anchorId="255BA061" wp14:editId="47245F56">
+          <wp:anchor distT="0" distB="0" distL="0" distR="0" simplePos="0" relativeHeight="15729152" behindDoc="0" locked="0" layoutInCell="1" allowOverlap="1" ns4:anchorId="255BA061" ns4:editId="47245F56">
             <wp:simplePos x="0" y="0"/>
             <wp:positionH relativeFrom="page">
               <wp:posOffset>259079</wp:posOffset>
@@ -32,11 +32,11 @@
             <wp:wrapNone/>
             <wp:docPr id="1" name="Image 1"/>
             <wp:cNvGraphicFramePr>
-              <a:graphicFrameLocks xmlns:a="http://schemas.openxmlformats.org/drawingml/2006/main"/>
+              <a:graphicFrameLocks/>
             </wp:cNvGraphicFramePr>
-            <a:graphic xmlns:a="http://schemas.openxmlformats.org/drawingml/2006/main">
+            <a:graphic>
               <a:graphicData uri="http://schemas.openxmlformats.org/drawingml/2006/picture">
-                <pic:pic xmlns:pic="http://schemas.openxmlformats.org/drawingml/2006/picture">
+                <pic:pic>
                   <pic:nvPicPr>
                     <pic:cNvPr id="1" name="Image 1"/>
                     <pic:cNvPicPr/>
@@ -152,52 +152,19 @@
         <w:jc w:val="center"/>
       </w:pPr>
       <w:r>
-        <w:t>For</w:t>
-      </w:r>
-      <w:r>
-        <w:rPr>
-          <w:spacing w:val="-10"/>
-        </w:rPr>
-        <w:t xml:space="preserve"> </w:t>
-      </w:r>
-      <w:r>
-        <w:t>the</w:t>
-      </w:r>
-      <w:r>
-        <w:rPr>
-          <w:spacing w:val="-9"/>
-        </w:rPr>
-        <w:t xml:space="preserve"> </w:t>
-      </w:r>
-      <w:r>
-        <w:t>Week</w:t>
-      </w:r>
-      <w:r>
-        <w:rPr>
-          <w:spacing w:val="-7"/>
-        </w:rPr>
-        <w:t xml:space="preserve"> </w:t>
-      </w:r>
-      <w:r>
-        <w:t>Commencing</w:t>
-      </w:r>
-      <w:r>
-        <w:rPr>
-          <w:spacing w:val="-8"/>
-        </w:rPr>
-        <w:t xml:space="preserve"> </w:t>
-      </w:r>
-      <w:r>
-        <w:rPr>
-          <w:spacing w:val="-8"/>
-        </w:rPr>
-        <w:t xml:space="preserve">xx – xx – xxxx to </w:t>
-      </w:r>
-      <w:r>
-        <w:rPr>
-          <w:spacing w:val="-8"/>
-        </w:rPr>
-        <w:t>xx – xx – xxxx</w:t>
+        <w:rPr>
+          <w:rFonts w:ascii="Times New Roman" w:hAnsi="Times New Roman"/>
+          <w:sz w:val="20"/>
+        </w:rPr>
+        <w:t xml:space="preserve">For the Week Commencing </w:t>
+      </w:r>
+      <w:r>
+        <w:rPr>
+          <w:rFonts w:ascii="Times New Roman" w:hAnsi="Times New Roman"/>
+          <w:b/>
+          <w:sz w:val="20"/>
+        </w:rPr>
+        <w:t>31 – 08 – 2026 to 04 – 09 – 2026</w:t>
       </w:r>
     </w:p>
     <w:p>
@@ -352,6 +319,7 @@
         <w:pStyle w:val="BodyText"/>
         <w:tabs>
           <w:tab w:val="left" w:pos="3128"/>
+          <w:tab w:val="left" w:pos="3780"/>
         </w:tabs>
         <w:spacing w:before="196" w:line="242" w:lineRule="exact"/>
         <w:ind w:left="180"/>
@@ -379,6 +347,20 @@
           <w:spacing w:val="-10"/>
         </w:rPr>
         <w:t>:</w:t>
+      </w:r>
+      <w:r>
+        <w:rPr>
+          <w:rFonts w:ascii="Times New Roman" w:hAnsi="Times New Roman"/>
+          <w:sz w:val="20"/>
+        </w:rPr>
+        <w:tab/>
+      </w:r>
+      <w:r>
+        <w:rPr>
+          <w:rFonts w:ascii="Times New Roman" w:hAnsi="Times New Roman"/>
+          <w:sz w:val="20"/>
+        </w:rPr>
+        <w:t>amity</w:t>
       </w:r>
     </w:p>
     <w:p>
@@ -498,6 +480,13 @@
       <w:r>
         <w:tab/>
       </w:r>
+      <w:r>
+        <w:rPr>
+          <w:rFonts w:ascii="Times New Roman" w:hAnsi="Times New Roman"/>
+          <w:sz w:val="20"/>
+        </w:rPr>
+        <w:t>Mr. Tamoghna Mukherjee</w:t>
+      </w:r>
     </w:p>
     <w:p>
       <w:pPr>
@@ -664,6 +653,13 @@
       <w:r>
         <w:tab/>
       </w:r>
+      <w:r>
+        <w:rPr>
+          <w:rFonts w:ascii="Times New Roman" w:hAnsi="Times New Roman"/>
+          <w:sz w:val="20"/>
+        </w:rPr>
+        <w:t>Decentralized Blockchain based  Transaction System on Edge deveces</w:t>
+      </w:r>
     </w:p>
     <w:p>
       <w:pPr>
@@ -682,13 +678,14 @@
           <w:tab w:val="left" w:pos="2517"/>
           <w:tab w:val="left" w:pos="2945"/>
         </w:tabs>
-        <w:ind w:left="180" w:right="3070"/>
-        <w:rPr>
-          <w:sz w:val="20"/>
-        </w:rPr>
-      </w:pPr>
-      <w:r>
-        <w:rPr>
+        <w:ind w:left="180" w:right="180"/>
+        <w:rPr>
+          <w:sz w:val="20"/>
+        </w:rPr>
+      </w:pPr>
+      <w:r>
+        <w:rPr>
+          <w:rFonts w:ascii="Times New Roman" w:hAnsi="Times New Roman"/>
           <w:b/>
           <w:sz w:val="20"/>
         </w:rPr>
@@ -696,10 +693,59 @@
       </w:r>
       <w:r>
         <w:rPr>
-          <w:b/>
-          <w:sz w:val="20"/>
-        </w:rPr>
-        <w:t xml:space="preserve"> </w:t>
+          <w:rFonts w:ascii="Times New Roman" w:hAnsi="Times New Roman"/>
+          <w:sz w:val="20"/>
+        </w:rPr>
+        <w:br/>
+      </w:r>
+      <w:r>
+        <w:rPr>
+          <w:rFonts w:ascii="Times New Roman" w:hAnsi="Times New Roman"/>
+          <w:sz w:val="19"/>
+        </w:rPr>
+        <w:t xml:space="preserve">  •  Conduct literature survey on decentralized edge transaction architectures (LNMesh, Bitchat, hardware-bound CBDCs).</w:t>
+      </w:r>
+      <w:r>
+        <w:rPr>
+          <w:rFonts w:ascii="Times New Roman" w:hAnsi="Times New Roman"/>
+          <w:sz w:val="20"/>
+        </w:rPr>
+        <w:br/>
+      </w:r>
+      <w:r>
+        <w:rPr>
+          <w:rFonts w:ascii="Times New Roman" w:hAnsi="Times New Roman"/>
+          <w:sz w:val="19"/>
+        </w:rPr>
+        <w:t xml:space="preserve">  •  Formulate the Edge Transaction Trilemma (Cloud Latency vs Blockchain Overhead vs Replay Vulnerabilities).</w:t>
+      </w:r>
+      <w:r>
+        <w:rPr>
+          <w:rFonts w:ascii="Times New Roman" w:hAnsi="Times New Roman"/>
+          <w:sz w:val="20"/>
+        </w:rPr>
+        <w:br/>
+      </w:r>
+      <w:r>
+        <w:rPr>
+          <w:rFonts w:ascii="Times New Roman" w:hAnsi="Times New Roman"/>
+          <w:sz w:val="19"/>
+        </w:rPr>
+        <w:t xml:space="preserve">  •  Establish core quantifiable design targets (sub-50ms local commitment, 60s dynamic hash validity, cloud independence).</w:t>
+      </w:r>
+      <w:r>
+        <w:rPr>
+          <w:rFonts w:ascii="Times New Roman" w:hAnsi="Times New Roman"/>
+          <w:sz w:val="20"/>
+        </w:rPr>
+        <w:br/>
+      </w:r>
+      <w:r>
+        <w:rPr>
+          <w:rFonts w:ascii="Times New Roman" w:hAnsi="Times New Roman"/>
+          <w:sz w:val="19"/>
+        </w:rPr>
+        <w:t xml:space="preserve">  •  Define high-level two-phase decoupled execution workflow.</w:t>
       </w:r>
     </w:p>
     <w:p>
@@ -708,62 +754,74 @@
           <w:tab w:val="left" w:pos="2517"/>
           <w:tab w:val="left" w:pos="2945"/>
         </w:tabs>
-        <w:ind w:left="180" w:right="3070"/>
-        <w:rPr>
-          <w:sz w:val="20"/>
-        </w:rPr>
-      </w:pPr>
-      <w:r>
-        <w:rPr>
-          <w:b/>
-          <w:sz w:val="20"/>
-        </w:rPr>
-        <w:t>Achievements</w:t>
-      </w:r>
-      <w:r>
-        <w:rPr>
-          <w:b/>
-          <w:spacing w:val="-3"/>
-          <w:sz w:val="20"/>
-        </w:rPr>
-        <w:t xml:space="preserve"> </w:t>
-      </w:r>
-      <w:r>
-        <w:rPr>
-          <w:b/>
-          <w:sz w:val="20"/>
-        </w:rPr>
-        <w:t>for</w:t>
-      </w:r>
-      <w:r>
-        <w:rPr>
-          <w:b/>
-          <w:spacing w:val="-1"/>
-          <w:sz w:val="20"/>
-        </w:rPr>
-        <w:t xml:space="preserve"> </w:t>
-      </w:r>
-      <w:r>
-        <w:rPr>
-          <w:b/>
-          <w:sz w:val="20"/>
-        </w:rPr>
-        <w:t>the</w:t>
-      </w:r>
-      <w:r>
-        <w:rPr>
-          <w:b/>
-          <w:spacing w:val="-1"/>
-          <w:sz w:val="20"/>
-        </w:rPr>
-        <w:t xml:space="preserve"> </w:t>
-      </w:r>
-      <w:r>
-        <w:rPr>
-          <w:b/>
-          <w:sz w:val="20"/>
-        </w:rPr>
-        <w:t xml:space="preserve">week: </w:t>
+        <w:ind w:left="180" w:right="180"/>
+        <w:rPr>
+          <w:sz w:val="20"/>
+        </w:rPr>
+      </w:pPr>
+      <w:r>
+        <w:rPr>
+          <w:rFonts w:ascii="Times New Roman" w:hAnsi="Times New Roman"/>
+          <w:b/>
+          <w:sz w:val="20"/>
+        </w:rPr>
+        <w:t>Achievements for the week:</w:t>
+      </w:r>
+      <w:r>
+        <w:rPr>
+          <w:rFonts w:ascii="Times New Roman" w:hAnsi="Times New Roman"/>
+          <w:sz w:val="20"/>
+        </w:rPr>
+        <w:br/>
+      </w:r>
+      <w:r>
+        <w:rPr>
+          <w:rFonts w:ascii="Times New Roman" w:hAnsi="Times New Roman"/>
+          <w:sz w:val="19"/>
+        </w:rPr>
+        <w:t xml:space="preserve">  •  Completed comparative study of existing offline payment systems, identifying bottlenecks of pre-funded channels and store-and-forward relays.</w:t>
+      </w:r>
+      <w:r>
+        <w:rPr>
+          <w:rFonts w:ascii="Times New Roman" w:hAnsi="Times New Roman"/>
+          <w:sz w:val="20"/>
+        </w:rPr>
+        <w:br/>
+      </w:r>
+      <w:r>
+        <w:rPr>
+          <w:rFonts w:ascii="Times New Roman" w:hAnsi="Times New Roman"/>
+          <w:sz w:val="19"/>
+        </w:rPr>
+        <w:t xml:space="preserve">  •  Formulated formal problem statement and architectural mission for resource-constrained edge transaction networks.</w:t>
+      </w:r>
+      <w:r>
+        <w:rPr>
+          <w:rFonts w:ascii="Times New Roman" w:hAnsi="Times New Roman"/>
+          <w:sz w:val="20"/>
+        </w:rPr>
+        <w:br/>
+      </w:r>
+      <w:r>
+        <w:rPr>
+          <w:rFonts w:ascii="Times New Roman" w:hAnsi="Times New Roman"/>
+          <w:sz w:val="19"/>
+        </w:rPr>
+        <w:t xml:space="preserve">  •  Specified mathematical foundations for dynamic 60-second rotating HMAC-SHA256 authorization tokens with epoch windows.</w:t>
+      </w:r>
+      <w:r>
+        <w:rPr>
+          <w:rFonts w:ascii="Times New Roman" w:hAnsi="Times New Roman"/>
+          <w:sz w:val="20"/>
+        </w:rPr>
+        <w:br/>
+      </w:r>
+      <w:r>
+        <w:rPr>
+          <w:rFonts w:ascii="Times New Roman" w:hAnsi="Times New Roman"/>
+          <w:sz w:val="19"/>
+        </w:rPr>
+        <w:t xml:space="preserve">  •  Documented two-phase architecture separating zero-latency local P2P commitment from asynchronous mesh consensus.</w:t>
       </w:r>
     </w:p>
     <w:p>
@@ -772,24 +830,25 @@
           <w:tab w:val="left" w:pos="2517"/>
           <w:tab w:val="left" w:pos="2945"/>
         </w:tabs>
-        <w:ind w:left="180" w:right="3070"/>
-        <w:rPr>
-          <w:sz w:val="20"/>
-        </w:rPr>
-      </w:pPr>
-      <w:r>
-        <w:rPr>
-          <w:b/>
-          <w:sz w:val="20"/>
-        </w:rPr>
-        <w:t>Future work plans:</w:t>
-      </w:r>
-      <w:r>
-        <w:rPr>
-          <w:b/>
-          <w:sz w:val="20"/>
-        </w:rPr>
-        <w:tab/>
+        <w:ind w:left="180" w:right="180"/>
+        <w:rPr>
+          <w:sz w:val="20"/>
+        </w:rPr>
+      </w:pPr>
+      <w:r>
+        <w:rPr>
+          <w:rFonts w:ascii="Times New Roman" w:hAnsi="Times New Roman"/>
+          <w:b/>
+          <w:sz w:val="20"/>
+        </w:rPr>
+        <w:t xml:space="preserve">Future work plans: </w:t>
+      </w:r>
+      <w:r>
+        <w:rPr>
+          <w:rFonts w:ascii="Times New Roman" w:hAnsi="Times New Roman"/>
+          <w:sz w:val="19"/>
+        </w:rPr>
+        <w:t>Implement core cryptographic primitives, user edge wallet structure, keypair management, dynamic rotating hash engine, and initial transaction serialization schema.</w:t>
       </w:r>
     </w:p>
     <w:p>
@@ -863,60 +922,16 @@
           <w:p>
             <w:pPr>
               <w:pStyle w:val="TableParagraph"/>
-              <w:spacing w:before="12"/>
-              <w:ind w:left="0"/>
+              <w:spacing w:before="60" w:after="60"/>
+              <w:jc w:val="center"/>
+            </w:pPr>
+            <w:r>
               <w:rPr>
-                <w:rFonts w:ascii="Verdana"/>
+                <w:rFonts w:ascii="Verdana" w:hAnsi="Verdana"/>
                 <w:b/>
                 <w:sz w:val="18"/>
               </w:rPr>
-            </w:pPr>
-          </w:p>
-          <w:p>
-            <w:pPr>
-              <w:pStyle w:val="TableParagraph"/>
-              <w:spacing w:before="1"/>
-              <w:ind w:right="3"/>
-              <w:jc w:val="center"/>
-              <w:rPr>
-                <w:rFonts w:ascii="Verdana"/>
-                <w:b/>
-                <w:sz w:val="18"/>
-              </w:rPr>
-            </w:pPr>
-            <w:r>
-              <w:rPr>
-                <w:rFonts w:ascii="Verdana"/>
-                <w:b/>
-                <w:sz w:val="18"/>
-              </w:rPr>
-              <w:t>Days</w:t>
-            </w:r>
-            <w:r>
-              <w:rPr>
-                <w:rFonts w:ascii="Verdana"/>
-                <w:b/>
-                <w:spacing w:val="-3"/>
-                <w:sz w:val="18"/>
-              </w:rPr>
-              <w:t xml:space="preserve"> </w:t>
-            </w:r>
-            <w:r>
-              <w:rPr>
-                <w:rFonts w:ascii="Verdana"/>
-                <w:b/>
-                <w:sz w:val="18"/>
-              </w:rPr>
-              <w:t xml:space="preserve">/ </w:t>
-            </w:r>
-            <w:r>
-              <w:rPr>
-                <w:rFonts w:ascii="Verdana"/>
-                <w:b/>
-                <w:spacing w:val="-4"/>
-                <w:sz w:val="18"/>
-              </w:rPr>
-              <w:t>Time</w:t>
+              <w:t>Days / Time</w:t>
             </w:r>
           </w:p>
         </w:tc>
@@ -927,12 +942,17 @@
           <w:p>
             <w:pPr>
               <w:pStyle w:val="TableParagraph"/>
-              <w:ind w:left="0"/>
+              <w:spacing w:before="60" w:after="60"/>
+              <w:jc w:val="center"/>
+            </w:pPr>
+            <w:r>
               <w:rPr>
-                <w:rFonts w:ascii="Times New Roman"/>
-                <w:sz w:val="20"/>
+                <w:rFonts w:ascii="Verdana" w:hAnsi="Verdana"/>
+                <w:b/>
+                <w:sz w:val="18"/>
               </w:rPr>
-            </w:pPr>
+              <w:t>Summary of Work Executed</w:t>
+            </w:r>
           </w:p>
         </w:tc>
       </w:tr>
@@ -947,31 +967,13 @@
           <w:p>
             <w:pPr>
               <w:pStyle w:val="TableParagraph"/>
-              <w:spacing w:before="17"/>
-              <w:ind w:left="0"/>
-              <w:rPr>
-                <w:rFonts w:ascii="Verdana"/>
-                <w:b/>
-                <w:sz w:val="18"/>
-              </w:rPr>
-            </w:pPr>
-          </w:p>
-          <w:p>
-            <w:pPr>
-              <w:pStyle w:val="TableParagraph"/>
-              <w:ind w:right="2"/>
+              <w:spacing w:before="60" w:after="60"/>
               <w:jc w:val="center"/>
-              <w:rPr>
-                <w:rFonts w:ascii="Verdana"/>
-                <w:b/>
-                <w:sz w:val="18"/>
-              </w:rPr>
             </w:pPr>
             <w:r>
               <w:rPr>
-                <w:rFonts w:ascii="Verdana"/>
+                <w:rFonts w:ascii="Verdana" w:hAnsi="Verdana"/>
                 <w:b/>
-                <w:spacing w:val="-2"/>
                 <w:sz w:val="18"/>
               </w:rPr>
               <w:t>Monday</w:t>
@@ -985,12 +987,16 @@
           <w:p>
             <w:pPr>
               <w:pStyle w:val="TableParagraph"/>
-              <w:spacing w:before="46"/>
-              <w:ind w:left="107"/>
+              <w:spacing w:before="40" w:after="40" w:line="240" w:lineRule="auto"/>
+              <w:ind w:left="120" w:right="120"/>
+            </w:pPr>
+            <w:r>
               <w:rPr>
-                <w:sz w:val="26"/>
+                <w:rFonts w:ascii="Times New Roman" w:hAnsi="Times New Roman"/>
+                <w:sz w:val="19"/>
               </w:rPr>
-            </w:pPr>
+              <w:t>Held project kickoff meeting with Faculty Guide Mr. Tamoghna Mukherjee; reviewed minor project scope and defined requirements for decentralized transactions in disconnected edge environments.</w:t>
+            </w:r>
           </w:p>
         </w:tc>
       </w:tr>
@@ -1005,19 +1011,13 @@
           <w:p>
             <w:pPr>
               <w:pStyle w:val="TableParagraph"/>
-              <w:spacing w:before="215"/>
+              <w:spacing w:before="60" w:after="60"/>
               <w:jc w:val="center"/>
-              <w:rPr>
-                <w:rFonts w:ascii="Verdana"/>
-                <w:b/>
-                <w:sz w:val="18"/>
-              </w:rPr>
             </w:pPr>
             <w:r>
               <w:rPr>
-                <w:rFonts w:ascii="Verdana"/>
+                <w:rFonts w:ascii="Verdana" w:hAnsi="Verdana"/>
                 <w:b/>
-                <w:spacing w:val="-2"/>
                 <w:sz w:val="18"/>
               </w:rPr>
               <w:t>Tuesday</w:t>
@@ -1031,12 +1031,16 @@
           <w:p>
             <w:pPr>
               <w:pStyle w:val="TableParagraph"/>
-              <w:spacing w:before="24"/>
-              <w:ind w:left="107"/>
+              <w:spacing w:before="40" w:after="40" w:line="240" w:lineRule="auto"/>
+              <w:ind w:left="120" w:right="120"/>
+            </w:pPr>
+            <w:r>
               <w:rPr>
-                <w:sz w:val="26"/>
+                <w:rFonts w:ascii="Times New Roman" w:hAnsi="Times New Roman"/>
+                <w:sz w:val="19"/>
               </w:rPr>
-            </w:pPr>
+              <w:t>Conducted literature survey on existing offline payment architectures (LNMesh, UPI-Offline-Mesh, CBDC hardware solutions) and analyzed their communication overheads and failure modes.</w:t>
+            </w:r>
           </w:p>
         </w:tc>
       </w:tr>
@@ -1051,19 +1055,13 @@
           <w:p>
             <w:pPr>
               <w:pStyle w:val="TableParagraph"/>
-              <w:spacing w:before="195"/>
+              <w:spacing w:before="60" w:after="60"/>
               <w:jc w:val="center"/>
-              <w:rPr>
-                <w:rFonts w:ascii="Verdana"/>
-                <w:b/>
-                <w:sz w:val="18"/>
-              </w:rPr>
             </w:pPr>
             <w:r>
               <w:rPr>
-                <w:rFonts w:ascii="Verdana"/>
+                <w:rFonts w:ascii="Verdana" w:hAnsi="Verdana"/>
                 <w:b/>
-                <w:spacing w:val="-2"/>
                 <w:sz w:val="18"/>
               </w:rPr>
               <w:t>Wednesday</w:t>
@@ -1077,12 +1075,16 @@
           <w:p>
             <w:pPr>
               <w:pStyle w:val="TableParagraph"/>
-              <w:spacing w:line="300" w:lineRule="atLeast"/>
-              <w:ind w:left="107"/>
+              <w:spacing w:before="40" w:after="40" w:line="240" w:lineRule="auto"/>
+              <w:ind w:left="120" w:right="120"/>
+            </w:pPr>
+            <w:r>
               <w:rPr>
-                <w:sz w:val="26"/>
+                <w:rFonts w:ascii="Times New Roman" w:hAnsi="Times New Roman"/>
+                <w:sz w:val="19"/>
               </w:rPr>
-            </w:pPr>
+              <w:t>Formulated the Edge Transaction Trilemma (Cloud Latency vs Blockchain Overhead vs Wireless Replay Attacks) and drafted the refined formal problem statement.</w:t>
+            </w:r>
           </w:p>
         </w:tc>
       </w:tr>
@@ -1097,20 +1099,13 @@
           <w:p>
             <w:pPr>
               <w:pStyle w:val="TableParagraph"/>
-              <w:spacing w:before="210"/>
-              <w:ind w:right="5"/>
+              <w:spacing w:before="60" w:after="60"/>
               <w:jc w:val="center"/>
-              <w:rPr>
-                <w:rFonts w:ascii="Verdana"/>
-                <w:b/>
-                <w:sz w:val="18"/>
-              </w:rPr>
             </w:pPr>
             <w:r>
               <w:rPr>
-                <w:rFonts w:ascii="Verdana"/>
+                <w:rFonts w:ascii="Verdana" w:hAnsi="Verdana"/>
                 <w:b/>
-                <w:spacing w:val="-2"/>
                 <w:sz w:val="18"/>
               </w:rPr>
               <w:t>Thursday</w:t>
@@ -1124,12 +1119,16 @@
           <w:p>
             <w:pPr>
               <w:pStyle w:val="TableParagraph"/>
-              <w:spacing w:before="18" w:line="300" w:lineRule="atLeast"/>
-              <w:ind w:left="107"/>
+              <w:spacing w:before="40" w:after="40" w:line="240" w:lineRule="auto"/>
+              <w:ind w:left="120" w:right="120"/>
+            </w:pPr>
+            <w:r>
               <w:rPr>
-                <w:sz w:val="26"/>
+                <w:rFonts w:ascii="Times New Roman" w:hAnsi="Times New Roman"/>
+                <w:sz w:val="19"/>
               </w:rPr>
-            </w:pPr>
+              <w:t>Designed the mathematical specification for the dynamic 60-second rotating hash engine (HMAC-SHA256 with epoch windows) to eliminate wireless packet sniffing and replay attacks.</w:t>
+            </w:r>
           </w:p>
         </w:tc>
       </w:tr>
@@ -1144,20 +1143,13 @@
           <w:p>
             <w:pPr>
               <w:pStyle w:val="TableParagraph"/>
-              <w:spacing w:before="193"/>
-              <w:ind w:right="3"/>
+              <w:spacing w:before="60" w:after="60"/>
               <w:jc w:val="center"/>
-              <w:rPr>
-                <w:rFonts w:ascii="Verdana"/>
-                <w:b/>
-                <w:sz w:val="18"/>
-              </w:rPr>
             </w:pPr>
             <w:r>
               <w:rPr>
-                <w:rFonts w:ascii="Verdana"/>
+                <w:rFonts w:ascii="Verdana" w:hAnsi="Verdana"/>
                 <w:b/>
-                <w:spacing w:val="-2"/>
                 <w:sz w:val="18"/>
               </w:rPr>
               <w:t>Friday</w:t>
@@ -1171,13 +1163,16 @@
           <w:p>
             <w:pPr>
               <w:pStyle w:val="TableParagraph"/>
-              <w:spacing w:before="157"/>
-              <w:ind w:left="107"/>
+              <w:spacing w:before="40" w:after="40" w:line="240" w:lineRule="auto"/>
+              <w:ind w:left="120" w:right="120"/>
+            </w:pPr>
+            <w:r>
               <w:rPr>
-                <w:rFonts w:ascii="Verdana"/>
-                <w:sz w:val="24"/>
+                <w:rFonts w:ascii="Times New Roman" w:hAnsi="Times New Roman"/>
+                <w:sz w:val="19"/>
               </w:rPr>
-            </w:pPr>
+              <w:t>Finalized system architectural blueprint, specifying the two-phase transaction lifecycle decoupling instant local commitment from asynchronous mesh consensus.</w:t>
+            </w:r>
           </w:p>
         </w:tc>
       </w:tr>
@@ -1185,50 +1180,6201 @@
     <w:p>
       <w:pPr>
         <w:pStyle w:val="BodyText"/>
+        <w:spacing w:before="120"/>
+      </w:pPr>
+    </w:p>
+    <w:p>
+      <w:pPr>
+        <w:pStyle w:val="BodyText"/>
+        <w:spacing w:before="19"/>
+        <w:ind w:left="180"/>
+      </w:pPr>
+      <w:r>
+        <w:t>Student</w:t>
+      </w:r>
+      <w:r>
+        <w:rPr>
+          <w:spacing w:val="-12"/>
+        </w:rPr>
+        <w:t xml:space="preserve"> </w:t>
+      </w:r>
+      <w:r>
+        <w:rPr>
+          <w:spacing w:val="-2"/>
+        </w:rPr>
+        <w:t>Signature</w:t>
+      </w:r>
+      <w:r>
+        <w:rPr>
+          <w:spacing w:val="-2"/>
+        </w:rPr>
+        <w:t xml:space="preserve">                                                                                      </w:t>
+      </w:r>
+      <w:r>
+        <w:t>Guide’s</w:t>
+      </w:r>
+      <w:r>
+        <w:rPr>
+          <w:spacing w:val="-12"/>
+        </w:rPr>
+        <w:t xml:space="preserve"> </w:t>
+      </w:r>
+      <w:r>
+        <w:rPr>
+          <w:spacing w:val="-2"/>
+        </w:rPr>
+        <w:t>Signature</w:t>
+      </w:r>
+    </w:p>
+    <w:p>
+      <w:pPr>
+        <w:pStyle w:val="BodyText"/>
+        <w:spacing w:before="19"/>
+        <w:ind w:left="180"/>
+      </w:pPr>
+    </w:p>
+    <w:p>
+      <w:r>
+        <w:br w:type="page"/>
+      </w:r>
+    </w:p>
+    <w:p>
+      <w:pPr>
+        <w:pStyle w:val="BodyText"/>
+        <w:rPr>
+          <w:rFonts w:ascii="Times New Roman"/>
+          <w:b w:val="0"/>
+          <w:sz w:val="28"/>
+        </w:rPr>
+      </w:pPr>
+      <w:r>
+        <w:rPr>
+          <w:rFonts w:ascii="Times New Roman"/>
+          <w:b w:val="0"/>
+          <w:noProof/>
+          <w:sz w:val="28"/>
+        </w:rPr>
+        <w:drawing>
+          <wp:anchor distT="0" distB="0" distL="0" distR="0" simplePos="0" relativeHeight="15729152" behindDoc="0" locked="0" layoutInCell="1" allowOverlap="1" ns4:anchorId="255BA061" ns4:editId="47245F56">
+            <wp:simplePos x="0" y="0"/>
+            <wp:positionH relativeFrom="page">
+              <wp:posOffset>259079</wp:posOffset>
+            </wp:positionH>
+            <wp:positionV relativeFrom="page">
+              <wp:posOffset>59055</wp:posOffset>
+            </wp:positionV>
+            <wp:extent cx="716617" cy="697865"/>
+            <wp:effectExtent l="0" t="0" r="0" b="0"/>
+            <wp:wrapNone/>
+            <wp:docPr id="2" name="Image 2"/>
+            <wp:cNvGraphicFramePr>
+              <a:graphicFrameLocks/>
+            </wp:cNvGraphicFramePr>
+            <a:graphic>
+              <a:graphicData uri="http://schemas.openxmlformats.org/drawingml/2006/picture">
+                <pic:pic>
+                  <pic:nvPicPr>
+                    <pic:cNvPr id="1" name="Image 1"/>
+                    <pic:cNvPicPr/>
+                  </pic:nvPicPr>
+                  <pic:blipFill>
+                    <a:blip r:embed="rId4" cstate="print"/>
+                    <a:stretch>
+                      <a:fillRect/>
+                    </a:stretch>
+                  </pic:blipFill>
+                  <pic:spPr>
+                    <a:xfrm>
+                      <a:off x="0" y="0"/>
+                      <a:ext cx="716617" cy="697865"/>
+                    </a:xfrm>
+                    <a:prstGeom prst="rect">
+                      <a:avLst/>
+                    </a:prstGeom>
+                  </pic:spPr>
+                </pic:pic>
+              </a:graphicData>
+            </a:graphic>
+          </wp:anchor>
+        </w:drawing>
+      </w:r>
+    </w:p>
+    <w:p>
+      <w:pPr>
+        <w:pStyle w:val="BodyText"/>
+        <w:spacing w:before="208"/>
+        <w:rPr>
+          <w:rFonts w:ascii="Times New Roman"/>
+          <w:b w:val="0"/>
+          <w:sz w:val="28"/>
+        </w:rPr>
+      </w:pPr>
+    </w:p>
+    <w:p>
+      <w:pPr>
+        <w:pStyle w:val="Title"/>
+        <w:rPr>
+          <w:u w:val="none"/>
+        </w:rPr>
+      </w:pPr>
+      <w:r>
+        <w:t>AMITY</w:t>
+      </w:r>
+      <w:r>
+        <w:rPr>
+          <w:spacing w:val="-5"/>
+        </w:rPr>
+        <w:t xml:space="preserve"> </w:t>
+      </w:r>
+      <w:r>
+        <w:t>UNIVERSITY</w:t>
+      </w:r>
+      <w:r>
+        <w:rPr>
+          <w:spacing w:val="-5"/>
+        </w:rPr>
+        <w:t xml:space="preserve"> </w:t>
+      </w:r>
+      <w:r>
+        <w:rPr>
+          <w:spacing w:val="-2"/>
+        </w:rPr>
+        <w:t>KOLKATA</w:t>
+      </w:r>
+    </w:p>
+    <w:p>
+      <w:pPr>
+        <w:pStyle w:val="BodyText"/>
+        <w:spacing w:before="70"/>
+        <w:rPr>
+          <w:sz w:val="22"/>
+        </w:rPr>
+      </w:pPr>
+    </w:p>
+    <w:p>
+      <w:pPr>
+        <w:pStyle w:val="Heading1"/>
+      </w:pPr>
+      <w:r>
+        <w:t>Weekly</w:t>
+      </w:r>
+      <w:r>
+        <w:rPr>
+          <w:spacing w:val="-6"/>
+        </w:rPr>
+        <w:t xml:space="preserve"> </w:t>
+      </w:r>
+      <w:r>
+        <w:t>Progress</w:t>
+      </w:r>
+      <w:r>
+        <w:rPr>
+          <w:spacing w:val="-5"/>
+        </w:rPr>
+        <w:t xml:space="preserve"> </w:t>
+      </w:r>
+      <w:r>
+        <w:rPr>
+          <w:spacing w:val="-2"/>
+        </w:rPr>
+        <w:t>Report</w:t>
+      </w:r>
+    </w:p>
+    <w:p>
+      <w:pPr>
+        <w:pStyle w:val="BodyText"/>
+        <w:spacing w:before="244"/>
+        <w:ind w:left="1" w:right="179"/>
+        <w:jc w:val="center"/>
+      </w:pPr>
+      <w:r>
+        <w:rPr>
+          <w:rFonts w:ascii="Times New Roman" w:hAnsi="Times New Roman"/>
+          <w:sz w:val="20"/>
+        </w:rPr>
+        <w:t xml:space="preserve">For the Week Commencing </w:t>
+      </w:r>
+      <w:r>
+        <w:rPr>
+          <w:rFonts w:ascii="Times New Roman" w:hAnsi="Times New Roman"/>
+          <w:b/>
+          <w:sz w:val="20"/>
+        </w:rPr>
+        <w:t>07 – 09 – 2026 to 11 – 09 – 2026</w:t>
+      </w:r>
+    </w:p>
+    <w:p>
+      <w:pPr>
+        <w:pStyle w:val="BodyText"/>
+        <w:spacing w:before="26"/>
+        <w:rPr>
+          <w:sz w:val="18"/>
+        </w:rPr>
+      </w:pPr>
+    </w:p>
+    <w:p>
+      <w:pPr>
+        <w:tabs>
+          <w:tab w:val="left" w:pos="3123"/>
+          <w:tab w:val="left" w:pos="3843"/>
+        </w:tabs>
+        <w:ind w:left="180"/>
+        <w:rPr>
+          <w:b/>
+          <w:sz w:val="18"/>
+        </w:rPr>
+      </w:pPr>
+      <w:r>
+        <w:rPr>
+          <w:b/>
+          <w:sz w:val="18"/>
+        </w:rPr>
+        <w:t>Enrollment</w:t>
+      </w:r>
+      <w:r>
+        <w:rPr>
+          <w:b/>
+          <w:spacing w:val="-5"/>
+          <w:sz w:val="18"/>
+        </w:rPr>
+        <w:t xml:space="preserve"> No.</w:t>
+      </w:r>
+      <w:r>
+        <w:rPr>
+          <w:b/>
+          <w:sz w:val="18"/>
+        </w:rPr>
+        <w:tab/>
+      </w:r>
+      <w:r>
+        <w:rPr>
+          <w:b/>
+          <w:spacing w:val="-10"/>
+          <w:sz w:val="20"/>
+        </w:rPr>
+        <w:t>:</w:t>
+      </w:r>
+      <w:r>
+        <w:rPr>
+          <w:b/>
+          <w:sz w:val="20"/>
+        </w:rPr>
+        <w:tab/>
+      </w:r>
+    </w:p>
+    <w:p>
+      <w:pPr>
+        <w:tabs>
+          <w:tab w:val="left" w:pos="3123"/>
+          <w:tab w:val="left" w:pos="3780"/>
+        </w:tabs>
+        <w:spacing w:before="218"/>
+        <w:ind w:left="180"/>
+        <w:rPr>
+          <w:b/>
+          <w:sz w:val="18"/>
+        </w:rPr>
+      </w:pPr>
+      <w:r>
+        <w:rPr>
+          <w:b/>
+          <w:spacing w:val="-4"/>
+          <w:sz w:val="18"/>
+        </w:rPr>
+        <w:t>NAME</w:t>
+      </w:r>
+      <w:r>
+        <w:rPr>
+          <w:b/>
+          <w:sz w:val="18"/>
+        </w:rPr>
+        <w:tab/>
+      </w:r>
+      <w:r>
+        <w:rPr>
+          <w:b/>
+          <w:spacing w:val="-10"/>
+          <w:sz w:val="20"/>
+        </w:rPr>
+        <w:t>:</w:t>
+      </w:r>
+      <w:r>
+        <w:rPr>
+          <w:b/>
+          <w:sz w:val="20"/>
+        </w:rPr>
+        <w:tab/>
+      </w:r>
+    </w:p>
+    <w:p>
+      <w:pPr>
+        <w:tabs>
+          <w:tab w:val="left" w:pos="3142"/>
+          <w:tab w:val="left" w:pos="3780"/>
+        </w:tabs>
+        <w:spacing w:before="217"/>
+        <w:ind w:left="180"/>
+        <w:rPr>
+          <w:b/>
+          <w:sz w:val="18"/>
+        </w:rPr>
+      </w:pPr>
+      <w:r>
+        <w:rPr>
+          <w:b/>
+          <w:spacing w:val="-2"/>
+          <w:sz w:val="18"/>
+        </w:rPr>
+        <w:t>Program</w:t>
+      </w:r>
+      <w:r>
+        <w:rPr>
+          <w:b/>
+          <w:sz w:val="18"/>
+        </w:rPr>
+        <w:tab/>
+      </w:r>
+      <w:r>
+        <w:rPr>
+          <w:b/>
+          <w:spacing w:val="-10"/>
+          <w:sz w:val="20"/>
+        </w:rPr>
+        <w:t>:</w:t>
+      </w:r>
+      <w:r>
+        <w:rPr>
+          <w:b/>
+          <w:sz w:val="20"/>
+        </w:rPr>
+        <w:tab/>
+      </w:r>
+    </w:p>
+    <w:p>
+      <w:pPr>
+        <w:pStyle w:val="BodyText"/>
+        <w:tabs>
+          <w:tab w:val="left" w:pos="3128"/>
+          <w:tab w:val="left" w:pos="3780"/>
+        </w:tabs>
+        <w:spacing w:before="196" w:line="242" w:lineRule="exact"/>
+        <w:ind w:left="180"/>
+      </w:pPr>
+      <w:r>
+        <w:t>Company</w:t>
+      </w:r>
+      <w:r>
+        <w:rPr>
+          <w:spacing w:val="-13"/>
+        </w:rPr>
+        <w:t xml:space="preserve"> </w:t>
+      </w:r>
+      <w:r>
+        <w:rPr>
+          <w:spacing w:val="-4"/>
+        </w:rPr>
+        <w:t>Name</w:t>
+      </w:r>
+      <w:r>
+        <w:tab/>
+      </w:r>
+      <w:r>
+        <w:rPr>
+          <w:spacing w:val="-10"/>
+        </w:rPr>
+        <w:t>:</w:t>
+      </w:r>
+      <w:r>
+        <w:rPr>
+          <w:rFonts w:ascii="Times New Roman" w:hAnsi="Times New Roman"/>
+          <w:sz w:val="20"/>
+        </w:rPr>
+        <w:tab/>
+      </w:r>
+      <w:r>
+        <w:rPr>
+          <w:rFonts w:ascii="Times New Roman" w:hAnsi="Times New Roman"/>
+          <w:sz w:val="20"/>
+        </w:rPr>
+        <w:t>amity</w:t>
+      </w:r>
+    </w:p>
+    <w:p>
+      <w:pPr>
+        <w:spacing w:line="194" w:lineRule="exact"/>
+        <w:ind w:left="180"/>
+        <w:rPr>
+          <w:b/>
+          <w:sz w:val="16"/>
+        </w:rPr>
+      </w:pPr>
+      <w:r>
+        <w:rPr>
+          <w:b/>
+          <w:sz w:val="16"/>
+        </w:rPr>
+        <w:t>(Please</w:t>
+      </w:r>
+      <w:r>
+        <w:rPr>
+          <w:b/>
+          <w:spacing w:val="-8"/>
+          <w:sz w:val="16"/>
+        </w:rPr>
+        <w:t xml:space="preserve"> </w:t>
+      </w:r>
+      <w:r>
+        <w:rPr>
+          <w:b/>
+          <w:sz w:val="16"/>
+        </w:rPr>
+        <w:t>mention</w:t>
+      </w:r>
+      <w:r>
+        <w:rPr>
+          <w:b/>
+          <w:spacing w:val="-4"/>
+          <w:sz w:val="16"/>
+        </w:rPr>
+        <w:t xml:space="preserve"> </w:t>
+      </w:r>
+      <w:r>
+        <w:rPr>
+          <w:b/>
+          <w:sz w:val="16"/>
+        </w:rPr>
+        <w:t>if</w:t>
+      </w:r>
+      <w:r>
+        <w:rPr>
+          <w:b/>
+          <w:spacing w:val="-6"/>
+          <w:sz w:val="16"/>
+        </w:rPr>
+        <w:t xml:space="preserve"> </w:t>
+      </w:r>
+      <w:r>
+        <w:rPr>
+          <w:b/>
+          <w:spacing w:val="-2"/>
+          <w:sz w:val="16"/>
+        </w:rPr>
+        <w:t>Applicable)</w:t>
+      </w:r>
+    </w:p>
+    <w:p>
+      <w:pPr>
+        <w:pStyle w:val="BodyText"/>
+        <w:spacing w:before="49"/>
+        <w:rPr>
+          <w:sz w:val="16"/>
+        </w:rPr>
+      </w:pPr>
+    </w:p>
+    <w:p>
+      <w:pPr>
+        <w:pStyle w:val="BodyText"/>
+        <w:tabs>
+          <w:tab w:val="left" w:pos="3128"/>
+          <w:tab w:val="left" w:pos="3780"/>
+        </w:tabs>
+        <w:ind w:left="180"/>
+      </w:pPr>
+      <w:r>
+        <w:t>Faculty</w:t>
+      </w:r>
+      <w:r>
+        <w:rPr>
+          <w:spacing w:val="-8"/>
+        </w:rPr>
+        <w:t xml:space="preserve"> </w:t>
+      </w:r>
+      <w:r>
+        <w:t>Guide’s</w:t>
+      </w:r>
+      <w:r>
+        <w:rPr>
+          <w:spacing w:val="-8"/>
+        </w:rPr>
+        <w:t xml:space="preserve"> </w:t>
+      </w:r>
+      <w:r>
+        <w:rPr>
+          <w:spacing w:val="-4"/>
+        </w:rPr>
+        <w:t>Name</w:t>
+      </w:r>
+      <w:r>
+        <w:tab/>
+      </w:r>
+      <w:r>
+        <w:rPr>
+          <w:spacing w:val="-10"/>
+        </w:rPr>
+        <w:t>:</w:t>
+      </w:r>
+      <w:r>
+        <w:tab/>
+      </w:r>
+      <w:r>
+        <w:rPr>
+          <w:rFonts w:ascii="Times New Roman" w:hAnsi="Times New Roman"/>
+          <w:sz w:val="20"/>
+        </w:rPr>
+        <w:t>Mr. Tamoghna Mukherjee</w:t>
+      </w:r>
+    </w:p>
+    <w:p>
+      <w:pPr>
+        <w:pStyle w:val="BodyText"/>
         <w:spacing w:before="1"/>
-        <w:rPr>
+      </w:pPr>
+    </w:p>
+    <w:p>
+      <w:pPr>
+        <w:pStyle w:val="BodyText"/>
+        <w:tabs>
+          <w:tab w:val="left" w:pos="3128"/>
+        </w:tabs>
+        <w:spacing w:before="1" w:line="242" w:lineRule="exact"/>
+        <w:ind w:left="180"/>
+      </w:pPr>
+      <w:r>
+        <w:t>Industry</w:t>
+      </w:r>
+      <w:r>
+        <w:rPr>
+          <w:spacing w:val="-12"/>
+        </w:rPr>
+        <w:t xml:space="preserve"> </w:t>
+      </w:r>
+      <w:r>
+        <w:t>Guide’s</w:t>
+      </w:r>
+      <w:r>
+        <w:rPr>
+          <w:spacing w:val="-11"/>
+        </w:rPr>
+        <w:t xml:space="preserve"> </w:t>
+      </w:r>
+      <w:r>
+        <w:rPr>
+          <w:spacing w:val="-4"/>
+        </w:rPr>
+        <w:t>Name</w:t>
+      </w:r>
+      <w:r>
+        <w:tab/>
+      </w:r>
+      <w:r>
+        <w:rPr>
+          <w:spacing w:val="-10"/>
+        </w:rPr>
+        <w:t>:</w:t>
+      </w:r>
+    </w:p>
+    <w:p>
+      <w:pPr>
+        <w:spacing w:line="194" w:lineRule="exact"/>
+        <w:ind w:left="180"/>
+        <w:rPr>
+          <w:b/>
+          <w:sz w:val="16"/>
+        </w:rPr>
+      </w:pPr>
+      <w:r>
+        <w:rPr>
+          <w:b/>
+          <w:sz w:val="16"/>
+        </w:rPr>
+        <w:t>(Please</w:t>
+      </w:r>
+      <w:r>
+        <w:rPr>
+          <w:b/>
+          <w:spacing w:val="-8"/>
+          <w:sz w:val="16"/>
+        </w:rPr>
+        <w:t xml:space="preserve"> </w:t>
+      </w:r>
+      <w:r>
+        <w:rPr>
+          <w:b/>
+          <w:sz w:val="16"/>
+        </w:rPr>
+        <w:t>mention</w:t>
+      </w:r>
+      <w:r>
+        <w:rPr>
+          <w:b/>
+          <w:spacing w:val="-4"/>
+          <w:sz w:val="16"/>
+        </w:rPr>
+        <w:t xml:space="preserve"> </w:t>
+      </w:r>
+      <w:r>
+        <w:rPr>
+          <w:b/>
+          <w:sz w:val="16"/>
+        </w:rPr>
+        <w:t>if</w:t>
+      </w:r>
+      <w:r>
+        <w:rPr>
+          <w:b/>
+          <w:spacing w:val="-6"/>
+          <w:sz w:val="16"/>
+        </w:rPr>
+        <w:t xml:space="preserve"> </w:t>
+      </w:r>
+      <w:r>
+        <w:rPr>
+          <w:b/>
+          <w:spacing w:val="-2"/>
+          <w:sz w:val="16"/>
+        </w:rPr>
+        <w:t>Applicable)</w:t>
+      </w:r>
+    </w:p>
+    <w:p>
+      <w:pPr>
+        <w:pStyle w:val="BodyText"/>
+        <w:rPr>
+          <w:sz w:val="16"/>
+        </w:rPr>
+      </w:pPr>
+    </w:p>
+    <w:p>
+      <w:pPr>
+        <w:pStyle w:val="BodyText"/>
+        <w:spacing w:before="98"/>
+        <w:rPr>
+          <w:sz w:val="16"/>
+        </w:rPr>
+      </w:pPr>
+    </w:p>
+    <w:p>
+      <w:pPr>
+        <w:pStyle w:val="BodyText"/>
+        <w:tabs>
+          <w:tab w:val="left" w:pos="3128"/>
+          <w:tab w:val="left" w:pos="3848"/>
+        </w:tabs>
+        <w:ind w:left="180"/>
+      </w:pPr>
+      <w:r>
+        <w:t>Project</w:t>
+      </w:r>
+      <w:r>
+        <w:rPr>
+          <w:spacing w:val="-10"/>
+        </w:rPr>
+        <w:t xml:space="preserve"> </w:t>
+      </w:r>
+      <w:r>
+        <w:rPr>
+          <w:spacing w:val="-2"/>
+        </w:rPr>
+        <w:t>Title</w:t>
+      </w:r>
+      <w:r>
+        <w:tab/>
+      </w:r>
+      <w:r>
+        <w:rPr>
+          <w:spacing w:val="-10"/>
+        </w:rPr>
+        <w:t>:</w:t>
+      </w:r>
+      <w:r>
+        <w:tab/>
+      </w:r>
+      <w:r>
+        <w:rPr>
+          <w:rFonts w:ascii="Times New Roman" w:hAnsi="Times New Roman"/>
+          <w:sz w:val="20"/>
+        </w:rPr>
+        <w:t>Decentralized Blockchain based  Transaction System on Edge deveces</w:t>
+      </w:r>
+    </w:p>
+    <w:p>
+      <w:pPr>
+        <w:pStyle w:val="BodyText"/>
+      </w:pPr>
+    </w:p>
+    <w:p>
+      <w:pPr>
+        <w:pStyle w:val="BodyText"/>
+        <w:spacing w:before="1"/>
+      </w:pPr>
+    </w:p>
+    <w:p>
+      <w:pPr>
+        <w:tabs>
+          <w:tab w:val="left" w:pos="2517"/>
+          <w:tab w:val="left" w:pos="2945"/>
+        </w:tabs>
+        <w:ind w:left="180" w:right="180"/>
+        <w:rPr>
+          <w:sz w:val="20"/>
+        </w:rPr>
+      </w:pPr>
+      <w:r>
+        <w:rPr>
+          <w:rFonts w:ascii="Times New Roman" w:hAnsi="Times New Roman"/>
+          <w:b/>
+          <w:sz w:val="20"/>
+        </w:rPr>
+        <w:t>Targets for the week:</w:t>
+      </w:r>
+      <w:r>
+        <w:rPr>
+          <w:rFonts w:ascii="Times New Roman" w:hAnsi="Times New Roman"/>
+          <w:sz w:val="20"/>
+        </w:rPr>
+        <w:br/>
+      </w:r>
+      <w:r>
+        <w:rPr>
+          <w:rFonts w:ascii="Times New Roman" w:hAnsi="Times New Roman"/>
+          <w:sz w:val="19"/>
+        </w:rPr>
+        <w:t xml:space="preserve">  •  Implement secure edge user wallet class with public/private keypair generation and address derivation.</w:t>
+      </w:r>
+      <w:r>
+        <w:rPr>
+          <w:rFonts w:ascii="Times New Roman" w:hAnsi="Times New Roman"/>
+          <w:sz w:val="20"/>
+        </w:rPr>
+        <w:br/>
+      </w:r>
+      <w:r>
+        <w:rPr>
+          <w:rFonts w:ascii="Times New Roman" w:hAnsi="Times New Roman"/>
+          <w:sz w:val="19"/>
+        </w:rPr>
+        <w:t xml:space="preserve">  •  Develop dynamic 60-second rotating hash token generator and verifier engine.</w:t>
+      </w:r>
+      <w:r>
+        <w:rPr>
+          <w:rFonts w:ascii="Times New Roman" w:hAnsi="Times New Roman"/>
+          <w:sz w:val="20"/>
+        </w:rPr>
+        <w:br/>
+      </w:r>
+      <w:r>
+        <w:rPr>
+          <w:rFonts w:ascii="Times New Roman" w:hAnsi="Times New Roman"/>
+          <w:sz w:val="19"/>
+        </w:rPr>
+        <w:t xml:space="preserve">  •  Design standard transaction schema, JSON serialization, and cryptographic signature routines.</w:t>
+      </w:r>
+      <w:r>
+        <w:rPr>
+          <w:rFonts w:ascii="Times New Roman" w:hAnsi="Times New Roman"/>
+          <w:sz w:val="20"/>
+        </w:rPr>
+        <w:br/>
+      </w:r>
+      <w:r>
+        <w:rPr>
+          <w:rFonts w:ascii="Times New Roman" w:hAnsi="Times New Roman"/>
+          <w:sz w:val="19"/>
+        </w:rPr>
+        <w:t xml:space="preserve">  •  Implement temporal epoch window verification with +/- 1 skew slice tolerance.</w:t>
+      </w:r>
+    </w:p>
+    <w:p>
+      <w:pPr>
+        <w:tabs>
+          <w:tab w:val="left" w:pos="2517"/>
+          <w:tab w:val="left" w:pos="2945"/>
+        </w:tabs>
+        <w:ind w:left="180" w:right="180"/>
+        <w:rPr>
+          <w:sz w:val="20"/>
+        </w:rPr>
+      </w:pPr>
+      <w:r>
+        <w:rPr>
+          <w:rFonts w:ascii="Times New Roman" w:hAnsi="Times New Roman"/>
+          <w:b/>
+          <w:sz w:val="20"/>
+        </w:rPr>
+        <w:t>Achievements for the week:</w:t>
+      </w:r>
+      <w:r>
+        <w:rPr>
+          <w:rFonts w:ascii="Times New Roman" w:hAnsi="Times New Roman"/>
+          <w:sz w:val="20"/>
+        </w:rPr>
+        <w:br/>
+      </w:r>
+      <w:r>
+        <w:rPr>
+          <w:rFonts w:ascii="Times New Roman" w:hAnsi="Times New Roman"/>
+          <w:sz w:val="19"/>
+        </w:rPr>
+        <w:t xml:space="preserve">  •  Built edge user wallet module supporting cryptographic keypair generation (Ed25519/ECDSA) and public-key-derived addressing.</w:t>
+      </w:r>
+      <w:r>
+        <w:rPr>
+          <w:rFonts w:ascii="Times New Roman" w:hAnsi="Times New Roman"/>
+          <w:sz w:val="20"/>
+        </w:rPr>
+        <w:br/>
+      </w:r>
+      <w:r>
+        <w:rPr>
+          <w:rFonts w:ascii="Times New Roman" w:hAnsi="Times New Roman"/>
+          <w:sz w:val="19"/>
+        </w:rPr>
+        <w:t xml:space="preserve">  •  Successfully implemented 60-second auto-rotating HMAC-SHA256 authorization token engine bound to sender credentials and transaction parameters.</w:t>
+      </w:r>
+      <w:r>
+        <w:rPr>
+          <w:rFonts w:ascii="Times New Roman" w:hAnsi="Times New Roman"/>
+          <w:sz w:val="20"/>
+        </w:rPr>
+        <w:br/>
+      </w:r>
+      <w:r>
+        <w:rPr>
+          <w:rFonts w:ascii="Times New Roman" w:hAnsi="Times New Roman"/>
+          <w:sz w:val="19"/>
+        </w:rPr>
+        <w:t xml:space="preserve">  •  Created complete transaction payload structure with monotonic sequence counters (nonces).</w:t>
+      </w:r>
+      <w:r>
+        <w:rPr>
+          <w:rFonts w:ascii="Times New Roman" w:hAnsi="Times New Roman"/>
+          <w:sz w:val="20"/>
+        </w:rPr>
+        <w:br/>
+      </w:r>
+      <w:r>
+        <w:rPr>
+          <w:rFonts w:ascii="Times New Roman" w:hAnsi="Times New Roman"/>
+          <w:sz w:val="19"/>
+        </w:rPr>
+        <w:t xml:space="preserve">  •  Validated digital signature signing/verification pipeline; verified strict rejection of expired tokens (&gt;60 seconds) in test suite.</w:t>
+      </w:r>
+    </w:p>
+    <w:p>
+      <w:pPr>
+        <w:tabs>
+          <w:tab w:val="left" w:pos="2517"/>
+          <w:tab w:val="left" w:pos="2945"/>
+        </w:tabs>
+        <w:ind w:left="180" w:right="180"/>
+        <w:rPr>
+          <w:sz w:val="20"/>
+        </w:rPr>
+      </w:pPr>
+      <w:r>
+        <w:rPr>
+          <w:rFonts w:ascii="Times New Roman" w:hAnsi="Times New Roman"/>
+          <w:b/>
+          <w:sz w:val="20"/>
+        </w:rPr>
+        <w:t xml:space="preserve">Future work plans: </w:t>
+      </w:r>
+      <w:r>
+        <w:rPr>
+          <w:rFonts w:ascii="Times New Roman" w:hAnsi="Times New Roman"/>
+          <w:sz w:val="19"/>
+        </w:rPr>
+        <w:t>Develop single-node blockchain core, Genesis Block initialization, immutable SHA-256 block linking, and multi-tier account balance state management.</w:t>
+      </w:r>
+    </w:p>
+    <w:p>
+      <w:pPr>
+        <w:pStyle w:val="BodyText"/>
+        <w:spacing w:before="241"/>
+        <w:rPr>
+          <w:b w:val="0"/>
+        </w:rPr>
+      </w:pPr>
+    </w:p>
+    <w:p>
+      <w:pPr>
+        <w:pStyle w:val="Heading1"/>
+        <w:ind w:left="2"/>
+      </w:pPr>
+      <w:r>
+        <w:rPr>
+          <w:u w:val="single"/>
+        </w:rPr>
+        <w:t>Week’s</w:t>
+      </w:r>
+      <w:r>
+        <w:rPr>
+          <w:spacing w:val="-2"/>
+          <w:u w:val="single"/>
+        </w:rPr>
+        <w:t xml:space="preserve"> Summary</w:t>
+      </w:r>
+    </w:p>
+    <w:p>
+      <w:pPr>
+        <w:pStyle w:val="BodyText"/>
+        <w:spacing w:before="11"/>
+        <w:rPr>
+          <w:sz w:val="18"/>
+        </w:rPr>
+      </w:pPr>
+    </w:p>
+    <w:tbl>
+      <w:tblPr>
+        <w:tblW w:w="0" w:type="auto"/>
+        <w:tblInd w:w="190" w:type="dxa"/>
+        <w:tblBorders>
+          <w:top w:val="single" w:sz="4" w:space="0" w:color="000000"/>
+          <w:left w:val="single" w:sz="4" w:space="0" w:color="000000"/>
+          <w:bottom w:val="single" w:sz="4" w:space="0" w:color="000000"/>
+          <w:right w:val="single" w:sz="4" w:space="0" w:color="000000"/>
+          <w:insideH w:val="single" w:sz="4" w:space="0" w:color="000000"/>
+          <w:insideV w:val="single" w:sz="4" w:space="0" w:color="000000"/>
+        </w:tblBorders>
+        <w:tblLayout w:type="fixed"/>
+        <w:tblCellMar>
+          <w:left w:w="0" w:type="dxa"/>
+          <w:right w:w="0" w:type="dxa"/>
+        </w:tblCellMar>
+        <w:tblLook w:val="01E0" w:firstRow="1" w:lastRow="1" w:firstColumn="1" w:lastColumn="1" w:noHBand="0" w:noVBand="0"/>
+      </w:tblPr>
+      <w:tblGrid>
+        <w:gridCol w:w="1963"/>
+        <w:gridCol w:w="8094"/>
+      </w:tblGrid>
+      <w:tr>
+        <w:trPr>
+          <w:trHeight w:val="683"/>
+        </w:trPr>
+        <w:tc>
+          <w:tcPr>
+            <w:tcW w:w="1963" w:type="dxa"/>
+          </w:tcPr>
+          <w:p>
+            <w:pPr>
+              <w:pStyle w:val="TableParagraph"/>
+              <w:spacing w:before="60" w:after="60"/>
+              <w:jc w:val="center"/>
+            </w:pPr>
+            <w:r>
+              <w:rPr>
+                <w:rFonts w:ascii="Verdana" w:hAnsi="Verdana"/>
+                <w:b/>
+                <w:sz w:val="18"/>
+              </w:rPr>
+              <w:t>Days / Time</w:t>
+            </w:r>
+          </w:p>
+        </w:tc>
+        <w:tc>
+          <w:tcPr>
+            <w:tcW w:w="8094" w:type="dxa"/>
+          </w:tcPr>
+          <w:p>
+            <w:pPr>
+              <w:pStyle w:val="TableParagraph"/>
+              <w:spacing w:before="60" w:after="60"/>
+              <w:jc w:val="center"/>
+            </w:pPr>
+            <w:r>
+              <w:rPr>
+                <w:rFonts w:ascii="Verdana" w:hAnsi="Verdana"/>
+                <w:b/>
+                <w:sz w:val="18"/>
+              </w:rPr>
+              <w:t>Summary of Work Executed</w:t>
+            </w:r>
+          </w:p>
+        </w:tc>
+      </w:tr>
+      <w:tr>
+        <w:trPr>
+          <w:trHeight w:val="690"/>
+        </w:trPr>
+        <w:tc>
+          <w:tcPr>
+            <w:tcW w:w="1963" w:type="dxa"/>
+          </w:tcPr>
+          <w:p>
+            <w:pPr>
+              <w:pStyle w:val="TableParagraph"/>
+              <w:spacing w:before="60" w:after="60"/>
+              <w:jc w:val="center"/>
+            </w:pPr>
+            <w:r>
+              <w:rPr>
+                <w:rFonts w:ascii="Verdana" w:hAnsi="Verdana"/>
+                <w:b/>
+                <w:sz w:val="18"/>
+              </w:rPr>
+              <w:t>Monday</w:t>
+            </w:r>
+          </w:p>
+        </w:tc>
+        <w:tc>
+          <w:tcPr>
+            <w:tcW w:w="8094" w:type="dxa"/>
+          </w:tcPr>
+          <w:p>
+            <w:pPr>
+              <w:pStyle w:val="TableParagraph"/>
+              <w:spacing w:before="40" w:after="40" w:line="240" w:lineRule="auto"/>
+              <w:ind w:left="120" w:right="120"/>
+            </w:pPr>
+            <w:r>
+              <w:rPr>
+                <w:rFonts w:ascii="Times New Roman" w:hAnsi="Times New Roman"/>
+                <w:sz w:val="19"/>
+              </w:rPr>
+              <w:t>Implemented edge user wallet module with asymmetric cryptographic keypair generation and Base58/Hex address derivation.</w:t>
+            </w:r>
+          </w:p>
+        </w:tc>
+      </w:tr>
+      <w:tr>
+        <w:trPr>
+          <w:trHeight w:val="647"/>
+        </w:trPr>
+        <w:tc>
+          <w:tcPr>
+            <w:tcW w:w="1963" w:type="dxa"/>
+          </w:tcPr>
+          <w:p>
+            <w:pPr>
+              <w:pStyle w:val="TableParagraph"/>
+              <w:spacing w:before="60" w:after="60"/>
+              <w:jc w:val="center"/>
+            </w:pPr>
+            <w:r>
+              <w:rPr>
+                <w:rFonts w:ascii="Verdana" w:hAnsi="Verdana"/>
+                <w:b/>
+                <w:sz w:val="18"/>
+              </w:rPr>
+              <w:t>Tuesday</w:t>
+            </w:r>
+          </w:p>
+        </w:tc>
+        <w:tc>
+          <w:tcPr>
+            <w:tcW w:w="8094" w:type="dxa"/>
+          </w:tcPr>
+          <w:p>
+            <w:pPr>
+              <w:pStyle w:val="TableParagraph"/>
+              <w:spacing w:before="40" w:after="40" w:line="240" w:lineRule="auto"/>
+              <w:ind w:left="120" w:right="120"/>
+            </w:pPr>
+            <w:r>
+              <w:rPr>
+                <w:rFonts w:ascii="Times New Roman" w:hAnsi="Times New Roman"/>
+                <w:sz w:val="19"/>
+              </w:rPr>
+              <w:t>Programmed 60-second rotating hash generator binding current epoch window (EpochWindow = floor(Timestamp / 60)), sender key, transaction payload, and nonce.</w:t>
+            </w:r>
+          </w:p>
+        </w:tc>
+      </w:tr>
+      <w:tr>
+        <w:trPr>
+          <w:trHeight w:val="611"/>
+        </w:trPr>
+        <w:tc>
+          <w:tcPr>
+            <w:tcW w:w="1963" w:type="dxa"/>
+          </w:tcPr>
+          <w:p>
+            <w:pPr>
+              <w:pStyle w:val="TableParagraph"/>
+              <w:spacing w:before="60" w:after="60"/>
+              <w:jc w:val="center"/>
+            </w:pPr>
+            <w:r>
+              <w:rPr>
+                <w:rFonts w:ascii="Verdana" w:hAnsi="Verdana"/>
+                <w:b/>
+                <w:sz w:val="18"/>
+              </w:rPr>
+              <w:t>Wednesday</w:t>
+            </w:r>
+          </w:p>
+        </w:tc>
+        <w:tc>
+          <w:tcPr>
+            <w:tcW w:w="8094" w:type="dxa"/>
+          </w:tcPr>
+          <w:p>
+            <w:pPr>
+              <w:pStyle w:val="TableParagraph"/>
+              <w:spacing w:before="40" w:after="40" w:line="240" w:lineRule="auto"/>
+              <w:ind w:left="120" w:right="120"/>
+            </w:pPr>
+            <w:r>
+              <w:rPr>
+                <w:rFonts w:ascii="Times New Roman" w:hAnsi="Times New Roman"/>
+                <w:sz w:val="19"/>
+              </w:rPr>
+              <w:t>Designed transaction data schema including TxID, sender address, recipient address, amount, monotonic nonce, timestamp, signature, and dynamic token.</w:t>
+            </w:r>
+          </w:p>
+        </w:tc>
+      </w:tr>
+      <w:tr>
+        <w:trPr>
+          <w:trHeight w:val="638"/>
+        </w:trPr>
+        <w:tc>
+          <w:tcPr>
+            <w:tcW w:w="1963" w:type="dxa"/>
+          </w:tcPr>
+          <w:p>
+            <w:pPr>
+              <w:pStyle w:val="TableParagraph"/>
+              <w:spacing w:before="60" w:after="60"/>
+              <w:jc w:val="center"/>
+            </w:pPr>
+            <w:r>
+              <w:rPr>
+                <w:rFonts w:ascii="Verdana" w:hAnsi="Verdana"/>
+                <w:b/>
+                <w:sz w:val="18"/>
+              </w:rPr>
+              <w:t>Thursday</w:t>
+            </w:r>
+          </w:p>
+        </w:tc>
+        <w:tc>
+          <w:tcPr>
+            <w:tcW w:w="8094" w:type="dxa"/>
+          </w:tcPr>
+          <w:p>
+            <w:pPr>
+              <w:pStyle w:val="TableParagraph"/>
+              <w:spacing w:before="40" w:after="40" w:line="240" w:lineRule="auto"/>
+              <w:ind w:left="120" w:right="120"/>
+            </w:pPr>
+            <w:r>
+              <w:rPr>
+                <w:rFonts w:ascii="Times New Roman" w:hAnsi="Times New Roman"/>
+                <w:sz w:val="19"/>
+              </w:rPr>
+              <w:t>Implemented cryptographic signing and verification functions for transaction payloads; integrated anti-replay checks using monotonic nonces.</w:t>
+            </w:r>
+          </w:p>
+        </w:tc>
+      </w:tr>
+      <w:tr>
+        <w:trPr>
+          <w:trHeight w:val="606"/>
+        </w:trPr>
+        <w:tc>
+          <w:tcPr>
+            <w:tcW w:w="1963" w:type="dxa"/>
+          </w:tcPr>
+          <w:p>
+            <w:pPr>
+              <w:pStyle w:val="TableParagraph"/>
+              <w:spacing w:before="60" w:after="60"/>
+              <w:jc w:val="center"/>
+            </w:pPr>
+            <w:r>
+              <w:rPr>
+                <w:rFonts w:ascii="Verdana" w:hAnsi="Verdana"/>
+                <w:b/>
+                <w:sz w:val="18"/>
+              </w:rPr>
+              <w:t>Friday</w:t>
+            </w:r>
+          </w:p>
+        </w:tc>
+        <w:tc>
+          <w:tcPr>
+            <w:tcW w:w="8094" w:type="dxa"/>
+          </w:tcPr>
+          <w:p>
+            <w:pPr>
+              <w:pStyle w:val="TableParagraph"/>
+              <w:spacing w:before="40" w:after="40" w:line="240" w:lineRule="auto"/>
+              <w:ind w:left="120" w:right="120"/>
+            </w:pPr>
+            <w:r>
+              <w:rPr>
+                <w:rFonts w:ascii="Times New Roman" w:hAnsi="Times New Roman"/>
+                <w:sz w:val="19"/>
+              </w:rPr>
+              <w:t>Conducted unit test suite for wallet operations; verified that transactions with tokens older than 60 seconds or invalid signatures are strictly rejected.</w:t>
+            </w:r>
+          </w:p>
+        </w:tc>
+      </w:tr>
+    </w:tbl>
+    <w:p>
+      <w:pPr>
+        <w:pStyle w:val="BodyText"/>
+        <w:spacing w:before="120"/>
+      </w:pPr>
+    </w:p>
+    <w:p>
+      <w:pPr>
+        <w:pStyle w:val="BodyText"/>
+        <w:spacing w:before="19"/>
+        <w:ind w:left="180"/>
+      </w:pPr>
+      <w:r>
+        <w:t>Student</w:t>
+      </w:r>
+      <w:r>
+        <w:rPr>
+          <w:spacing w:val="-12"/>
+        </w:rPr>
+        <w:t xml:space="preserve"> </w:t>
+      </w:r>
+      <w:r>
+        <w:rPr>
+          <w:spacing w:val="-2"/>
+        </w:rPr>
+        <w:t>Signature</w:t>
+      </w:r>
+      <w:r>
+        <w:rPr>
+          <w:spacing w:val="-2"/>
+        </w:rPr>
+        <w:t xml:space="preserve">                                                                                      </w:t>
+      </w:r>
+      <w:r>
+        <w:t>Guide’s</w:t>
+      </w:r>
+      <w:r>
+        <w:rPr>
+          <w:spacing w:val="-12"/>
+        </w:rPr>
+        <w:t xml:space="preserve"> </w:t>
+      </w:r>
+      <w:r>
+        <w:rPr>
+          <w:spacing w:val="-2"/>
+        </w:rPr>
+        <w:t>Signature</w:t>
+      </w:r>
+    </w:p>
+    <w:p>
+      <w:pPr>
+        <w:pStyle w:val="BodyText"/>
+        <w:spacing w:before="19"/>
+        <w:ind w:left="180"/>
+      </w:pPr>
+    </w:p>
+    <w:p>
+      <w:r>
+        <w:br w:type="page"/>
+      </w:r>
+    </w:p>
+    <w:p>
+      <w:pPr>
+        <w:pStyle w:val="BodyText"/>
+        <w:rPr>
+          <w:rFonts w:ascii="Times New Roman"/>
+          <w:b w:val="0"/>
+          <w:sz w:val="28"/>
+        </w:rPr>
+      </w:pPr>
+      <w:r>
+        <w:rPr>
+          <w:rFonts w:ascii="Times New Roman"/>
+          <w:b w:val="0"/>
           <w:noProof/>
+          <w:sz w:val="28"/>
+        </w:rPr>
+        <w:drawing>
+          <wp:anchor distT="0" distB="0" distL="0" distR="0" simplePos="0" relativeHeight="15729152" behindDoc="0" locked="0" layoutInCell="1" allowOverlap="1" ns4:anchorId="255BA061" ns4:editId="47245F56">
+            <wp:simplePos x="0" y="0"/>
+            <wp:positionH relativeFrom="page">
+              <wp:posOffset>259079</wp:posOffset>
+            </wp:positionH>
+            <wp:positionV relativeFrom="page">
+              <wp:posOffset>59055</wp:posOffset>
+            </wp:positionV>
+            <wp:extent cx="716617" cy="697865"/>
+            <wp:effectExtent l="0" t="0" r="0" b="0"/>
+            <wp:wrapNone/>
+            <wp:docPr id="3" name="Image 3"/>
+            <wp:cNvGraphicFramePr>
+              <a:graphicFrameLocks/>
+            </wp:cNvGraphicFramePr>
+            <a:graphic>
+              <a:graphicData uri="http://schemas.openxmlformats.org/drawingml/2006/picture">
+                <pic:pic>
+                  <pic:nvPicPr>
+                    <pic:cNvPr id="1" name="Image 1"/>
+                    <pic:cNvPicPr/>
+                  </pic:nvPicPr>
+                  <pic:blipFill>
+                    <a:blip r:embed="rId4" cstate="print"/>
+                    <a:stretch>
+                      <a:fillRect/>
+                    </a:stretch>
+                  </pic:blipFill>
+                  <pic:spPr>
+                    <a:xfrm>
+                      <a:off x="0" y="0"/>
+                      <a:ext cx="716617" cy="697865"/>
+                    </a:xfrm>
+                    <a:prstGeom prst="rect">
+                      <a:avLst/>
+                    </a:prstGeom>
+                  </pic:spPr>
+                </pic:pic>
+              </a:graphicData>
+            </a:graphic>
+          </wp:anchor>
+        </w:drawing>
+      </w:r>
+    </w:p>
+    <w:p>
+      <w:pPr>
+        <w:pStyle w:val="BodyText"/>
+        <w:spacing w:before="208"/>
+        <w:rPr>
+          <w:rFonts w:ascii="Times New Roman"/>
+          <w:b w:val="0"/>
+          <w:sz w:val="28"/>
+        </w:rPr>
+      </w:pPr>
+    </w:p>
+    <w:p>
+      <w:pPr>
+        <w:pStyle w:val="Title"/>
+        <w:rPr>
+          <w:u w:val="none"/>
+        </w:rPr>
+      </w:pPr>
+      <w:r>
+        <w:t>AMITY</w:t>
+      </w:r>
+      <w:r>
+        <w:rPr>
+          <w:spacing w:val="-5"/>
+        </w:rPr>
+        <w:t xml:space="preserve"> </w:t>
+      </w:r>
+      <w:r>
+        <w:t>UNIVERSITY</w:t>
+      </w:r>
+      <w:r>
+        <w:rPr>
+          <w:spacing w:val="-5"/>
+        </w:rPr>
+        <w:t xml:space="preserve"> </w:t>
+      </w:r>
+      <w:r>
+        <w:rPr>
+          <w:spacing w:val="-2"/>
+        </w:rPr>
+        <w:t>KOLKATA</w:t>
+      </w:r>
+    </w:p>
+    <w:p>
+      <w:pPr>
+        <w:pStyle w:val="BodyText"/>
+        <w:spacing w:before="70"/>
+        <w:rPr>
+          <w:sz w:val="22"/>
+        </w:rPr>
+      </w:pPr>
+    </w:p>
+    <w:p>
+      <w:pPr>
+        <w:pStyle w:val="Heading1"/>
+      </w:pPr>
+      <w:r>
+        <w:t>Weekly</w:t>
+      </w:r>
+      <w:r>
+        <w:rPr>
+          <w:spacing w:val="-6"/>
+        </w:rPr>
+        <w:t xml:space="preserve"> </w:t>
+      </w:r>
+      <w:r>
+        <w:t>Progress</w:t>
+      </w:r>
+      <w:r>
+        <w:rPr>
+          <w:spacing w:val="-5"/>
+        </w:rPr>
+        <w:t xml:space="preserve"> </w:t>
+      </w:r>
+      <w:r>
+        <w:rPr>
+          <w:spacing w:val="-2"/>
+        </w:rPr>
+        <w:t>Report</w:t>
+      </w:r>
+    </w:p>
+    <w:p>
+      <w:pPr>
+        <w:pStyle w:val="BodyText"/>
+        <w:spacing w:before="244"/>
+        <w:ind w:left="1" w:right="179"/>
+        <w:jc w:val="center"/>
+      </w:pPr>
+      <w:r>
+        <w:rPr>
+          <w:rFonts w:ascii="Times New Roman" w:hAnsi="Times New Roman"/>
+          <w:sz w:val="20"/>
+        </w:rPr>
+        <w:t xml:space="preserve">For the Week Commencing </w:t>
+      </w:r>
+      <w:r>
+        <w:rPr>
+          <w:rFonts w:ascii="Times New Roman" w:hAnsi="Times New Roman"/>
+          <w:b/>
+          <w:sz w:val="20"/>
+        </w:rPr>
+        <w:t>14 – 09 – 2026 to 18 – 09 – 2026</w:t>
+      </w:r>
+    </w:p>
+    <w:p>
+      <w:pPr>
+        <w:pStyle w:val="BodyText"/>
+        <w:spacing w:before="26"/>
+        <w:rPr>
           <w:sz w:val="18"/>
         </w:rPr>
       </w:pPr>
     </w:p>
     <w:p>
       <w:pPr>
+        <w:tabs>
+          <w:tab w:val="left" w:pos="3123"/>
+          <w:tab w:val="left" w:pos="3843"/>
+        </w:tabs>
+        <w:ind w:left="180"/>
+        <w:rPr>
+          <w:b/>
+          <w:sz w:val="18"/>
+        </w:rPr>
+      </w:pPr>
+      <w:r>
+        <w:rPr>
+          <w:b/>
+          <w:sz w:val="18"/>
+        </w:rPr>
+        <w:t>Enrollment</w:t>
+      </w:r>
+      <w:r>
+        <w:rPr>
+          <w:b/>
+          <w:spacing w:val="-5"/>
+          <w:sz w:val="18"/>
+        </w:rPr>
+        <w:t xml:space="preserve"> No.</w:t>
+      </w:r>
+      <w:r>
+        <w:rPr>
+          <w:b/>
+          <w:sz w:val="18"/>
+        </w:rPr>
+        <w:tab/>
+      </w:r>
+      <w:r>
+        <w:rPr>
+          <w:b/>
+          <w:spacing w:val="-10"/>
+          <w:sz w:val="20"/>
+        </w:rPr>
+        <w:t>:</w:t>
+      </w:r>
+      <w:r>
+        <w:rPr>
+          <w:b/>
+          <w:sz w:val="20"/>
+        </w:rPr>
+        <w:tab/>
+      </w:r>
+    </w:p>
+    <w:p>
+      <w:pPr>
+        <w:tabs>
+          <w:tab w:val="left" w:pos="3123"/>
+          <w:tab w:val="left" w:pos="3780"/>
+        </w:tabs>
+        <w:spacing w:before="218"/>
+        <w:ind w:left="180"/>
+        <w:rPr>
+          <w:b/>
+          <w:sz w:val="18"/>
+        </w:rPr>
+      </w:pPr>
+      <w:r>
+        <w:rPr>
+          <w:b/>
+          <w:spacing w:val="-4"/>
+          <w:sz w:val="18"/>
+        </w:rPr>
+        <w:t>NAME</w:t>
+      </w:r>
+      <w:r>
+        <w:rPr>
+          <w:b/>
+          <w:sz w:val="18"/>
+        </w:rPr>
+        <w:tab/>
+      </w:r>
+      <w:r>
+        <w:rPr>
+          <w:b/>
+          <w:spacing w:val="-10"/>
+          <w:sz w:val="20"/>
+        </w:rPr>
+        <w:t>:</w:t>
+      </w:r>
+      <w:r>
+        <w:rPr>
+          <w:b/>
+          <w:sz w:val="20"/>
+        </w:rPr>
+        <w:tab/>
+      </w:r>
+    </w:p>
+    <w:p>
+      <w:pPr>
+        <w:tabs>
+          <w:tab w:val="left" w:pos="3142"/>
+          <w:tab w:val="left" w:pos="3780"/>
+        </w:tabs>
+        <w:spacing w:before="217"/>
+        <w:ind w:left="180"/>
+        <w:rPr>
+          <w:b/>
+          <w:sz w:val="18"/>
+        </w:rPr>
+      </w:pPr>
+      <w:r>
+        <w:rPr>
+          <w:b/>
+          <w:spacing w:val="-2"/>
+          <w:sz w:val="18"/>
+        </w:rPr>
+        <w:t>Program</w:t>
+      </w:r>
+      <w:r>
+        <w:rPr>
+          <w:b/>
+          <w:sz w:val="18"/>
+        </w:rPr>
+        <w:tab/>
+      </w:r>
+      <w:r>
+        <w:rPr>
+          <w:b/>
+          <w:spacing w:val="-10"/>
+          <w:sz w:val="20"/>
+        </w:rPr>
+        <w:t>:</w:t>
+      </w:r>
+      <w:r>
+        <w:rPr>
+          <w:b/>
+          <w:sz w:val="20"/>
+        </w:rPr>
+        <w:tab/>
+      </w:r>
+    </w:p>
+    <w:p>
+      <w:pPr>
+        <w:pStyle w:val="BodyText"/>
+        <w:tabs>
+          <w:tab w:val="left" w:pos="3128"/>
+          <w:tab w:val="left" w:pos="3780"/>
+        </w:tabs>
+        <w:spacing w:before="196" w:line="242" w:lineRule="exact"/>
+        <w:ind w:left="180"/>
+      </w:pPr>
+      <w:r>
+        <w:t>Company</w:t>
+      </w:r>
+      <w:r>
+        <w:rPr>
+          <w:spacing w:val="-13"/>
+        </w:rPr>
+        <w:t xml:space="preserve"> </w:t>
+      </w:r>
+      <w:r>
+        <w:rPr>
+          <w:spacing w:val="-4"/>
+        </w:rPr>
+        <w:t>Name</w:t>
+      </w:r>
+      <w:r>
+        <w:tab/>
+      </w:r>
+      <w:r>
+        <w:rPr>
+          <w:spacing w:val="-10"/>
+        </w:rPr>
+        <w:t>:</w:t>
+      </w:r>
+      <w:r>
+        <w:rPr>
+          <w:rFonts w:ascii="Times New Roman" w:hAnsi="Times New Roman"/>
+          <w:sz w:val="20"/>
+        </w:rPr>
+        <w:tab/>
+      </w:r>
+      <w:r>
+        <w:rPr>
+          <w:rFonts w:ascii="Times New Roman" w:hAnsi="Times New Roman"/>
+          <w:sz w:val="20"/>
+        </w:rPr>
+        <w:t>amity</w:t>
+      </w:r>
+    </w:p>
+    <w:p>
+      <w:pPr>
+        <w:spacing w:line="194" w:lineRule="exact"/>
+        <w:ind w:left="180"/>
+        <w:rPr>
+          <w:b/>
+          <w:sz w:val="16"/>
+        </w:rPr>
+      </w:pPr>
+      <w:r>
+        <w:rPr>
+          <w:b/>
+          <w:sz w:val="16"/>
+        </w:rPr>
+        <w:t>(Please</w:t>
+      </w:r>
+      <w:r>
+        <w:rPr>
+          <w:b/>
+          <w:spacing w:val="-8"/>
+          <w:sz w:val="16"/>
+        </w:rPr>
+        <w:t xml:space="preserve"> </w:t>
+      </w:r>
+      <w:r>
+        <w:rPr>
+          <w:b/>
+          <w:sz w:val="16"/>
+        </w:rPr>
+        <w:t>mention</w:t>
+      </w:r>
+      <w:r>
+        <w:rPr>
+          <w:b/>
+          <w:spacing w:val="-4"/>
+          <w:sz w:val="16"/>
+        </w:rPr>
+        <w:t xml:space="preserve"> </w:t>
+      </w:r>
+      <w:r>
+        <w:rPr>
+          <w:b/>
+          <w:sz w:val="16"/>
+        </w:rPr>
+        <w:t>if</w:t>
+      </w:r>
+      <w:r>
+        <w:rPr>
+          <w:b/>
+          <w:spacing w:val="-6"/>
+          <w:sz w:val="16"/>
+        </w:rPr>
+        <w:t xml:space="preserve"> </w:t>
+      </w:r>
+      <w:r>
+        <w:rPr>
+          <w:b/>
+          <w:spacing w:val="-2"/>
+          <w:sz w:val="16"/>
+        </w:rPr>
+        <w:t>Applicable)</w:t>
+      </w:r>
+    </w:p>
+    <w:p>
+      <w:pPr>
+        <w:pStyle w:val="BodyText"/>
+        <w:spacing w:before="49"/>
+        <w:rPr>
+          <w:sz w:val="16"/>
+        </w:rPr>
+      </w:pPr>
+    </w:p>
+    <w:p>
+      <w:pPr>
+        <w:pStyle w:val="BodyText"/>
+        <w:tabs>
+          <w:tab w:val="left" w:pos="3128"/>
+          <w:tab w:val="left" w:pos="3780"/>
+        </w:tabs>
+        <w:ind w:left="180"/>
+      </w:pPr>
+      <w:r>
+        <w:t>Faculty</w:t>
+      </w:r>
+      <w:r>
+        <w:rPr>
+          <w:spacing w:val="-8"/>
+        </w:rPr>
+        <w:t xml:space="preserve"> </w:t>
+      </w:r>
+      <w:r>
+        <w:t>Guide’s</w:t>
+      </w:r>
+      <w:r>
+        <w:rPr>
+          <w:spacing w:val="-8"/>
+        </w:rPr>
+        <w:t xml:space="preserve"> </w:t>
+      </w:r>
+      <w:r>
+        <w:rPr>
+          <w:spacing w:val="-4"/>
+        </w:rPr>
+        <w:t>Name</w:t>
+      </w:r>
+      <w:r>
+        <w:tab/>
+      </w:r>
+      <w:r>
+        <w:rPr>
+          <w:spacing w:val="-10"/>
+        </w:rPr>
+        <w:t>:</w:t>
+      </w:r>
+      <w:r>
+        <w:tab/>
+      </w:r>
+      <w:r>
+        <w:rPr>
+          <w:rFonts w:ascii="Times New Roman" w:hAnsi="Times New Roman"/>
+          <w:sz w:val="20"/>
+        </w:rPr>
+        <w:t>Mr. Tamoghna Mukherjee</w:t>
+      </w:r>
+    </w:p>
+    <w:p>
+      <w:pPr>
         <w:pStyle w:val="BodyText"/>
         <w:spacing w:before="1"/>
-        <w:rPr>
+      </w:pPr>
+    </w:p>
+    <w:p>
+      <w:pPr>
+        <w:pStyle w:val="BodyText"/>
+        <w:tabs>
+          <w:tab w:val="left" w:pos="3128"/>
+        </w:tabs>
+        <w:spacing w:before="1" w:line="242" w:lineRule="exact"/>
+        <w:ind w:left="180"/>
+      </w:pPr>
+      <w:r>
+        <w:t>Industry</w:t>
+      </w:r>
+      <w:r>
+        <w:rPr>
+          <w:spacing w:val="-12"/>
+        </w:rPr>
+        <w:t xml:space="preserve"> </w:t>
+      </w:r>
+      <w:r>
+        <w:t>Guide’s</w:t>
+      </w:r>
+      <w:r>
+        <w:rPr>
+          <w:spacing w:val="-11"/>
+        </w:rPr>
+        <w:t xml:space="preserve"> </w:t>
+      </w:r>
+      <w:r>
+        <w:rPr>
+          <w:spacing w:val="-4"/>
+        </w:rPr>
+        <w:t>Name</w:t>
+      </w:r>
+      <w:r>
+        <w:tab/>
+      </w:r>
+      <w:r>
+        <w:rPr>
+          <w:spacing w:val="-10"/>
+        </w:rPr>
+        <w:t>:</w:t>
+      </w:r>
+    </w:p>
+    <w:p>
+      <w:pPr>
+        <w:spacing w:line="194" w:lineRule="exact"/>
+        <w:ind w:left="180"/>
+        <w:rPr>
+          <w:b/>
+          <w:sz w:val="16"/>
+        </w:rPr>
+      </w:pPr>
+      <w:r>
+        <w:rPr>
+          <w:b/>
+          <w:sz w:val="16"/>
+        </w:rPr>
+        <w:t>(Please</w:t>
+      </w:r>
+      <w:r>
+        <w:rPr>
+          <w:b/>
+          <w:spacing w:val="-8"/>
+          <w:sz w:val="16"/>
+        </w:rPr>
+        <w:t xml:space="preserve"> </w:t>
+      </w:r>
+      <w:r>
+        <w:rPr>
+          <w:b/>
+          <w:sz w:val="16"/>
+        </w:rPr>
+        <w:t>mention</w:t>
+      </w:r>
+      <w:r>
+        <w:rPr>
+          <w:b/>
+          <w:spacing w:val="-4"/>
+          <w:sz w:val="16"/>
+        </w:rPr>
+        <w:t xml:space="preserve"> </w:t>
+      </w:r>
+      <w:r>
+        <w:rPr>
+          <w:b/>
+          <w:sz w:val="16"/>
+        </w:rPr>
+        <w:t>if</w:t>
+      </w:r>
+      <w:r>
+        <w:rPr>
+          <w:b/>
+          <w:spacing w:val="-6"/>
+          <w:sz w:val="16"/>
+        </w:rPr>
+        <w:t xml:space="preserve"> </w:t>
+      </w:r>
+      <w:r>
+        <w:rPr>
+          <w:b/>
+          <w:spacing w:val="-2"/>
+          <w:sz w:val="16"/>
+        </w:rPr>
+        <w:t>Applicable)</w:t>
+      </w:r>
+    </w:p>
+    <w:p>
+      <w:pPr>
+        <w:pStyle w:val="BodyText"/>
+        <w:rPr>
+          <w:sz w:val="16"/>
+        </w:rPr>
+      </w:pPr>
+    </w:p>
+    <w:p>
+      <w:pPr>
+        <w:pStyle w:val="BodyText"/>
+        <w:spacing w:before="98"/>
+        <w:rPr>
+          <w:sz w:val="16"/>
+        </w:rPr>
+      </w:pPr>
+    </w:p>
+    <w:p>
+      <w:pPr>
+        <w:pStyle w:val="BodyText"/>
+        <w:tabs>
+          <w:tab w:val="left" w:pos="3128"/>
+          <w:tab w:val="left" w:pos="3848"/>
+        </w:tabs>
+        <w:ind w:left="180"/>
+      </w:pPr>
+      <w:r>
+        <w:t>Project</w:t>
+      </w:r>
+      <w:r>
+        <w:rPr>
+          <w:spacing w:val="-10"/>
+        </w:rPr>
+        <w:t xml:space="preserve"> </w:t>
+      </w:r>
+      <w:r>
+        <w:rPr>
+          <w:spacing w:val="-2"/>
+        </w:rPr>
+        <w:t>Title</w:t>
+      </w:r>
+      <w:r>
+        <w:tab/>
+      </w:r>
+      <w:r>
+        <w:rPr>
+          <w:spacing w:val="-10"/>
+        </w:rPr>
+        <w:t>:</w:t>
+      </w:r>
+      <w:r>
+        <w:tab/>
+      </w:r>
+      <w:r>
+        <w:rPr>
+          <w:rFonts w:ascii="Times New Roman" w:hAnsi="Times New Roman"/>
+          <w:sz w:val="20"/>
+        </w:rPr>
+        <w:t>Decentralized Blockchain based  Transaction System on Edge deveces</w:t>
+      </w:r>
+    </w:p>
+    <w:p>
+      <w:pPr>
+        <w:pStyle w:val="BodyText"/>
+      </w:pPr>
+    </w:p>
+    <w:p>
+      <w:pPr>
+        <w:pStyle w:val="BodyText"/>
+        <w:spacing w:before="1"/>
+      </w:pPr>
+    </w:p>
+    <w:p>
+      <w:pPr>
+        <w:tabs>
+          <w:tab w:val="left" w:pos="2517"/>
+          <w:tab w:val="left" w:pos="2945"/>
+        </w:tabs>
+        <w:ind w:left="180" w:right="180"/>
+        <w:rPr>
+          <w:sz w:val="20"/>
+        </w:rPr>
+      </w:pPr>
+      <w:r>
+        <w:rPr>
+          <w:rFonts w:ascii="Times New Roman" w:hAnsi="Times New Roman"/>
+          <w:b/>
+          <w:sz w:val="20"/>
+        </w:rPr>
+        <w:t>Targets for the week:</w:t>
+      </w:r>
+      <w:r>
+        <w:rPr>
+          <w:rFonts w:ascii="Times New Roman" w:hAnsi="Times New Roman"/>
+          <w:sz w:val="20"/>
+        </w:rPr>
+        <w:br/>
+      </w:r>
+      <w:r>
+        <w:rPr>
+          <w:rFonts w:ascii="Times New Roman" w:hAnsi="Times New Roman"/>
+          <w:sz w:val="19"/>
+        </w:rPr>
+        <w:t xml:space="preserve">  •  Construct single-node blockchain core and initialize Genesis Block.</w:t>
+      </w:r>
+      <w:r>
+        <w:rPr>
+          <w:rFonts w:ascii="Times New Roman" w:hAnsi="Times New Roman"/>
+          <w:sz w:val="20"/>
+        </w:rPr>
+        <w:br/>
+      </w:r>
+      <w:r>
+        <w:rPr>
+          <w:rFonts w:ascii="Times New Roman" w:hAnsi="Times New Roman"/>
+          <w:sz w:val="19"/>
+        </w:rPr>
+        <w:t xml:space="preserve">  •  Implement SHA-256 block linking and tamper-detection validation routines.</w:t>
+      </w:r>
+      <w:r>
+        <w:rPr>
+          <w:rFonts w:ascii="Times New Roman" w:hAnsi="Times New Roman"/>
+          <w:sz w:val="20"/>
+        </w:rPr>
+        <w:br/>
+      </w:r>
+      <w:r>
+        <w:rPr>
+          <w:rFonts w:ascii="Times New Roman" w:hAnsi="Times New Roman"/>
+          <w:sz w:val="19"/>
+        </w:rPr>
+        <w:t xml:space="preserve">  •  Build Account State Manager supporting multi-tier balance tracking (Confirmed vs Reserved/Pending balances).</w:t>
+      </w:r>
+      <w:r>
+        <w:rPr>
+          <w:rFonts w:ascii="Times New Roman" w:hAnsi="Times New Roman"/>
+          <w:sz w:val="20"/>
+        </w:rPr>
+        <w:br/>
+      </w:r>
+      <w:r>
+        <w:rPr>
+          <w:rFonts w:ascii="Times New Roman" w:hAnsi="Times New Roman"/>
+          <w:sz w:val="19"/>
+        </w:rPr>
+        <w:t xml:space="preserve">  •  Develop local Pending Transaction Pool (Mempool) and 7-Point Transaction Validation checklist.</w:t>
+      </w:r>
+    </w:p>
+    <w:p>
+      <w:pPr>
+        <w:tabs>
+          <w:tab w:val="left" w:pos="2517"/>
+          <w:tab w:val="left" w:pos="2945"/>
+        </w:tabs>
+        <w:ind w:left="180" w:right="180"/>
+        <w:rPr>
+          <w:sz w:val="20"/>
+        </w:rPr>
+      </w:pPr>
+      <w:r>
+        <w:rPr>
+          <w:rFonts w:ascii="Times New Roman" w:hAnsi="Times New Roman"/>
+          <w:b/>
+          <w:sz w:val="20"/>
+        </w:rPr>
+        <w:t>Achievements for the week:</w:t>
+      </w:r>
+      <w:r>
+        <w:rPr>
+          <w:rFonts w:ascii="Times New Roman" w:hAnsi="Times New Roman"/>
+          <w:sz w:val="20"/>
+        </w:rPr>
+        <w:br/>
+      </w:r>
+      <w:r>
+        <w:rPr>
+          <w:rFonts w:ascii="Times New Roman" w:hAnsi="Times New Roman"/>
+          <w:sz w:val="19"/>
+        </w:rPr>
+        <w:t xml:space="preserve">  •  Successfully initialized Genesis Block (Index 0, all-zero previous hash) and built immutable SHA-256 block chaining logic.</w:t>
+      </w:r>
+      <w:r>
+        <w:rPr>
+          <w:rFonts w:ascii="Times New Roman" w:hAnsi="Times New Roman"/>
+          <w:sz w:val="20"/>
+        </w:rPr>
+        <w:br/>
+      </w:r>
+      <w:r>
+        <w:rPr>
+          <w:rFonts w:ascii="Times New Roman" w:hAnsi="Times New Roman"/>
+          <w:sz w:val="19"/>
+        </w:rPr>
+        <w:t xml:space="preserve">  •  Implemented tamper-detection mechanism that immediately detects hash divergence when historical blocks are altered.</w:t>
+      </w:r>
+      <w:r>
+        <w:rPr>
+          <w:rFonts w:ascii="Times New Roman" w:hAnsi="Times New Roman"/>
+          <w:sz w:val="20"/>
+        </w:rPr>
+        <w:br/>
+      </w:r>
+      <w:r>
+        <w:rPr>
+          <w:rFonts w:ascii="Times New Roman" w:hAnsi="Times New Roman"/>
+          <w:sz w:val="19"/>
+        </w:rPr>
+        <w:t xml:space="preserve">  •  Created Account State Manager with local balance reservation locks (Available = Confirmed - Reserved/Pending).</w:t>
+      </w:r>
+      <w:r>
+        <w:rPr>
+          <w:rFonts w:ascii="Times New Roman" w:hAnsi="Times New Roman"/>
+          <w:sz w:val="20"/>
+        </w:rPr>
+        <w:br/>
+      </w:r>
+      <w:r>
+        <w:rPr>
+          <w:rFonts w:ascii="Times New Roman" w:hAnsi="Times New Roman"/>
+          <w:sz w:val="19"/>
+        </w:rPr>
+        <w:t xml:space="preserve">  •  Deployed strict 7-Point Validation Pipeline screening transactions for signatures, solvency, freshness, nonces, and payload integrity.</w:t>
+      </w:r>
+    </w:p>
+    <w:p>
+      <w:pPr>
+        <w:tabs>
+          <w:tab w:val="left" w:pos="2517"/>
+          <w:tab w:val="left" w:pos="2945"/>
+        </w:tabs>
+        <w:ind w:left="180" w:right="180"/>
+        <w:rPr>
+          <w:sz w:val="20"/>
+        </w:rPr>
+      </w:pPr>
+      <w:r>
+        <w:rPr>
+          <w:rFonts w:ascii="Times New Roman" w:hAnsi="Times New Roman"/>
+          <w:b/>
+          <w:sz w:val="20"/>
+        </w:rPr>
+        <w:t xml:space="preserve">Future work plans: </w:t>
+      </w:r>
+      <w:r>
+        <w:rPr>
+          <w:rFonts w:ascii="Times New Roman" w:hAnsi="Times New Roman"/>
+          <w:sz w:val="19"/>
+        </w:rPr>
+        <w:t>Establish multi-node P2P mesh networking environment with HTTP REST endpoints and bidirectional WebSocket communication across simulated edge nodes.</w:t>
+      </w:r>
+    </w:p>
+    <w:p>
+      <w:pPr>
+        <w:pStyle w:val="BodyText"/>
+        <w:spacing w:before="241"/>
+        <w:rPr>
+          <w:b w:val="0"/>
+        </w:rPr>
+      </w:pPr>
+    </w:p>
+    <w:p>
+      <w:pPr>
+        <w:pStyle w:val="Heading1"/>
+        <w:ind w:left="2"/>
+      </w:pPr>
+      <w:r>
+        <w:rPr>
+          <w:u w:val="single"/>
+        </w:rPr>
+        <w:t>Week’s</w:t>
+      </w:r>
+      <w:r>
+        <w:rPr>
+          <w:spacing w:val="-2"/>
+          <w:u w:val="single"/>
+        </w:rPr>
+        <w:t xml:space="preserve"> Summary</w:t>
+      </w:r>
+    </w:p>
+    <w:p>
+      <w:pPr>
+        <w:pStyle w:val="BodyText"/>
+        <w:spacing w:before="11"/>
+        <w:rPr>
+          <w:sz w:val="18"/>
+        </w:rPr>
+      </w:pPr>
+    </w:p>
+    <w:tbl>
+      <w:tblPr>
+        <w:tblW w:w="0" w:type="auto"/>
+        <w:tblInd w:w="190" w:type="dxa"/>
+        <w:tblBorders>
+          <w:top w:val="single" w:sz="4" w:space="0" w:color="000000"/>
+          <w:left w:val="single" w:sz="4" w:space="0" w:color="000000"/>
+          <w:bottom w:val="single" w:sz="4" w:space="0" w:color="000000"/>
+          <w:right w:val="single" w:sz="4" w:space="0" w:color="000000"/>
+          <w:insideH w:val="single" w:sz="4" w:space="0" w:color="000000"/>
+          <w:insideV w:val="single" w:sz="4" w:space="0" w:color="000000"/>
+        </w:tblBorders>
+        <w:tblLayout w:type="fixed"/>
+        <w:tblCellMar>
+          <w:left w:w="0" w:type="dxa"/>
+          <w:right w:w="0" w:type="dxa"/>
+        </w:tblCellMar>
+        <w:tblLook w:val="01E0" w:firstRow="1" w:lastRow="1" w:firstColumn="1" w:lastColumn="1" w:noHBand="0" w:noVBand="0"/>
+      </w:tblPr>
+      <w:tblGrid>
+        <w:gridCol w:w="1963"/>
+        <w:gridCol w:w="8094"/>
+      </w:tblGrid>
+      <w:tr>
+        <w:trPr>
+          <w:trHeight w:val="683"/>
+        </w:trPr>
+        <w:tc>
+          <w:tcPr>
+            <w:tcW w:w="1963" w:type="dxa"/>
+          </w:tcPr>
+          <w:p>
+            <w:pPr>
+              <w:pStyle w:val="TableParagraph"/>
+              <w:spacing w:before="60" w:after="60"/>
+              <w:jc w:val="center"/>
+            </w:pPr>
+            <w:r>
+              <w:rPr>
+                <w:rFonts w:ascii="Verdana" w:hAnsi="Verdana"/>
+                <w:b/>
+                <w:sz w:val="18"/>
+              </w:rPr>
+              <w:t>Days / Time</w:t>
+            </w:r>
+          </w:p>
+        </w:tc>
+        <w:tc>
+          <w:tcPr>
+            <w:tcW w:w="8094" w:type="dxa"/>
+          </w:tcPr>
+          <w:p>
+            <w:pPr>
+              <w:pStyle w:val="TableParagraph"/>
+              <w:spacing w:before="60" w:after="60"/>
+              <w:jc w:val="center"/>
+            </w:pPr>
+            <w:r>
+              <w:rPr>
+                <w:rFonts w:ascii="Verdana" w:hAnsi="Verdana"/>
+                <w:b/>
+                <w:sz w:val="18"/>
+              </w:rPr>
+              <w:t>Summary of Work Executed</w:t>
+            </w:r>
+          </w:p>
+        </w:tc>
+      </w:tr>
+      <w:tr>
+        <w:trPr>
+          <w:trHeight w:val="690"/>
+        </w:trPr>
+        <w:tc>
+          <w:tcPr>
+            <w:tcW w:w="1963" w:type="dxa"/>
+          </w:tcPr>
+          <w:p>
+            <w:pPr>
+              <w:pStyle w:val="TableParagraph"/>
+              <w:spacing w:before="60" w:after="60"/>
+              <w:jc w:val="center"/>
+            </w:pPr>
+            <w:r>
+              <w:rPr>
+                <w:rFonts w:ascii="Verdana" w:hAnsi="Verdana"/>
+                <w:b/>
+                <w:sz w:val="18"/>
+              </w:rPr>
+              <w:t>Monday</w:t>
+            </w:r>
+          </w:p>
+        </w:tc>
+        <w:tc>
+          <w:tcPr>
+            <w:tcW w:w="8094" w:type="dxa"/>
+          </w:tcPr>
+          <w:p>
+            <w:pPr>
+              <w:pStyle w:val="TableParagraph"/>
+              <w:spacing w:before="40" w:after="40" w:line="240" w:lineRule="auto"/>
+              <w:ind w:left="120" w:right="120"/>
+            </w:pPr>
+            <w:r>
+              <w:rPr>
+                <w:rFonts w:ascii="Times New Roman" w:hAnsi="Times New Roman"/>
+                <w:sz w:val="19"/>
+              </w:rPr>
+              <w:t>Designed Block data structure (Index, PreviousHash, MerkleRoot, Timestamp, BlockProducer) and created Genesis Block initialization logic.</w:t>
+            </w:r>
+          </w:p>
+        </w:tc>
+      </w:tr>
+      <w:tr>
+        <w:trPr>
+          <w:trHeight w:val="647"/>
+        </w:trPr>
+        <w:tc>
+          <w:tcPr>
+            <w:tcW w:w="1963" w:type="dxa"/>
+          </w:tcPr>
+          <w:p>
+            <w:pPr>
+              <w:pStyle w:val="TableParagraph"/>
+              <w:spacing w:before="60" w:after="60"/>
+              <w:jc w:val="center"/>
+            </w:pPr>
+            <w:r>
+              <w:rPr>
+                <w:rFonts w:ascii="Verdana" w:hAnsi="Verdana"/>
+                <w:b/>
+                <w:sz w:val="18"/>
+              </w:rPr>
+              <w:t>Tuesday</w:t>
+            </w:r>
+          </w:p>
+        </w:tc>
+        <w:tc>
+          <w:tcPr>
+            <w:tcW w:w="8094" w:type="dxa"/>
+          </w:tcPr>
+          <w:p>
+            <w:pPr>
+              <w:pStyle w:val="TableParagraph"/>
+              <w:spacing w:before="40" w:after="40" w:line="240" w:lineRule="auto"/>
+              <w:ind w:left="120" w:right="120"/>
+            </w:pPr>
+            <w:r>
+              <w:rPr>
+                <w:rFonts w:ascii="Times New Roman" w:hAnsi="Times New Roman"/>
+                <w:sz w:val="19"/>
+              </w:rPr>
+              <w:t>Implemented SHA-256 cryptographic chain validation and tamper detection logic (verifying hash continuity between successive blocks).</w:t>
+            </w:r>
+          </w:p>
+        </w:tc>
+      </w:tr>
+      <w:tr>
+        <w:trPr>
+          <w:trHeight w:val="611"/>
+        </w:trPr>
+        <w:tc>
+          <w:tcPr>
+            <w:tcW w:w="1963" w:type="dxa"/>
+          </w:tcPr>
+          <w:p>
+            <w:pPr>
+              <w:pStyle w:val="TableParagraph"/>
+              <w:spacing w:before="60" w:after="60"/>
+              <w:jc w:val="center"/>
+            </w:pPr>
+            <w:r>
+              <w:rPr>
+                <w:rFonts w:ascii="Verdana" w:hAnsi="Verdana"/>
+                <w:b/>
+                <w:sz w:val="18"/>
+              </w:rPr>
+              <w:t>Wednesday</w:t>
+            </w:r>
+          </w:p>
+        </w:tc>
+        <w:tc>
+          <w:tcPr>
+            <w:tcW w:w="8094" w:type="dxa"/>
+          </w:tcPr>
+          <w:p>
+            <w:pPr>
+              <w:pStyle w:val="TableParagraph"/>
+              <w:spacing w:before="40" w:after="40" w:line="240" w:lineRule="auto"/>
+              <w:ind w:left="120" w:right="120"/>
+            </w:pPr>
+            <w:r>
+              <w:rPr>
+                <w:rFonts w:ascii="Times New Roman" w:hAnsi="Times New Roman"/>
+                <w:sz w:val="19"/>
+              </w:rPr>
+              <w:t>Developed local Account State Manager with multi-tier balance tracking and balance reservation locks to prevent local overdrafts.</w:t>
+            </w:r>
+          </w:p>
+        </w:tc>
+      </w:tr>
+      <w:tr>
+        <w:trPr>
+          <w:trHeight w:val="638"/>
+        </w:trPr>
+        <w:tc>
+          <w:tcPr>
+            <w:tcW w:w="1963" w:type="dxa"/>
+          </w:tcPr>
+          <w:p>
+            <w:pPr>
+              <w:pStyle w:val="TableParagraph"/>
+              <w:spacing w:before="60" w:after="60"/>
+              <w:jc w:val="center"/>
+            </w:pPr>
+            <w:r>
+              <w:rPr>
+                <w:rFonts w:ascii="Verdana" w:hAnsi="Verdana"/>
+                <w:b/>
+                <w:sz w:val="18"/>
+              </w:rPr>
+              <w:t>Thursday</w:t>
+            </w:r>
+          </w:p>
+        </w:tc>
+        <w:tc>
+          <w:tcPr>
+            <w:tcW w:w="8094" w:type="dxa"/>
+          </w:tcPr>
+          <w:p>
+            <w:pPr>
+              <w:pStyle w:val="TableParagraph"/>
+              <w:spacing w:before="40" w:after="40" w:line="240" w:lineRule="auto"/>
+              <w:ind w:left="120" w:right="120"/>
+            </w:pPr>
+            <w:r>
+              <w:rPr>
+                <w:rFonts w:ascii="Times New Roman" w:hAnsi="Times New Roman"/>
+                <w:sz w:val="19"/>
+              </w:rPr>
+              <w:t>Built local Pending Transaction Pool (Mempool) with configurable batch sealing triggers based on transaction count and time thresholds.</w:t>
+            </w:r>
+          </w:p>
+        </w:tc>
+      </w:tr>
+      <w:tr>
+        <w:trPr>
+          <w:trHeight w:val="606"/>
+        </w:trPr>
+        <w:tc>
+          <w:tcPr>
+            <w:tcW w:w="1963" w:type="dxa"/>
+          </w:tcPr>
+          <w:p>
+            <w:pPr>
+              <w:pStyle w:val="TableParagraph"/>
+              <w:spacing w:before="60" w:after="60"/>
+              <w:jc w:val="center"/>
+            </w:pPr>
+            <w:r>
+              <w:rPr>
+                <w:rFonts w:ascii="Verdana" w:hAnsi="Verdana"/>
+                <w:b/>
+                <w:sz w:val="18"/>
+              </w:rPr>
+              <w:t>Friday</w:t>
+            </w:r>
+          </w:p>
+        </w:tc>
+        <w:tc>
+          <w:tcPr>
+            <w:tcW w:w="8094" w:type="dxa"/>
+          </w:tcPr>
+          <w:p>
+            <w:pPr>
+              <w:pStyle w:val="TableParagraph"/>
+              <w:spacing w:before="40" w:after="40" w:line="240" w:lineRule="auto"/>
+              <w:ind w:left="120" w:right="120"/>
+            </w:pPr>
+            <w:r>
+              <w:rPr>
+                <w:rFonts w:ascii="Times New Roman" w:hAnsi="Times New Roman"/>
+                <w:sz w:val="19"/>
+              </w:rPr>
+              <w:t>Programmed 7-Point Validation Checklist (verifying signatures, sender legitimacy, solvency, time freshness, nonces, mempool conflicts, and schema integrity).</w:t>
+            </w:r>
+          </w:p>
+        </w:tc>
+      </w:tr>
+    </w:tbl>
+    <w:p>
+      <w:pPr>
+        <w:pStyle w:val="BodyText"/>
+        <w:spacing w:before="120"/>
+      </w:pPr>
+    </w:p>
+    <w:p>
+      <w:pPr>
+        <w:pStyle w:val="BodyText"/>
+        <w:spacing w:before="19"/>
+        <w:ind w:left="180"/>
+      </w:pPr>
+      <w:r>
+        <w:t>Student</w:t>
+      </w:r>
+      <w:r>
+        <w:rPr>
+          <w:spacing w:val="-12"/>
+        </w:rPr>
+        <w:t xml:space="preserve"> </w:t>
+      </w:r>
+      <w:r>
+        <w:rPr>
+          <w:spacing w:val="-2"/>
+        </w:rPr>
+        <w:t>Signature</w:t>
+      </w:r>
+      <w:r>
+        <w:rPr>
+          <w:spacing w:val="-2"/>
+        </w:rPr>
+        <w:t xml:space="preserve">                                                                                      </w:t>
+      </w:r>
+      <w:r>
+        <w:t>Guide’s</w:t>
+      </w:r>
+      <w:r>
+        <w:rPr>
+          <w:spacing w:val="-12"/>
+        </w:rPr>
+        <w:t xml:space="preserve"> </w:t>
+      </w:r>
+      <w:r>
+        <w:rPr>
+          <w:spacing w:val="-2"/>
+        </w:rPr>
+        <w:t>Signature</w:t>
+      </w:r>
+    </w:p>
+    <w:p>
+      <w:pPr>
+        <w:pStyle w:val="BodyText"/>
+        <w:spacing w:before="19"/>
+        <w:ind w:left="180"/>
+      </w:pPr>
+    </w:p>
+    <w:p>
+      <w:r>
+        <w:br w:type="page"/>
+      </w:r>
+    </w:p>
+    <w:p>
+      <w:pPr>
+        <w:pStyle w:val="BodyText"/>
+        <w:rPr>
+          <w:rFonts w:ascii="Times New Roman"/>
+          <w:b w:val="0"/>
+          <w:sz w:val="28"/>
+        </w:rPr>
+      </w:pPr>
+      <w:r>
+        <w:rPr>
+          <w:rFonts w:ascii="Times New Roman"/>
+          <w:b w:val="0"/>
           <w:noProof/>
+          <w:sz w:val="28"/>
+        </w:rPr>
+        <w:drawing>
+          <wp:anchor distT="0" distB="0" distL="0" distR="0" simplePos="0" relativeHeight="15729152" behindDoc="0" locked="0" layoutInCell="1" allowOverlap="1" ns4:anchorId="255BA061" ns4:editId="47245F56">
+            <wp:simplePos x="0" y="0"/>
+            <wp:positionH relativeFrom="page">
+              <wp:posOffset>259079</wp:posOffset>
+            </wp:positionH>
+            <wp:positionV relativeFrom="page">
+              <wp:posOffset>59055</wp:posOffset>
+            </wp:positionV>
+            <wp:extent cx="716617" cy="697865"/>
+            <wp:effectExtent l="0" t="0" r="0" b="0"/>
+            <wp:wrapNone/>
+            <wp:docPr id="4" name="Image 4"/>
+            <wp:cNvGraphicFramePr>
+              <a:graphicFrameLocks/>
+            </wp:cNvGraphicFramePr>
+            <a:graphic>
+              <a:graphicData uri="http://schemas.openxmlformats.org/drawingml/2006/picture">
+                <pic:pic>
+                  <pic:nvPicPr>
+                    <pic:cNvPr id="1" name="Image 1"/>
+                    <pic:cNvPicPr/>
+                  </pic:nvPicPr>
+                  <pic:blipFill>
+                    <a:blip r:embed="rId4" cstate="print"/>
+                    <a:stretch>
+                      <a:fillRect/>
+                    </a:stretch>
+                  </pic:blipFill>
+                  <pic:spPr>
+                    <a:xfrm>
+                      <a:off x="0" y="0"/>
+                      <a:ext cx="716617" cy="697865"/>
+                    </a:xfrm>
+                    <a:prstGeom prst="rect">
+                      <a:avLst/>
+                    </a:prstGeom>
+                  </pic:spPr>
+                </pic:pic>
+              </a:graphicData>
+            </a:graphic>
+          </wp:anchor>
+        </w:drawing>
+      </w:r>
+    </w:p>
+    <w:p>
+      <w:pPr>
+        <w:pStyle w:val="BodyText"/>
+        <w:spacing w:before="208"/>
+        <w:rPr>
+          <w:rFonts w:ascii="Times New Roman"/>
+          <w:b w:val="0"/>
+          <w:sz w:val="28"/>
+        </w:rPr>
+      </w:pPr>
+    </w:p>
+    <w:p>
+      <w:pPr>
+        <w:pStyle w:val="Title"/>
+        <w:rPr>
+          <w:u w:val="none"/>
+        </w:rPr>
+      </w:pPr>
+      <w:r>
+        <w:t>AMITY</w:t>
+      </w:r>
+      <w:r>
+        <w:rPr>
+          <w:spacing w:val="-5"/>
+        </w:rPr>
+        <w:t xml:space="preserve"> </w:t>
+      </w:r>
+      <w:r>
+        <w:t>UNIVERSITY</w:t>
+      </w:r>
+      <w:r>
+        <w:rPr>
+          <w:spacing w:val="-5"/>
+        </w:rPr>
+        <w:t xml:space="preserve"> </w:t>
+      </w:r>
+      <w:r>
+        <w:rPr>
+          <w:spacing w:val="-2"/>
+        </w:rPr>
+        <w:t>KOLKATA</w:t>
+      </w:r>
+    </w:p>
+    <w:p>
+      <w:pPr>
+        <w:pStyle w:val="BodyText"/>
+        <w:spacing w:before="70"/>
+        <w:rPr>
+          <w:sz w:val="22"/>
+        </w:rPr>
+      </w:pPr>
+    </w:p>
+    <w:p>
+      <w:pPr>
+        <w:pStyle w:val="Heading1"/>
+      </w:pPr>
+      <w:r>
+        <w:t>Weekly</w:t>
+      </w:r>
+      <w:r>
+        <w:rPr>
+          <w:spacing w:val="-6"/>
+        </w:rPr>
+        <w:t xml:space="preserve"> </w:t>
+      </w:r>
+      <w:r>
+        <w:t>Progress</w:t>
+      </w:r>
+      <w:r>
+        <w:rPr>
+          <w:spacing w:val="-5"/>
+        </w:rPr>
+        <w:t xml:space="preserve"> </w:t>
+      </w:r>
+      <w:r>
+        <w:rPr>
+          <w:spacing w:val="-2"/>
+        </w:rPr>
+        <w:t>Report</w:t>
+      </w:r>
+    </w:p>
+    <w:p>
+      <w:pPr>
+        <w:pStyle w:val="BodyText"/>
+        <w:spacing w:before="244"/>
+        <w:ind w:left="1" w:right="179"/>
+        <w:jc w:val="center"/>
+      </w:pPr>
+      <w:r>
+        <w:rPr>
+          <w:rFonts w:ascii="Times New Roman" w:hAnsi="Times New Roman"/>
+          <w:sz w:val="20"/>
+        </w:rPr>
+        <w:t xml:space="preserve">For the Week Commencing </w:t>
+      </w:r>
+      <w:r>
+        <w:rPr>
+          <w:rFonts w:ascii="Times New Roman" w:hAnsi="Times New Roman"/>
+          <w:b/>
+          <w:sz w:val="20"/>
+        </w:rPr>
+        <w:t>21 – 09 – 2026 to 25 – 09 – 2026</w:t>
+      </w:r>
+    </w:p>
+    <w:p>
+      <w:pPr>
+        <w:pStyle w:val="BodyText"/>
+        <w:spacing w:before="26"/>
+        <w:rPr>
           <w:sz w:val="18"/>
         </w:rPr>
       </w:pPr>
     </w:p>
     <w:p>
       <w:pPr>
+        <w:tabs>
+          <w:tab w:val="left" w:pos="3123"/>
+          <w:tab w:val="left" w:pos="3843"/>
+        </w:tabs>
+        <w:ind w:left="180"/>
+        <w:rPr>
+          <w:b/>
+          <w:sz w:val="18"/>
+        </w:rPr>
+      </w:pPr>
+      <w:r>
+        <w:rPr>
+          <w:b/>
+          <w:sz w:val="18"/>
+        </w:rPr>
+        <w:t>Enrollment</w:t>
+      </w:r>
+      <w:r>
+        <w:rPr>
+          <w:b/>
+          <w:spacing w:val="-5"/>
+          <w:sz w:val="18"/>
+        </w:rPr>
+        <w:t xml:space="preserve"> No.</w:t>
+      </w:r>
+      <w:r>
+        <w:rPr>
+          <w:b/>
+          <w:sz w:val="18"/>
+        </w:rPr>
+        <w:tab/>
+      </w:r>
+      <w:r>
+        <w:rPr>
+          <w:b/>
+          <w:spacing w:val="-10"/>
+          <w:sz w:val="20"/>
+        </w:rPr>
+        <w:t>:</w:t>
+      </w:r>
+      <w:r>
+        <w:rPr>
+          <w:b/>
+          <w:sz w:val="20"/>
+        </w:rPr>
+        <w:tab/>
+      </w:r>
+    </w:p>
+    <w:p>
+      <w:pPr>
+        <w:tabs>
+          <w:tab w:val="left" w:pos="3123"/>
+          <w:tab w:val="left" w:pos="3780"/>
+        </w:tabs>
+        <w:spacing w:before="218"/>
+        <w:ind w:left="180"/>
+        <w:rPr>
+          <w:b/>
+          <w:sz w:val="18"/>
+        </w:rPr>
+      </w:pPr>
+      <w:r>
+        <w:rPr>
+          <w:b/>
+          <w:spacing w:val="-4"/>
+          <w:sz w:val="18"/>
+        </w:rPr>
+        <w:t>NAME</w:t>
+      </w:r>
+      <w:r>
+        <w:rPr>
+          <w:b/>
+          <w:sz w:val="18"/>
+        </w:rPr>
+        <w:tab/>
+      </w:r>
+      <w:r>
+        <w:rPr>
+          <w:b/>
+          <w:spacing w:val="-10"/>
+          <w:sz w:val="20"/>
+        </w:rPr>
+        <w:t>:</w:t>
+      </w:r>
+      <w:r>
+        <w:rPr>
+          <w:b/>
+          <w:sz w:val="20"/>
+        </w:rPr>
+        <w:tab/>
+      </w:r>
+    </w:p>
+    <w:p>
+      <w:pPr>
+        <w:tabs>
+          <w:tab w:val="left" w:pos="3142"/>
+          <w:tab w:val="left" w:pos="3780"/>
+        </w:tabs>
+        <w:spacing w:before="217"/>
+        <w:ind w:left="180"/>
+        <w:rPr>
+          <w:b/>
+          <w:sz w:val="18"/>
+        </w:rPr>
+      </w:pPr>
+      <w:r>
+        <w:rPr>
+          <w:b/>
+          <w:spacing w:val="-2"/>
+          <w:sz w:val="18"/>
+        </w:rPr>
+        <w:t>Program</w:t>
+      </w:r>
+      <w:r>
+        <w:rPr>
+          <w:b/>
+          <w:sz w:val="18"/>
+        </w:rPr>
+        <w:tab/>
+      </w:r>
+      <w:r>
+        <w:rPr>
+          <w:b/>
+          <w:spacing w:val="-10"/>
+          <w:sz w:val="20"/>
+        </w:rPr>
+        <w:t>:</w:t>
+      </w:r>
+      <w:r>
+        <w:rPr>
+          <w:b/>
+          <w:sz w:val="20"/>
+        </w:rPr>
+        <w:tab/>
+      </w:r>
+    </w:p>
+    <w:p>
+      <w:pPr>
+        <w:pStyle w:val="BodyText"/>
+        <w:tabs>
+          <w:tab w:val="left" w:pos="3128"/>
+          <w:tab w:val="left" w:pos="3780"/>
+        </w:tabs>
+        <w:spacing w:before="196" w:line="242" w:lineRule="exact"/>
+        <w:ind w:left="180"/>
+      </w:pPr>
+      <w:r>
+        <w:t>Company</w:t>
+      </w:r>
+      <w:r>
+        <w:rPr>
+          <w:spacing w:val="-13"/>
+        </w:rPr>
+        <w:t xml:space="preserve"> </w:t>
+      </w:r>
+      <w:r>
+        <w:rPr>
+          <w:spacing w:val="-4"/>
+        </w:rPr>
+        <w:t>Name</w:t>
+      </w:r>
+      <w:r>
+        <w:tab/>
+      </w:r>
+      <w:r>
+        <w:rPr>
+          <w:spacing w:val="-10"/>
+        </w:rPr>
+        <w:t>:</w:t>
+      </w:r>
+      <w:r>
+        <w:rPr>
+          <w:rFonts w:ascii="Times New Roman" w:hAnsi="Times New Roman"/>
+          <w:sz w:val="20"/>
+        </w:rPr>
+        <w:tab/>
+      </w:r>
+      <w:r>
+        <w:rPr>
+          <w:rFonts w:ascii="Times New Roman" w:hAnsi="Times New Roman"/>
+          <w:sz w:val="20"/>
+        </w:rPr>
+        <w:t>amity</w:t>
+      </w:r>
+    </w:p>
+    <w:p>
+      <w:pPr>
+        <w:spacing w:line="194" w:lineRule="exact"/>
+        <w:ind w:left="180"/>
+        <w:rPr>
+          <w:b/>
+          <w:sz w:val="16"/>
+        </w:rPr>
+      </w:pPr>
+      <w:r>
+        <w:rPr>
+          <w:b/>
+          <w:sz w:val="16"/>
+        </w:rPr>
+        <w:t>(Please</w:t>
+      </w:r>
+      <w:r>
+        <w:rPr>
+          <w:b/>
+          <w:spacing w:val="-8"/>
+          <w:sz w:val="16"/>
+        </w:rPr>
+        <w:t xml:space="preserve"> </w:t>
+      </w:r>
+      <w:r>
+        <w:rPr>
+          <w:b/>
+          <w:sz w:val="16"/>
+        </w:rPr>
+        <w:t>mention</w:t>
+      </w:r>
+      <w:r>
+        <w:rPr>
+          <w:b/>
+          <w:spacing w:val="-4"/>
+          <w:sz w:val="16"/>
+        </w:rPr>
+        <w:t xml:space="preserve"> </w:t>
+      </w:r>
+      <w:r>
+        <w:rPr>
+          <w:b/>
+          <w:sz w:val="16"/>
+        </w:rPr>
+        <w:t>if</w:t>
+      </w:r>
+      <w:r>
+        <w:rPr>
+          <w:b/>
+          <w:spacing w:val="-6"/>
+          <w:sz w:val="16"/>
+        </w:rPr>
+        <w:t xml:space="preserve"> </w:t>
+      </w:r>
+      <w:r>
+        <w:rPr>
+          <w:b/>
+          <w:spacing w:val="-2"/>
+          <w:sz w:val="16"/>
+        </w:rPr>
+        <w:t>Applicable)</w:t>
+      </w:r>
+    </w:p>
+    <w:p>
+      <w:pPr>
+        <w:pStyle w:val="BodyText"/>
+        <w:spacing w:before="49"/>
+        <w:rPr>
+          <w:sz w:val="16"/>
+        </w:rPr>
+      </w:pPr>
+    </w:p>
+    <w:p>
+      <w:pPr>
+        <w:pStyle w:val="BodyText"/>
+        <w:tabs>
+          <w:tab w:val="left" w:pos="3128"/>
+          <w:tab w:val="left" w:pos="3780"/>
+        </w:tabs>
+        <w:ind w:left="180"/>
+      </w:pPr>
+      <w:r>
+        <w:t>Faculty</w:t>
+      </w:r>
+      <w:r>
+        <w:rPr>
+          <w:spacing w:val="-8"/>
+        </w:rPr>
+        <w:t xml:space="preserve"> </w:t>
+      </w:r>
+      <w:r>
+        <w:t>Guide’s</w:t>
+      </w:r>
+      <w:r>
+        <w:rPr>
+          <w:spacing w:val="-8"/>
+        </w:rPr>
+        <w:t xml:space="preserve"> </w:t>
+      </w:r>
+      <w:r>
+        <w:rPr>
+          <w:spacing w:val="-4"/>
+        </w:rPr>
+        <w:t>Name</w:t>
+      </w:r>
+      <w:r>
+        <w:tab/>
+      </w:r>
+      <w:r>
+        <w:rPr>
+          <w:spacing w:val="-10"/>
+        </w:rPr>
+        <w:t>:</w:t>
+      </w:r>
+      <w:r>
+        <w:tab/>
+      </w:r>
+      <w:r>
+        <w:rPr>
+          <w:rFonts w:ascii="Times New Roman" w:hAnsi="Times New Roman"/>
+          <w:sz w:val="20"/>
+        </w:rPr>
+        <w:t>Mr. Tamoghna Mukherjee</w:t>
+      </w:r>
+    </w:p>
+    <w:p>
+      <w:pPr>
         <w:pStyle w:val="BodyText"/>
         <w:spacing w:before="1"/>
-        <w:rPr>
+      </w:pPr>
+    </w:p>
+    <w:p>
+      <w:pPr>
+        <w:pStyle w:val="BodyText"/>
+        <w:tabs>
+          <w:tab w:val="left" w:pos="3128"/>
+        </w:tabs>
+        <w:spacing w:before="1" w:line="242" w:lineRule="exact"/>
+        <w:ind w:left="180"/>
+      </w:pPr>
+      <w:r>
+        <w:t>Industry</w:t>
+      </w:r>
+      <w:r>
+        <w:rPr>
+          <w:spacing w:val="-12"/>
+        </w:rPr>
+        <w:t xml:space="preserve"> </w:t>
+      </w:r>
+      <w:r>
+        <w:t>Guide’s</w:t>
+      </w:r>
+      <w:r>
+        <w:rPr>
+          <w:spacing w:val="-11"/>
+        </w:rPr>
+        <w:t xml:space="preserve"> </w:t>
+      </w:r>
+      <w:r>
+        <w:rPr>
+          <w:spacing w:val="-4"/>
+        </w:rPr>
+        <w:t>Name</w:t>
+      </w:r>
+      <w:r>
+        <w:tab/>
+      </w:r>
+      <w:r>
+        <w:rPr>
+          <w:spacing w:val="-10"/>
+        </w:rPr>
+        <w:t>:</w:t>
+      </w:r>
+    </w:p>
+    <w:p>
+      <w:pPr>
+        <w:spacing w:line="194" w:lineRule="exact"/>
+        <w:ind w:left="180"/>
+        <w:rPr>
+          <w:b/>
+          <w:sz w:val="16"/>
+        </w:rPr>
+      </w:pPr>
+      <w:r>
+        <w:rPr>
+          <w:b/>
+          <w:sz w:val="16"/>
+        </w:rPr>
+        <w:t>(Please</w:t>
+      </w:r>
+      <w:r>
+        <w:rPr>
+          <w:b/>
+          <w:spacing w:val="-8"/>
+          <w:sz w:val="16"/>
+        </w:rPr>
+        <w:t xml:space="preserve"> </w:t>
+      </w:r>
+      <w:r>
+        <w:rPr>
+          <w:b/>
+          <w:sz w:val="16"/>
+        </w:rPr>
+        <w:t>mention</w:t>
+      </w:r>
+      <w:r>
+        <w:rPr>
+          <w:b/>
+          <w:spacing w:val="-4"/>
+          <w:sz w:val="16"/>
+        </w:rPr>
+        <w:t xml:space="preserve"> </w:t>
+      </w:r>
+      <w:r>
+        <w:rPr>
+          <w:b/>
+          <w:sz w:val="16"/>
+        </w:rPr>
+        <w:t>if</w:t>
+      </w:r>
+      <w:r>
+        <w:rPr>
+          <w:b/>
+          <w:spacing w:val="-6"/>
+          <w:sz w:val="16"/>
+        </w:rPr>
+        <w:t xml:space="preserve"> </w:t>
+      </w:r>
+      <w:r>
+        <w:rPr>
+          <w:b/>
+          <w:spacing w:val="-2"/>
+          <w:sz w:val="16"/>
+        </w:rPr>
+        <w:t>Applicable)</w:t>
+      </w:r>
+    </w:p>
+    <w:p>
+      <w:pPr>
+        <w:pStyle w:val="BodyText"/>
+        <w:rPr>
+          <w:sz w:val="16"/>
+        </w:rPr>
+      </w:pPr>
+    </w:p>
+    <w:p>
+      <w:pPr>
+        <w:pStyle w:val="BodyText"/>
+        <w:spacing w:before="98"/>
+        <w:rPr>
+          <w:sz w:val="16"/>
+        </w:rPr>
+      </w:pPr>
+    </w:p>
+    <w:p>
+      <w:pPr>
+        <w:pStyle w:val="BodyText"/>
+        <w:tabs>
+          <w:tab w:val="left" w:pos="3128"/>
+          <w:tab w:val="left" w:pos="3848"/>
+        </w:tabs>
+        <w:ind w:left="180"/>
+      </w:pPr>
+      <w:r>
+        <w:t>Project</w:t>
+      </w:r>
+      <w:r>
+        <w:rPr>
+          <w:spacing w:val="-10"/>
+        </w:rPr>
+        <w:t xml:space="preserve"> </w:t>
+      </w:r>
+      <w:r>
+        <w:rPr>
+          <w:spacing w:val="-2"/>
+        </w:rPr>
+        <w:t>Title</w:t>
+      </w:r>
+      <w:r>
+        <w:tab/>
+      </w:r>
+      <w:r>
+        <w:rPr>
+          <w:spacing w:val="-10"/>
+        </w:rPr>
+        <w:t>:</w:t>
+      </w:r>
+      <w:r>
+        <w:tab/>
+      </w:r>
+      <w:r>
+        <w:rPr>
+          <w:rFonts w:ascii="Times New Roman" w:hAnsi="Times New Roman"/>
+          <w:sz w:val="20"/>
+        </w:rPr>
+        <w:t>Decentralized Blockchain based  Transaction System on Edge deveces</w:t>
+      </w:r>
+    </w:p>
+    <w:p>
+      <w:pPr>
+        <w:pStyle w:val="BodyText"/>
+      </w:pPr>
+    </w:p>
+    <w:p>
+      <w:pPr>
+        <w:pStyle w:val="BodyText"/>
+        <w:spacing w:before="1"/>
+      </w:pPr>
+    </w:p>
+    <w:p>
+      <w:pPr>
+        <w:tabs>
+          <w:tab w:val="left" w:pos="2517"/>
+          <w:tab w:val="left" w:pos="2945"/>
+        </w:tabs>
+        <w:ind w:left="180" w:right="180"/>
+        <w:rPr>
+          <w:sz w:val="20"/>
+        </w:rPr>
+      </w:pPr>
+      <w:r>
+        <w:rPr>
+          <w:rFonts w:ascii="Times New Roman" w:hAnsi="Times New Roman"/>
+          <w:b/>
+          <w:sz w:val="20"/>
+        </w:rPr>
+        <w:t>Targets for the week:</w:t>
+      </w:r>
+      <w:r>
+        <w:rPr>
+          <w:rFonts w:ascii="Times New Roman" w:hAnsi="Times New Roman"/>
+          <w:sz w:val="20"/>
+        </w:rPr>
+        <w:br/>
+      </w:r>
+      <w:r>
+        <w:rPr>
+          <w:rFonts w:ascii="Times New Roman" w:hAnsi="Times New Roman"/>
+          <w:sz w:val="19"/>
+        </w:rPr>
+        <w:t xml:space="preserve">  •  Configure multi-node simulation environment running 4 autonomous node instances on distinct ports (8001–8004).</w:t>
+      </w:r>
+      <w:r>
+        <w:rPr>
+          <w:rFonts w:ascii="Times New Roman" w:hAnsi="Times New Roman"/>
+          <w:sz w:val="20"/>
+        </w:rPr>
+        <w:br/>
+      </w:r>
+      <w:r>
+        <w:rPr>
+          <w:rFonts w:ascii="Times New Roman" w:hAnsi="Times New Roman"/>
+          <w:sz w:val="19"/>
+        </w:rPr>
+        <w:t xml:space="preserve">  •  Build HTTP REST API endpoints for state inspection, balance queries, and transaction triggering.</w:t>
+      </w:r>
+      <w:r>
+        <w:rPr>
+          <w:rFonts w:ascii="Times New Roman" w:hAnsi="Times New Roman"/>
+          <w:sz w:val="20"/>
+        </w:rPr>
+        <w:br/>
+      </w:r>
+      <w:r>
+        <w:rPr>
+          <w:rFonts w:ascii="Times New Roman" w:hAnsi="Times New Roman"/>
+          <w:sz w:val="19"/>
+        </w:rPr>
+        <w:t xml:space="preserve">  •  Implement bidirectional WebSocket server and client for peer-to-peer mesh gossip dissemination.</w:t>
+      </w:r>
+      <w:r>
+        <w:rPr>
+          <w:rFonts w:ascii="Times New Roman" w:hAnsi="Times New Roman"/>
+          <w:sz w:val="20"/>
+        </w:rPr>
+        <w:br/>
+      </w:r>
+      <w:r>
+        <w:rPr>
+          <w:rFonts w:ascii="Times New Roman" w:hAnsi="Times New Roman"/>
+          <w:sz w:val="19"/>
+        </w:rPr>
+        <w:t xml:space="preserve">  •  Implement and benchmark Phase 1 zero-latency local P2P commitment handshake (&lt;50ms).</w:t>
+      </w:r>
+    </w:p>
+    <w:p>
+      <w:pPr>
+        <w:tabs>
+          <w:tab w:val="left" w:pos="2517"/>
+          <w:tab w:val="left" w:pos="2945"/>
+        </w:tabs>
+        <w:ind w:left="180" w:right="180"/>
+        <w:rPr>
+          <w:sz w:val="20"/>
+        </w:rPr>
+      </w:pPr>
+      <w:r>
+        <w:rPr>
+          <w:rFonts w:ascii="Times New Roman" w:hAnsi="Times New Roman"/>
+          <w:b/>
+          <w:sz w:val="20"/>
+        </w:rPr>
+        <w:t>Achievements for the week:</w:t>
+      </w:r>
+      <w:r>
+        <w:rPr>
+          <w:rFonts w:ascii="Times New Roman" w:hAnsi="Times New Roman"/>
+          <w:sz w:val="20"/>
+        </w:rPr>
+        <w:br/>
+      </w:r>
+      <w:r>
+        <w:rPr>
+          <w:rFonts w:ascii="Times New Roman" w:hAnsi="Times New Roman"/>
+          <w:sz w:val="19"/>
+        </w:rPr>
+        <w:t xml:space="preserve">  •  Successfully deployed 4 independent node instances communicating over local loopback ports (8001, 8002, 8003, 8004).</w:t>
+      </w:r>
+      <w:r>
+        <w:rPr>
+          <w:rFonts w:ascii="Times New Roman" w:hAnsi="Times New Roman"/>
+          <w:sz w:val="20"/>
+        </w:rPr>
+        <w:br/>
+      </w:r>
+      <w:r>
+        <w:rPr>
+          <w:rFonts w:ascii="Times New Roman" w:hAnsi="Times New Roman"/>
+          <w:sz w:val="19"/>
+        </w:rPr>
+        <w:t xml:space="preserve">  •  Developed comprehensive REST endpoints (/state, /balance, /mempool, /transact, /chain) for node management.</w:t>
+      </w:r>
+      <w:r>
+        <w:rPr>
+          <w:rFonts w:ascii="Times New Roman" w:hAnsi="Times New Roman"/>
+          <w:sz w:val="20"/>
+        </w:rPr>
+        <w:br/>
+      </w:r>
+      <w:r>
+        <w:rPr>
+          <w:rFonts w:ascii="Times New Roman" w:hAnsi="Times New Roman"/>
+          <w:sz w:val="19"/>
+        </w:rPr>
+        <w:t xml:space="preserve">  •  Established full-duplex WebSocket peer links creating a decentralized mesh without a central coordinator.</w:t>
+      </w:r>
+      <w:r>
+        <w:rPr>
+          <w:rFonts w:ascii="Times New Roman" w:hAnsi="Times New Roman"/>
+          <w:sz w:val="20"/>
+        </w:rPr>
+        <w:br/>
+      </w:r>
+      <w:r>
+        <w:rPr>
+          <w:rFonts w:ascii="Times New Roman" w:hAnsi="Times New Roman"/>
+          <w:sz w:val="19"/>
+        </w:rPr>
+        <w:t xml:space="preserve">  •  Implemented Phase 1 direct handshake: local balance lock, P2P transmission, receiver verification, and instant signed provisional receipt in under 45ms.</w:t>
+      </w:r>
+    </w:p>
+    <w:p>
+      <w:pPr>
+        <w:tabs>
+          <w:tab w:val="left" w:pos="2517"/>
+          <w:tab w:val="left" w:pos="2945"/>
+        </w:tabs>
+        <w:ind w:left="180" w:right="180"/>
+        <w:rPr>
+          <w:sz w:val="20"/>
+        </w:rPr>
+      </w:pPr>
+      <w:r>
+        <w:rPr>
+          <w:rFonts w:ascii="Times New Roman" w:hAnsi="Times New Roman"/>
+          <w:b/>
+          <w:sz w:val="20"/>
+        </w:rPr>
+        <w:t xml:space="preserve">Future work plans: </w:t>
+      </w:r>
+      <w:r>
+        <w:rPr>
+          <w:rFonts w:ascii="Times New Roman" w:hAnsi="Times New Roman"/>
+          <w:sz w:val="19"/>
+        </w:rPr>
+        <w:t>Implement Phase 2 asynchronous transaction gossip propagation, compact differential database transfer protocol (State Diffs), and rolling ledger pruning.</w:t>
+      </w:r>
+    </w:p>
+    <w:p>
+      <w:pPr>
+        <w:pStyle w:val="BodyText"/>
+        <w:spacing w:before="241"/>
+        <w:rPr>
+          <w:b w:val="0"/>
+        </w:rPr>
+      </w:pPr>
+    </w:p>
+    <w:p>
+      <w:pPr>
+        <w:pStyle w:val="Heading1"/>
+        <w:ind w:left="2"/>
+      </w:pPr>
+      <w:r>
+        <w:rPr>
+          <w:u w:val="single"/>
+        </w:rPr>
+        <w:t>Week’s</w:t>
+      </w:r>
+      <w:r>
+        <w:rPr>
+          <w:spacing w:val="-2"/>
+          <w:u w:val="single"/>
+        </w:rPr>
+        <w:t xml:space="preserve"> Summary</w:t>
+      </w:r>
+    </w:p>
+    <w:p>
+      <w:pPr>
+        <w:pStyle w:val="BodyText"/>
+        <w:spacing w:before="11"/>
+        <w:rPr>
+          <w:sz w:val="18"/>
+        </w:rPr>
+      </w:pPr>
+    </w:p>
+    <w:tbl>
+      <w:tblPr>
+        <w:tblW w:w="0" w:type="auto"/>
+        <w:tblInd w:w="190" w:type="dxa"/>
+        <w:tblBorders>
+          <w:top w:val="single" w:sz="4" w:space="0" w:color="000000"/>
+          <w:left w:val="single" w:sz="4" w:space="0" w:color="000000"/>
+          <w:bottom w:val="single" w:sz="4" w:space="0" w:color="000000"/>
+          <w:right w:val="single" w:sz="4" w:space="0" w:color="000000"/>
+          <w:insideH w:val="single" w:sz="4" w:space="0" w:color="000000"/>
+          <w:insideV w:val="single" w:sz="4" w:space="0" w:color="000000"/>
+        </w:tblBorders>
+        <w:tblLayout w:type="fixed"/>
+        <w:tblCellMar>
+          <w:left w:w="0" w:type="dxa"/>
+          <w:right w:w="0" w:type="dxa"/>
+        </w:tblCellMar>
+        <w:tblLook w:val="01E0" w:firstRow="1" w:lastRow="1" w:firstColumn="1" w:lastColumn="1" w:noHBand="0" w:noVBand="0"/>
+      </w:tblPr>
+      <w:tblGrid>
+        <w:gridCol w:w="1963"/>
+        <w:gridCol w:w="8094"/>
+      </w:tblGrid>
+      <w:tr>
+        <w:trPr>
+          <w:trHeight w:val="683"/>
+        </w:trPr>
+        <w:tc>
+          <w:tcPr>
+            <w:tcW w:w="1963" w:type="dxa"/>
+          </w:tcPr>
+          <w:p>
+            <w:pPr>
+              <w:pStyle w:val="TableParagraph"/>
+              <w:spacing w:before="60" w:after="60"/>
+              <w:jc w:val="center"/>
+            </w:pPr>
+            <w:r>
+              <w:rPr>
+                <w:rFonts w:ascii="Verdana" w:hAnsi="Verdana"/>
+                <w:b/>
+                <w:sz w:val="18"/>
+              </w:rPr>
+              <w:t>Days / Time</w:t>
+            </w:r>
+          </w:p>
+        </w:tc>
+        <w:tc>
+          <w:tcPr>
+            <w:tcW w:w="8094" w:type="dxa"/>
+          </w:tcPr>
+          <w:p>
+            <w:pPr>
+              <w:pStyle w:val="TableParagraph"/>
+              <w:spacing w:before="60" w:after="60"/>
+              <w:jc w:val="center"/>
+            </w:pPr>
+            <w:r>
+              <w:rPr>
+                <w:rFonts w:ascii="Verdana" w:hAnsi="Verdana"/>
+                <w:b/>
+                <w:sz w:val="18"/>
+              </w:rPr>
+              <w:t>Summary of Work Executed</w:t>
+            </w:r>
+          </w:p>
+        </w:tc>
+      </w:tr>
+      <w:tr>
+        <w:trPr>
+          <w:trHeight w:val="690"/>
+        </w:trPr>
+        <w:tc>
+          <w:tcPr>
+            <w:tcW w:w="1963" w:type="dxa"/>
+          </w:tcPr>
+          <w:p>
+            <w:pPr>
+              <w:pStyle w:val="TableParagraph"/>
+              <w:spacing w:before="60" w:after="60"/>
+              <w:jc w:val="center"/>
+            </w:pPr>
+            <w:r>
+              <w:rPr>
+                <w:rFonts w:ascii="Verdana" w:hAnsi="Verdana"/>
+                <w:b/>
+                <w:sz w:val="18"/>
+              </w:rPr>
+              <w:t>Monday</w:t>
+            </w:r>
+          </w:p>
+        </w:tc>
+        <w:tc>
+          <w:tcPr>
+            <w:tcW w:w="8094" w:type="dxa"/>
+          </w:tcPr>
+          <w:p>
+            <w:pPr>
+              <w:pStyle w:val="TableParagraph"/>
+              <w:spacing w:before="40" w:after="40" w:line="240" w:lineRule="auto"/>
+              <w:ind w:left="120" w:right="120"/>
+            </w:pPr>
+            <w:r>
+              <w:rPr>
+                <w:rFonts w:ascii="Times New Roman" w:hAnsi="Times New Roman"/>
+                <w:sz w:val="19"/>
+              </w:rPr>
+              <w:t>Configured multi-instance architecture deploying Node 1 (8001), Node 2 (8002), Node 3 (8003), and Node 4 (8004) as autonomous edge processes.</w:t>
+            </w:r>
+          </w:p>
+        </w:tc>
+      </w:tr>
+      <w:tr>
+        <w:trPr>
+          <w:trHeight w:val="647"/>
+        </w:trPr>
+        <w:tc>
+          <w:tcPr>
+            <w:tcW w:w="1963" w:type="dxa"/>
+          </w:tcPr>
+          <w:p>
+            <w:pPr>
+              <w:pStyle w:val="TableParagraph"/>
+              <w:spacing w:before="60" w:after="60"/>
+              <w:jc w:val="center"/>
+            </w:pPr>
+            <w:r>
+              <w:rPr>
+                <w:rFonts w:ascii="Verdana" w:hAnsi="Verdana"/>
+                <w:b/>
+                <w:sz w:val="18"/>
+              </w:rPr>
+              <w:t>Tuesday</w:t>
+            </w:r>
+          </w:p>
+        </w:tc>
+        <w:tc>
+          <w:tcPr>
+            <w:tcW w:w="8094" w:type="dxa"/>
+          </w:tcPr>
+          <w:p>
+            <w:pPr>
+              <w:pStyle w:val="TableParagraph"/>
+              <w:spacing w:before="40" w:after="40" w:line="240" w:lineRule="auto"/>
+              <w:ind w:left="120" w:right="120"/>
+            </w:pPr>
+            <w:r>
+              <w:rPr>
+                <w:rFonts w:ascii="Times New Roman" w:hAnsi="Times New Roman"/>
+                <w:sz w:val="19"/>
+              </w:rPr>
+              <w:t>Built HTTP REST endpoints for node state queries, wallet balance inspection, mempool listing, and manual transaction triggering.</w:t>
+            </w:r>
+          </w:p>
+        </w:tc>
+      </w:tr>
+      <w:tr>
+        <w:trPr>
+          <w:trHeight w:val="611"/>
+        </w:trPr>
+        <w:tc>
+          <w:tcPr>
+            <w:tcW w:w="1963" w:type="dxa"/>
+          </w:tcPr>
+          <w:p>
+            <w:pPr>
+              <w:pStyle w:val="TableParagraph"/>
+              <w:spacing w:before="60" w:after="60"/>
+              <w:jc w:val="center"/>
+            </w:pPr>
+            <w:r>
+              <w:rPr>
+                <w:rFonts w:ascii="Verdana" w:hAnsi="Verdana"/>
+                <w:b/>
+                <w:sz w:val="18"/>
+              </w:rPr>
+              <w:t>Wednesday</w:t>
+            </w:r>
+          </w:p>
+        </w:tc>
+        <w:tc>
+          <w:tcPr>
+            <w:tcW w:w="8094" w:type="dxa"/>
+          </w:tcPr>
+          <w:p>
+            <w:pPr>
+              <w:pStyle w:val="TableParagraph"/>
+              <w:spacing w:before="40" w:after="40" w:line="240" w:lineRule="auto"/>
+              <w:ind w:left="120" w:right="120"/>
+            </w:pPr>
+            <w:r>
+              <w:rPr>
+                <w:rFonts w:ascii="Times New Roman" w:hAnsi="Times New Roman"/>
+                <w:sz w:val="19"/>
+              </w:rPr>
+              <w:t>Implemented bidirectional WebSocket networking layer for direct peer-to-peer mesh messaging, peer discovery, and state broadcasting.</w:t>
+            </w:r>
+          </w:p>
+        </w:tc>
+      </w:tr>
+      <w:tr>
+        <w:trPr>
+          <w:trHeight w:val="638"/>
+        </w:trPr>
+        <w:tc>
+          <w:tcPr>
+            <w:tcW w:w="1963" w:type="dxa"/>
+          </w:tcPr>
+          <w:p>
+            <w:pPr>
+              <w:pStyle w:val="TableParagraph"/>
+              <w:spacing w:before="60" w:after="60"/>
+              <w:jc w:val="center"/>
+            </w:pPr>
+            <w:r>
+              <w:rPr>
+                <w:rFonts w:ascii="Verdana" w:hAnsi="Verdana"/>
+                <w:b/>
+                <w:sz w:val="18"/>
+              </w:rPr>
+              <w:t>Thursday</w:t>
+            </w:r>
+          </w:p>
+        </w:tc>
+        <w:tc>
+          <w:tcPr>
+            <w:tcW w:w="8094" w:type="dxa"/>
+          </w:tcPr>
+          <w:p>
+            <w:pPr>
+              <w:pStyle w:val="TableParagraph"/>
+              <w:spacing w:before="40" w:after="40" w:line="240" w:lineRule="auto"/>
+              <w:ind w:left="120" w:right="120"/>
+            </w:pPr>
+            <w:r>
+              <w:rPr>
+                <w:rFonts w:ascii="Times New Roman" w:hAnsi="Times New Roman"/>
+                <w:sz w:val="19"/>
+              </w:rPr>
+              <w:t>Developed Phase 1 zero-latency local commitment protocol: sender balance reservation, point-to-point payload delivery, and provisional crediting.</w:t>
+            </w:r>
+          </w:p>
+        </w:tc>
+      </w:tr>
+      <w:tr>
+        <w:trPr>
+          <w:trHeight w:val="606"/>
+        </w:trPr>
+        <w:tc>
+          <w:tcPr>
+            <w:tcW w:w="1963" w:type="dxa"/>
+          </w:tcPr>
+          <w:p>
+            <w:pPr>
+              <w:pStyle w:val="TableParagraph"/>
+              <w:spacing w:before="60" w:after="60"/>
+              <w:jc w:val="center"/>
+            </w:pPr>
+            <w:r>
+              <w:rPr>
+                <w:rFonts w:ascii="Verdana" w:hAnsi="Verdana"/>
+                <w:b/>
+                <w:sz w:val="18"/>
+              </w:rPr>
+              <w:t>Friday</w:t>
+            </w:r>
+          </w:p>
+        </w:tc>
+        <w:tc>
+          <w:tcPr>
+            <w:tcW w:w="8094" w:type="dxa"/>
+          </w:tcPr>
+          <w:p>
+            <w:pPr>
+              <w:pStyle w:val="TableParagraph"/>
+              <w:spacing w:before="40" w:after="40" w:line="240" w:lineRule="auto"/>
+              <w:ind w:left="120" w:right="120"/>
+            </w:pPr>
+            <w:r>
+              <w:rPr>
+                <w:rFonts w:ascii="Times New Roman" w:hAnsi="Times New Roman"/>
+                <w:sz w:val="19"/>
+              </w:rPr>
+              <w:t>Benchmarked Phase 1 local commitment latency across simulated edge peers; verified transaction confirmation and receipt issuance in under 45ms.</w:t>
+            </w:r>
+          </w:p>
+        </w:tc>
+      </w:tr>
+    </w:tbl>
+    <w:p>
+      <w:pPr>
+        <w:pStyle w:val="BodyText"/>
+        <w:spacing w:before="120"/>
+      </w:pPr>
+    </w:p>
+    <w:p>
+      <w:pPr>
+        <w:pStyle w:val="BodyText"/>
+        <w:spacing w:before="19"/>
+        <w:ind w:left="180"/>
+      </w:pPr>
+      <w:r>
+        <w:t>Student</w:t>
+      </w:r>
+      <w:r>
+        <w:rPr>
+          <w:spacing w:val="-12"/>
+        </w:rPr>
+        <w:t xml:space="preserve"> </w:t>
+      </w:r>
+      <w:r>
+        <w:rPr>
+          <w:spacing w:val="-2"/>
+        </w:rPr>
+        <w:t>Signature</w:t>
+      </w:r>
+      <w:r>
+        <w:rPr>
+          <w:spacing w:val="-2"/>
+        </w:rPr>
+        <w:t xml:space="preserve">                                                                                      </w:t>
+      </w:r>
+      <w:r>
+        <w:t>Guide’s</w:t>
+      </w:r>
+      <w:r>
+        <w:rPr>
+          <w:spacing w:val="-12"/>
+        </w:rPr>
+        <w:t xml:space="preserve"> </w:t>
+      </w:r>
+      <w:r>
+        <w:rPr>
+          <w:spacing w:val="-2"/>
+        </w:rPr>
+        <w:t>Signature</w:t>
+      </w:r>
+    </w:p>
+    <w:p>
+      <w:pPr>
+        <w:pStyle w:val="BodyText"/>
+        <w:spacing w:before="19"/>
+        <w:ind w:left="180"/>
+      </w:pPr>
+    </w:p>
+    <w:p>
+      <w:r>
+        <w:br w:type="page"/>
+      </w:r>
+    </w:p>
+    <w:p>
+      <w:pPr>
+        <w:pStyle w:val="BodyText"/>
+        <w:rPr>
+          <w:rFonts w:ascii="Times New Roman"/>
+          <w:b w:val="0"/>
+          <w:sz w:val="28"/>
+        </w:rPr>
+      </w:pPr>
+      <w:r>
+        <w:rPr>
+          <w:rFonts w:ascii="Times New Roman"/>
+          <w:b w:val="0"/>
           <w:noProof/>
+          <w:sz w:val="28"/>
+        </w:rPr>
+        <w:drawing>
+          <wp:anchor distT="0" distB="0" distL="0" distR="0" simplePos="0" relativeHeight="15729152" behindDoc="0" locked="0" layoutInCell="1" allowOverlap="1" ns4:anchorId="255BA061" ns4:editId="47245F56">
+            <wp:simplePos x="0" y="0"/>
+            <wp:positionH relativeFrom="page">
+              <wp:posOffset>259079</wp:posOffset>
+            </wp:positionH>
+            <wp:positionV relativeFrom="page">
+              <wp:posOffset>59055</wp:posOffset>
+            </wp:positionV>
+            <wp:extent cx="716617" cy="697865"/>
+            <wp:effectExtent l="0" t="0" r="0" b="0"/>
+            <wp:wrapNone/>
+            <wp:docPr id="5" name="Image 5"/>
+            <wp:cNvGraphicFramePr>
+              <a:graphicFrameLocks/>
+            </wp:cNvGraphicFramePr>
+            <a:graphic>
+              <a:graphicData uri="http://schemas.openxmlformats.org/drawingml/2006/picture">
+                <pic:pic>
+                  <pic:nvPicPr>
+                    <pic:cNvPr id="1" name="Image 1"/>
+                    <pic:cNvPicPr/>
+                  </pic:nvPicPr>
+                  <pic:blipFill>
+                    <a:blip r:embed="rId4" cstate="print"/>
+                    <a:stretch>
+                      <a:fillRect/>
+                    </a:stretch>
+                  </pic:blipFill>
+                  <pic:spPr>
+                    <a:xfrm>
+                      <a:off x="0" y="0"/>
+                      <a:ext cx="716617" cy="697865"/>
+                    </a:xfrm>
+                    <a:prstGeom prst="rect">
+                      <a:avLst/>
+                    </a:prstGeom>
+                  </pic:spPr>
+                </pic:pic>
+              </a:graphicData>
+            </a:graphic>
+          </wp:anchor>
+        </w:drawing>
+      </w:r>
+    </w:p>
+    <w:p>
+      <w:pPr>
+        <w:pStyle w:val="BodyText"/>
+        <w:spacing w:before="208"/>
+        <w:rPr>
+          <w:rFonts w:ascii="Times New Roman"/>
+          <w:b w:val="0"/>
+          <w:sz w:val="28"/>
+        </w:rPr>
+      </w:pPr>
+    </w:p>
+    <w:p>
+      <w:pPr>
+        <w:pStyle w:val="Title"/>
+        <w:rPr>
+          <w:u w:val="none"/>
+        </w:rPr>
+      </w:pPr>
+      <w:r>
+        <w:t>AMITY</w:t>
+      </w:r>
+      <w:r>
+        <w:rPr>
+          <w:spacing w:val="-5"/>
+        </w:rPr>
+        <w:t xml:space="preserve"> </w:t>
+      </w:r>
+      <w:r>
+        <w:t>UNIVERSITY</w:t>
+      </w:r>
+      <w:r>
+        <w:rPr>
+          <w:spacing w:val="-5"/>
+        </w:rPr>
+        <w:t xml:space="preserve"> </w:t>
+      </w:r>
+      <w:r>
+        <w:rPr>
+          <w:spacing w:val="-2"/>
+        </w:rPr>
+        <w:t>KOLKATA</w:t>
+      </w:r>
+    </w:p>
+    <w:p>
+      <w:pPr>
+        <w:pStyle w:val="BodyText"/>
+        <w:spacing w:before="70"/>
+        <w:rPr>
+          <w:sz w:val="22"/>
+        </w:rPr>
+      </w:pPr>
+    </w:p>
+    <w:p>
+      <w:pPr>
+        <w:pStyle w:val="Heading1"/>
+      </w:pPr>
+      <w:r>
+        <w:t>Weekly</w:t>
+      </w:r>
+      <w:r>
+        <w:rPr>
+          <w:spacing w:val="-6"/>
+        </w:rPr>
+        <w:t xml:space="preserve"> </w:t>
+      </w:r>
+      <w:r>
+        <w:t>Progress</w:t>
+      </w:r>
+      <w:r>
+        <w:rPr>
+          <w:spacing w:val="-5"/>
+        </w:rPr>
+        <w:t xml:space="preserve"> </w:t>
+      </w:r>
+      <w:r>
+        <w:rPr>
+          <w:spacing w:val="-2"/>
+        </w:rPr>
+        <w:t>Report</w:t>
+      </w:r>
+    </w:p>
+    <w:p>
+      <w:pPr>
+        <w:pStyle w:val="BodyText"/>
+        <w:spacing w:before="244"/>
+        <w:ind w:left="1" w:right="179"/>
+        <w:jc w:val="center"/>
+      </w:pPr>
+      <w:r>
+        <w:rPr>
+          <w:rFonts w:ascii="Times New Roman" w:hAnsi="Times New Roman"/>
+          <w:sz w:val="20"/>
+        </w:rPr>
+        <w:t xml:space="preserve">For the Week Commencing </w:t>
+      </w:r>
+      <w:r>
+        <w:rPr>
+          <w:rFonts w:ascii="Times New Roman" w:hAnsi="Times New Roman"/>
+          <w:b/>
+          <w:sz w:val="20"/>
+        </w:rPr>
+        <w:t>28 – 09 – 2026 to 02 – 10 – 2026</w:t>
+      </w:r>
+    </w:p>
+    <w:p>
+      <w:pPr>
+        <w:pStyle w:val="BodyText"/>
+        <w:spacing w:before="26"/>
+        <w:rPr>
           <w:sz w:val="18"/>
         </w:rPr>
       </w:pPr>
     </w:p>
     <w:p>
       <w:pPr>
+        <w:tabs>
+          <w:tab w:val="left" w:pos="3123"/>
+          <w:tab w:val="left" w:pos="3843"/>
+        </w:tabs>
+        <w:ind w:left="180"/>
+        <w:rPr>
+          <w:b/>
+          <w:sz w:val="18"/>
+        </w:rPr>
+      </w:pPr>
+      <w:r>
+        <w:rPr>
+          <w:b/>
+          <w:sz w:val="18"/>
+        </w:rPr>
+        <w:t>Enrollment</w:t>
+      </w:r>
+      <w:r>
+        <w:rPr>
+          <w:b/>
+          <w:spacing w:val="-5"/>
+          <w:sz w:val="18"/>
+        </w:rPr>
+        <w:t xml:space="preserve"> No.</w:t>
+      </w:r>
+      <w:r>
+        <w:rPr>
+          <w:b/>
+          <w:sz w:val="18"/>
+        </w:rPr>
+        <w:tab/>
+      </w:r>
+      <w:r>
+        <w:rPr>
+          <w:b/>
+          <w:spacing w:val="-10"/>
+          <w:sz w:val="20"/>
+        </w:rPr>
+        <w:t>:</w:t>
+      </w:r>
+      <w:r>
+        <w:rPr>
+          <w:b/>
+          <w:sz w:val="20"/>
+        </w:rPr>
+        <w:tab/>
+      </w:r>
+    </w:p>
+    <w:p>
+      <w:pPr>
+        <w:tabs>
+          <w:tab w:val="left" w:pos="3123"/>
+          <w:tab w:val="left" w:pos="3780"/>
+        </w:tabs>
+        <w:spacing w:before="218"/>
+        <w:ind w:left="180"/>
+        <w:rPr>
+          <w:b/>
+          <w:sz w:val="18"/>
+        </w:rPr>
+      </w:pPr>
+      <w:r>
+        <w:rPr>
+          <w:b/>
+          <w:spacing w:val="-4"/>
+          <w:sz w:val="18"/>
+        </w:rPr>
+        <w:t>NAME</w:t>
+      </w:r>
+      <w:r>
+        <w:rPr>
+          <w:b/>
+          <w:sz w:val="18"/>
+        </w:rPr>
+        <w:tab/>
+      </w:r>
+      <w:r>
+        <w:rPr>
+          <w:b/>
+          <w:spacing w:val="-10"/>
+          <w:sz w:val="20"/>
+        </w:rPr>
+        <w:t>:</w:t>
+      </w:r>
+      <w:r>
+        <w:rPr>
+          <w:b/>
+          <w:sz w:val="20"/>
+        </w:rPr>
+        <w:tab/>
+      </w:r>
+    </w:p>
+    <w:p>
+      <w:pPr>
+        <w:tabs>
+          <w:tab w:val="left" w:pos="3142"/>
+          <w:tab w:val="left" w:pos="3780"/>
+        </w:tabs>
+        <w:spacing w:before="217"/>
+        <w:ind w:left="180"/>
+        <w:rPr>
+          <w:b/>
+          <w:sz w:val="18"/>
+        </w:rPr>
+      </w:pPr>
+      <w:r>
+        <w:rPr>
+          <w:b/>
+          <w:spacing w:val="-2"/>
+          <w:sz w:val="18"/>
+        </w:rPr>
+        <w:t>Program</w:t>
+      </w:r>
+      <w:r>
+        <w:rPr>
+          <w:b/>
+          <w:sz w:val="18"/>
+        </w:rPr>
+        <w:tab/>
+      </w:r>
+      <w:r>
+        <w:rPr>
+          <w:b/>
+          <w:spacing w:val="-10"/>
+          <w:sz w:val="20"/>
+        </w:rPr>
+        <w:t>:</w:t>
+      </w:r>
+      <w:r>
+        <w:rPr>
+          <w:b/>
+          <w:sz w:val="20"/>
+        </w:rPr>
+        <w:tab/>
+      </w:r>
+    </w:p>
+    <w:p>
+      <w:pPr>
+        <w:pStyle w:val="BodyText"/>
+        <w:tabs>
+          <w:tab w:val="left" w:pos="3128"/>
+          <w:tab w:val="left" w:pos="3780"/>
+        </w:tabs>
+        <w:spacing w:before="196" w:line="242" w:lineRule="exact"/>
+        <w:ind w:left="180"/>
+      </w:pPr>
+      <w:r>
+        <w:t>Company</w:t>
+      </w:r>
+      <w:r>
+        <w:rPr>
+          <w:spacing w:val="-13"/>
+        </w:rPr>
+        <w:t xml:space="preserve"> </w:t>
+      </w:r>
+      <w:r>
+        <w:rPr>
+          <w:spacing w:val="-4"/>
+        </w:rPr>
+        <w:t>Name</w:t>
+      </w:r>
+      <w:r>
+        <w:tab/>
+      </w:r>
+      <w:r>
+        <w:rPr>
+          <w:spacing w:val="-10"/>
+        </w:rPr>
+        <w:t>:</w:t>
+      </w:r>
+      <w:r>
+        <w:rPr>
+          <w:rFonts w:ascii="Times New Roman" w:hAnsi="Times New Roman"/>
+          <w:sz w:val="20"/>
+        </w:rPr>
+        <w:tab/>
+      </w:r>
+      <w:r>
+        <w:rPr>
+          <w:rFonts w:ascii="Times New Roman" w:hAnsi="Times New Roman"/>
+          <w:sz w:val="20"/>
+        </w:rPr>
+        <w:t>amity</w:t>
+      </w:r>
+    </w:p>
+    <w:p>
+      <w:pPr>
+        <w:spacing w:line="194" w:lineRule="exact"/>
+        <w:ind w:left="180"/>
+        <w:rPr>
+          <w:b/>
+          <w:sz w:val="16"/>
+        </w:rPr>
+      </w:pPr>
+      <w:r>
+        <w:rPr>
+          <w:b/>
+          <w:sz w:val="16"/>
+        </w:rPr>
+        <w:t>(Please</w:t>
+      </w:r>
+      <w:r>
+        <w:rPr>
+          <w:b/>
+          <w:spacing w:val="-8"/>
+          <w:sz w:val="16"/>
+        </w:rPr>
+        <w:t xml:space="preserve"> </w:t>
+      </w:r>
+      <w:r>
+        <w:rPr>
+          <w:b/>
+          <w:sz w:val="16"/>
+        </w:rPr>
+        <w:t>mention</w:t>
+      </w:r>
+      <w:r>
+        <w:rPr>
+          <w:b/>
+          <w:spacing w:val="-4"/>
+          <w:sz w:val="16"/>
+        </w:rPr>
+        <w:t xml:space="preserve"> </w:t>
+      </w:r>
+      <w:r>
+        <w:rPr>
+          <w:b/>
+          <w:sz w:val="16"/>
+        </w:rPr>
+        <w:t>if</w:t>
+      </w:r>
+      <w:r>
+        <w:rPr>
+          <w:b/>
+          <w:spacing w:val="-6"/>
+          <w:sz w:val="16"/>
+        </w:rPr>
+        <w:t xml:space="preserve"> </w:t>
+      </w:r>
+      <w:r>
+        <w:rPr>
+          <w:b/>
+          <w:spacing w:val="-2"/>
+          <w:sz w:val="16"/>
+        </w:rPr>
+        <w:t>Applicable)</w:t>
+      </w:r>
+    </w:p>
+    <w:p>
+      <w:pPr>
+        <w:pStyle w:val="BodyText"/>
+        <w:spacing w:before="49"/>
+        <w:rPr>
+          <w:sz w:val="16"/>
+        </w:rPr>
+      </w:pPr>
+    </w:p>
+    <w:p>
+      <w:pPr>
+        <w:pStyle w:val="BodyText"/>
+        <w:tabs>
+          <w:tab w:val="left" w:pos="3128"/>
+          <w:tab w:val="left" w:pos="3780"/>
+        </w:tabs>
+        <w:ind w:left="180"/>
+      </w:pPr>
+      <w:r>
+        <w:t>Faculty</w:t>
+      </w:r>
+      <w:r>
+        <w:rPr>
+          <w:spacing w:val="-8"/>
+        </w:rPr>
+        <w:t xml:space="preserve"> </w:t>
+      </w:r>
+      <w:r>
+        <w:t>Guide’s</w:t>
+      </w:r>
+      <w:r>
+        <w:rPr>
+          <w:spacing w:val="-8"/>
+        </w:rPr>
+        <w:t xml:space="preserve"> </w:t>
+      </w:r>
+      <w:r>
+        <w:rPr>
+          <w:spacing w:val="-4"/>
+        </w:rPr>
+        <w:t>Name</w:t>
+      </w:r>
+      <w:r>
+        <w:tab/>
+      </w:r>
+      <w:r>
+        <w:rPr>
+          <w:spacing w:val="-10"/>
+        </w:rPr>
+        <w:t>:</w:t>
+      </w:r>
+      <w:r>
+        <w:tab/>
+      </w:r>
+      <w:r>
+        <w:rPr>
+          <w:rFonts w:ascii="Times New Roman" w:hAnsi="Times New Roman"/>
+          <w:sz w:val="20"/>
+        </w:rPr>
+        <w:t>Mr. Tamoghna Mukherjee</w:t>
+      </w:r>
+    </w:p>
+    <w:p>
+      <w:pPr>
         <w:pStyle w:val="BodyText"/>
         <w:spacing w:before="1"/>
-        <w:rPr>
+      </w:pPr>
+    </w:p>
+    <w:p>
+      <w:pPr>
+        <w:pStyle w:val="BodyText"/>
+        <w:tabs>
+          <w:tab w:val="left" w:pos="3128"/>
+        </w:tabs>
+        <w:spacing w:before="1" w:line="242" w:lineRule="exact"/>
+        <w:ind w:left="180"/>
+      </w:pPr>
+      <w:r>
+        <w:t>Industry</w:t>
+      </w:r>
+      <w:r>
+        <w:rPr>
+          <w:spacing w:val="-12"/>
+        </w:rPr>
+        <w:t xml:space="preserve"> </w:t>
+      </w:r>
+      <w:r>
+        <w:t>Guide’s</w:t>
+      </w:r>
+      <w:r>
+        <w:rPr>
+          <w:spacing w:val="-11"/>
+        </w:rPr>
+        <w:t xml:space="preserve"> </w:t>
+      </w:r>
+      <w:r>
+        <w:rPr>
+          <w:spacing w:val="-4"/>
+        </w:rPr>
+        <w:t>Name</w:t>
+      </w:r>
+      <w:r>
+        <w:tab/>
+      </w:r>
+      <w:r>
+        <w:rPr>
+          <w:spacing w:val="-10"/>
+        </w:rPr>
+        <w:t>:</w:t>
+      </w:r>
+    </w:p>
+    <w:p>
+      <w:pPr>
+        <w:spacing w:line="194" w:lineRule="exact"/>
+        <w:ind w:left="180"/>
+        <w:rPr>
+          <w:b/>
+          <w:sz w:val="16"/>
+        </w:rPr>
+      </w:pPr>
+      <w:r>
+        <w:rPr>
+          <w:b/>
+          <w:sz w:val="16"/>
+        </w:rPr>
+        <w:t>(Please</w:t>
+      </w:r>
+      <w:r>
+        <w:rPr>
+          <w:b/>
+          <w:spacing w:val="-8"/>
+          <w:sz w:val="16"/>
+        </w:rPr>
+        <w:t xml:space="preserve"> </w:t>
+      </w:r>
+      <w:r>
+        <w:rPr>
+          <w:b/>
+          <w:sz w:val="16"/>
+        </w:rPr>
+        <w:t>mention</w:t>
+      </w:r>
+      <w:r>
+        <w:rPr>
+          <w:b/>
+          <w:spacing w:val="-4"/>
+          <w:sz w:val="16"/>
+        </w:rPr>
+        <w:t xml:space="preserve"> </w:t>
+      </w:r>
+      <w:r>
+        <w:rPr>
+          <w:b/>
+          <w:sz w:val="16"/>
+        </w:rPr>
+        <w:t>if</w:t>
+      </w:r>
+      <w:r>
+        <w:rPr>
+          <w:b/>
+          <w:spacing w:val="-6"/>
+          <w:sz w:val="16"/>
+        </w:rPr>
+        <w:t xml:space="preserve"> </w:t>
+      </w:r>
+      <w:r>
+        <w:rPr>
+          <w:b/>
+          <w:spacing w:val="-2"/>
+          <w:sz w:val="16"/>
+        </w:rPr>
+        <w:t>Applicable)</w:t>
+      </w:r>
+    </w:p>
+    <w:p>
+      <w:pPr>
+        <w:pStyle w:val="BodyText"/>
+        <w:rPr>
+          <w:sz w:val="16"/>
+        </w:rPr>
+      </w:pPr>
+    </w:p>
+    <w:p>
+      <w:pPr>
+        <w:pStyle w:val="BodyText"/>
+        <w:spacing w:before="98"/>
+        <w:rPr>
+          <w:sz w:val="16"/>
+        </w:rPr>
+      </w:pPr>
+    </w:p>
+    <w:p>
+      <w:pPr>
+        <w:pStyle w:val="BodyText"/>
+        <w:tabs>
+          <w:tab w:val="left" w:pos="3128"/>
+          <w:tab w:val="left" w:pos="3848"/>
+        </w:tabs>
+        <w:ind w:left="180"/>
+      </w:pPr>
+      <w:r>
+        <w:t>Project</w:t>
+      </w:r>
+      <w:r>
+        <w:rPr>
+          <w:spacing w:val="-10"/>
+        </w:rPr>
+        <w:t xml:space="preserve"> </w:t>
+      </w:r>
+      <w:r>
+        <w:rPr>
+          <w:spacing w:val="-2"/>
+        </w:rPr>
+        <w:t>Title</w:t>
+      </w:r>
+      <w:r>
+        <w:tab/>
+      </w:r>
+      <w:r>
+        <w:rPr>
+          <w:spacing w:val="-10"/>
+        </w:rPr>
+        <w:t>:</w:t>
+      </w:r>
+      <w:r>
+        <w:tab/>
+      </w:r>
+      <w:r>
+        <w:rPr>
+          <w:rFonts w:ascii="Times New Roman" w:hAnsi="Times New Roman"/>
+          <w:sz w:val="20"/>
+        </w:rPr>
+        <w:t>Decentralized Blockchain based  Transaction System on Edge deveces</w:t>
+      </w:r>
+    </w:p>
+    <w:p>
+      <w:pPr>
+        <w:pStyle w:val="BodyText"/>
+      </w:pPr>
+    </w:p>
+    <w:p>
+      <w:pPr>
+        <w:pStyle w:val="BodyText"/>
+        <w:spacing w:before="1"/>
+      </w:pPr>
+    </w:p>
+    <w:p>
+      <w:pPr>
+        <w:tabs>
+          <w:tab w:val="left" w:pos="2517"/>
+          <w:tab w:val="left" w:pos="2945"/>
+        </w:tabs>
+        <w:ind w:left="180" w:right="180"/>
+        <w:rPr>
+          <w:sz w:val="20"/>
+        </w:rPr>
+      </w:pPr>
+      <w:r>
+        <w:rPr>
+          <w:rFonts w:ascii="Times New Roman" w:hAnsi="Times New Roman"/>
+          <w:b/>
+          <w:sz w:val="20"/>
+        </w:rPr>
+        <w:t>Targets for the week:</w:t>
+      </w:r>
+      <w:r>
+        <w:rPr>
+          <w:rFonts w:ascii="Times New Roman" w:hAnsi="Times New Roman"/>
+          <w:sz w:val="20"/>
+        </w:rPr>
+        <w:br/>
+      </w:r>
+      <w:r>
+        <w:rPr>
+          <w:rFonts w:ascii="Times New Roman" w:hAnsi="Times New Roman"/>
+          <w:sz w:val="19"/>
+        </w:rPr>
+        <w:t xml:space="preserve">  •  Implement Phase 2 asynchronous gossip dissemination to all neighboring peer mempools.</w:t>
+      </w:r>
+      <w:r>
+        <w:rPr>
+          <w:rFonts w:ascii="Times New Roman" w:hAnsi="Times New Roman"/>
+          <w:sz w:val="20"/>
+        </w:rPr>
+        <w:br/>
+      </w:r>
+      <w:r>
+        <w:rPr>
+          <w:rFonts w:ascii="Times New Roman" w:hAnsi="Times New Roman"/>
+          <w:sz w:val="19"/>
+        </w:rPr>
+        <w:t xml:space="preserve">  •  Design compact differential database transfer protocol (DeltaPacket structure).</w:t>
+      </w:r>
+      <w:r>
+        <w:rPr>
+          <w:rFonts w:ascii="Times New Roman" w:hAnsi="Times New Roman"/>
+          <w:sz w:val="20"/>
+        </w:rPr>
+        <w:br/>
+      </w:r>
+      <w:r>
+        <w:rPr>
+          <w:rFonts w:ascii="Times New Roman" w:hAnsi="Times New Roman"/>
+          <w:sz w:val="19"/>
+        </w:rPr>
+        <w:t xml:space="preserve">  •  Implement Merkle tree root calculation for account balance state tries.</w:t>
+      </w:r>
+      <w:r>
+        <w:rPr>
+          <w:rFonts w:ascii="Times New Roman" w:hAnsi="Times New Roman"/>
+          <w:sz w:val="20"/>
+        </w:rPr>
+        <w:br/>
+      </w:r>
+      <w:r>
+        <w:rPr>
+          <w:rFonts w:ascii="Times New Roman" w:hAnsi="Times New Roman"/>
+          <w:sz w:val="19"/>
+        </w:rPr>
+        <w:t xml:space="preserve">  •  Develop rolling ledger pruning mechanism to minimize flash storage consumption on edge devices.</w:t>
+      </w:r>
+    </w:p>
+    <w:p>
+      <w:pPr>
+        <w:tabs>
+          <w:tab w:val="left" w:pos="2517"/>
+          <w:tab w:val="left" w:pos="2945"/>
+        </w:tabs>
+        <w:ind w:left="180" w:right="180"/>
+        <w:rPr>
+          <w:sz w:val="20"/>
+        </w:rPr>
+      </w:pPr>
+      <w:r>
+        <w:rPr>
+          <w:rFonts w:ascii="Times New Roman" w:hAnsi="Times New Roman"/>
+          <w:b/>
+          <w:sz w:val="20"/>
+        </w:rPr>
+        <w:t>Achievements for the week:</w:t>
+      </w:r>
+      <w:r>
+        <w:rPr>
+          <w:rFonts w:ascii="Times New Roman" w:hAnsi="Times New Roman"/>
+          <w:sz w:val="20"/>
+        </w:rPr>
+        <w:br/>
+      </w:r>
+      <w:r>
+        <w:rPr>
+          <w:rFonts w:ascii="Times New Roman" w:hAnsi="Times New Roman"/>
+          <w:sz w:val="19"/>
+        </w:rPr>
+        <w:t xml:space="preserve">  •  Implemented asynchronous gossip propagation routing unconfirmed transactions across the 4-node mesh topology.</w:t>
+      </w:r>
+      <w:r>
+        <w:rPr>
+          <w:rFonts w:ascii="Times New Roman" w:hAnsi="Times New Roman"/>
+          <w:sz w:val="20"/>
+        </w:rPr>
+        <w:br/>
+      </w:r>
+      <w:r>
+        <w:rPr>
+          <w:rFonts w:ascii="Times New Roman" w:hAnsi="Times New Roman"/>
+          <w:sz w:val="19"/>
+        </w:rPr>
+        <w:t xml:space="preserve">  •  Developed compact State Diff delta packet protocol propagating net balance and nonce changes rather than full historical blocks.</w:t>
+      </w:r>
+      <w:r>
+        <w:rPr>
+          <w:rFonts w:ascii="Times New Roman" w:hAnsi="Times New Roman"/>
+          <w:sz w:val="20"/>
+        </w:rPr>
+        <w:br/>
+      </w:r>
+      <w:r>
+        <w:rPr>
+          <w:rFonts w:ascii="Times New Roman" w:hAnsi="Times New Roman"/>
+          <w:sz w:val="19"/>
+        </w:rPr>
+        <w:t xml:space="preserve">  •  Integrated Merkle State Root calculation ensuring cryptographic auditability of compact delta transitions.</w:t>
+      </w:r>
+      <w:r>
+        <w:rPr>
+          <w:rFonts w:ascii="Times New Roman" w:hAnsi="Times New Roman"/>
+          <w:sz w:val="20"/>
+        </w:rPr>
+        <w:br/>
+      </w:r>
+      <w:r>
+        <w:rPr>
+          <w:rFonts w:ascii="Times New Roman" w:hAnsi="Times New Roman"/>
+          <w:sz w:val="19"/>
+        </w:rPr>
+        <w:t xml:space="preserve">  •  Deployed rolling block pruning retaining the latest Merkle root and rolling window of N blocks to bound storage overhead to O(delta).</w:t>
+      </w:r>
+    </w:p>
+    <w:p>
+      <w:pPr>
+        <w:tabs>
+          <w:tab w:val="left" w:pos="2517"/>
+          <w:tab w:val="left" w:pos="2945"/>
+        </w:tabs>
+        <w:ind w:left="180" w:right="180"/>
+        <w:rPr>
+          <w:sz w:val="20"/>
+        </w:rPr>
+      </w:pPr>
+      <w:r>
+        <w:rPr>
+          <w:rFonts w:ascii="Times New Roman" w:hAnsi="Times New Roman"/>
+          <w:b/>
+          <w:sz w:val="20"/>
+        </w:rPr>
+        <w:t xml:space="preserve">Future work plans: </w:t>
+      </w:r>
+      <w:r>
+        <w:rPr>
+          <w:rFonts w:ascii="Times New Roman" w:hAnsi="Times New Roman"/>
+          <w:sz w:val="19"/>
+        </w:rPr>
+        <w:t>Simulate network partitioning scenarios, implement partition reconciliation with deterministic reversion, build cold-node fast catch-up, and conduct security testing.</w:t>
+      </w:r>
+    </w:p>
+    <w:p>
+      <w:pPr>
+        <w:pStyle w:val="BodyText"/>
+        <w:spacing w:before="241"/>
+        <w:rPr>
+          <w:b w:val="0"/>
+        </w:rPr>
+      </w:pPr>
+    </w:p>
+    <w:p>
+      <w:pPr>
+        <w:pStyle w:val="Heading1"/>
+        <w:ind w:left="2"/>
+      </w:pPr>
+      <w:r>
+        <w:rPr>
+          <w:u w:val="single"/>
+        </w:rPr>
+        <w:t>Week’s</w:t>
+      </w:r>
+      <w:r>
+        <w:rPr>
+          <w:spacing w:val="-2"/>
+          <w:u w:val="single"/>
+        </w:rPr>
+        <w:t xml:space="preserve"> Summary</w:t>
+      </w:r>
+    </w:p>
+    <w:p>
+      <w:pPr>
+        <w:pStyle w:val="BodyText"/>
+        <w:spacing w:before="11"/>
+        <w:rPr>
+          <w:sz w:val="18"/>
+        </w:rPr>
+      </w:pPr>
+    </w:p>
+    <w:tbl>
+      <w:tblPr>
+        <w:tblW w:w="0" w:type="auto"/>
+        <w:tblInd w:w="190" w:type="dxa"/>
+        <w:tblBorders>
+          <w:top w:val="single" w:sz="4" w:space="0" w:color="000000"/>
+          <w:left w:val="single" w:sz="4" w:space="0" w:color="000000"/>
+          <w:bottom w:val="single" w:sz="4" w:space="0" w:color="000000"/>
+          <w:right w:val="single" w:sz="4" w:space="0" w:color="000000"/>
+          <w:insideH w:val="single" w:sz="4" w:space="0" w:color="000000"/>
+          <w:insideV w:val="single" w:sz="4" w:space="0" w:color="000000"/>
+        </w:tblBorders>
+        <w:tblLayout w:type="fixed"/>
+        <w:tblCellMar>
+          <w:left w:w="0" w:type="dxa"/>
+          <w:right w:w="0" w:type="dxa"/>
+        </w:tblCellMar>
+        <w:tblLook w:val="01E0" w:firstRow="1" w:lastRow="1" w:firstColumn="1" w:lastColumn="1" w:noHBand="0" w:noVBand="0"/>
+      </w:tblPr>
+      <w:tblGrid>
+        <w:gridCol w:w="1963"/>
+        <w:gridCol w:w="8094"/>
+      </w:tblGrid>
+      <w:tr>
+        <w:trPr>
+          <w:trHeight w:val="683"/>
+        </w:trPr>
+        <w:tc>
+          <w:tcPr>
+            <w:tcW w:w="1963" w:type="dxa"/>
+          </w:tcPr>
+          <w:p>
+            <w:pPr>
+              <w:pStyle w:val="TableParagraph"/>
+              <w:spacing w:before="60" w:after="60"/>
+              <w:jc w:val="center"/>
+            </w:pPr>
+            <w:r>
+              <w:rPr>
+                <w:rFonts w:ascii="Verdana" w:hAnsi="Verdana"/>
+                <w:b/>
+                <w:sz w:val="18"/>
+              </w:rPr>
+              <w:t>Days / Time</w:t>
+            </w:r>
+          </w:p>
+        </w:tc>
+        <w:tc>
+          <w:tcPr>
+            <w:tcW w:w="8094" w:type="dxa"/>
+          </w:tcPr>
+          <w:p>
+            <w:pPr>
+              <w:pStyle w:val="TableParagraph"/>
+              <w:spacing w:before="60" w:after="60"/>
+              <w:jc w:val="center"/>
+            </w:pPr>
+            <w:r>
+              <w:rPr>
+                <w:rFonts w:ascii="Verdana" w:hAnsi="Verdana"/>
+                <w:b/>
+                <w:sz w:val="18"/>
+              </w:rPr>
+              <w:t>Summary of Work Executed</w:t>
+            </w:r>
+          </w:p>
+        </w:tc>
+      </w:tr>
+      <w:tr>
+        <w:trPr>
+          <w:trHeight w:val="690"/>
+        </w:trPr>
+        <w:tc>
+          <w:tcPr>
+            <w:tcW w:w="1963" w:type="dxa"/>
+          </w:tcPr>
+          <w:p>
+            <w:pPr>
+              <w:pStyle w:val="TableParagraph"/>
+              <w:spacing w:before="60" w:after="60"/>
+              <w:jc w:val="center"/>
+            </w:pPr>
+            <w:r>
+              <w:rPr>
+                <w:rFonts w:ascii="Verdana" w:hAnsi="Verdana"/>
+                <w:b/>
+                <w:sz w:val="18"/>
+              </w:rPr>
+              <w:t>Monday</w:t>
+            </w:r>
+          </w:p>
+        </w:tc>
+        <w:tc>
+          <w:tcPr>
+            <w:tcW w:w="8094" w:type="dxa"/>
+          </w:tcPr>
+          <w:p>
+            <w:pPr>
+              <w:pStyle w:val="TableParagraph"/>
+              <w:spacing w:before="40" w:after="40" w:line="240" w:lineRule="auto"/>
+              <w:ind w:left="120" w:right="120"/>
+            </w:pPr>
+            <w:r>
+              <w:rPr>
+                <w:rFonts w:ascii="Times New Roman" w:hAnsi="Times New Roman"/>
+                <w:sz w:val="19"/>
+              </w:rPr>
+              <w:t>Implemented Phase 2 asynchronous gossip dissemination broadcast from transacting nodes to all neighboring peer mempools.</w:t>
+            </w:r>
+          </w:p>
+        </w:tc>
+      </w:tr>
+      <w:tr>
+        <w:trPr>
+          <w:trHeight w:val="647"/>
+        </w:trPr>
+        <w:tc>
+          <w:tcPr>
+            <w:tcW w:w="1963" w:type="dxa"/>
+          </w:tcPr>
+          <w:p>
+            <w:pPr>
+              <w:pStyle w:val="TableParagraph"/>
+              <w:spacing w:before="60" w:after="60"/>
+              <w:jc w:val="center"/>
+            </w:pPr>
+            <w:r>
+              <w:rPr>
+                <w:rFonts w:ascii="Verdana" w:hAnsi="Verdana"/>
+                <w:b/>
+                <w:sz w:val="18"/>
+              </w:rPr>
+              <w:t>Tuesday</w:t>
+            </w:r>
+          </w:p>
+        </w:tc>
+        <w:tc>
+          <w:tcPr>
+            <w:tcW w:w="8094" w:type="dxa"/>
+          </w:tcPr>
+          <w:p>
+            <w:pPr>
+              <w:pStyle w:val="TableParagraph"/>
+              <w:spacing w:before="40" w:after="40" w:line="240" w:lineRule="auto"/>
+              <w:ind w:left="120" w:right="120"/>
+            </w:pPr>
+            <w:r>
+              <w:rPr>
+                <w:rFonts w:ascii="Times New Roman" w:hAnsi="Times New Roman"/>
+                <w:sz w:val="19"/>
+              </w:rPr>
+              <w:t>Designed DeltaPacket schema (BatchID, BaseStateRoot, NewStateRoot, balance/nonce deltas, and block signatures) for lightweight synchronization.</w:t>
+            </w:r>
+          </w:p>
+        </w:tc>
+      </w:tr>
+      <w:tr>
+        <w:trPr>
+          <w:trHeight w:val="611"/>
+        </w:trPr>
+        <w:tc>
+          <w:tcPr>
+            <w:tcW w:w="1963" w:type="dxa"/>
+          </w:tcPr>
+          <w:p>
+            <w:pPr>
+              <w:pStyle w:val="TableParagraph"/>
+              <w:spacing w:before="60" w:after="60"/>
+              <w:jc w:val="center"/>
+            </w:pPr>
+            <w:r>
+              <w:rPr>
+                <w:rFonts w:ascii="Verdana" w:hAnsi="Verdana"/>
+                <w:b/>
+                <w:sz w:val="18"/>
+              </w:rPr>
+              <w:t>Wednesday</w:t>
+            </w:r>
+          </w:p>
+        </w:tc>
+        <w:tc>
+          <w:tcPr>
+            <w:tcW w:w="8094" w:type="dxa"/>
+          </w:tcPr>
+          <w:p>
+            <w:pPr>
+              <w:pStyle w:val="TableParagraph"/>
+              <w:spacing w:before="40" w:after="40" w:line="240" w:lineRule="auto"/>
+              <w:ind w:left="120" w:right="120"/>
+            </w:pPr>
+            <w:r>
+              <w:rPr>
+                <w:rFonts w:ascii="Times New Roman" w:hAnsi="Times New Roman"/>
+                <w:sz w:val="19"/>
+              </w:rPr>
+              <w:t>Programmed Merkle Tree calculation for account state tries; implemented verification of delta transitions on peer nodes.</w:t>
+            </w:r>
+          </w:p>
+        </w:tc>
+      </w:tr>
+      <w:tr>
+        <w:trPr>
+          <w:trHeight w:val="638"/>
+        </w:trPr>
+        <w:tc>
+          <w:tcPr>
+            <w:tcW w:w="1963" w:type="dxa"/>
+          </w:tcPr>
+          <w:p>
+            <w:pPr>
+              <w:pStyle w:val="TableParagraph"/>
+              <w:spacing w:before="60" w:after="60"/>
+              <w:jc w:val="center"/>
+            </w:pPr>
+            <w:r>
+              <w:rPr>
+                <w:rFonts w:ascii="Verdana" w:hAnsi="Verdana"/>
+                <w:b/>
+                <w:sz w:val="18"/>
+              </w:rPr>
+              <w:t>Thursday</w:t>
+            </w:r>
+          </w:p>
+        </w:tc>
+        <w:tc>
+          <w:tcPr>
+            <w:tcW w:w="8094" w:type="dxa"/>
+          </w:tcPr>
+          <w:p>
+            <w:pPr>
+              <w:pStyle w:val="TableParagraph"/>
+              <w:spacing w:before="40" w:after="40" w:line="240" w:lineRule="auto"/>
+              <w:ind w:left="120" w:right="120"/>
+            </w:pPr>
+            <w:r>
+              <w:rPr>
+                <w:rFonts w:ascii="Times New Roman" w:hAnsi="Times New Roman"/>
+                <w:sz w:val="19"/>
+              </w:rPr>
+              <w:t>Implemented batch block sealing and state diff broadcast, transitioning transactions from Pending to Finalized Ledger state.</w:t>
+            </w:r>
+          </w:p>
+        </w:tc>
+      </w:tr>
+      <w:tr>
+        <w:trPr>
+          <w:trHeight w:val="606"/>
+        </w:trPr>
+        <w:tc>
+          <w:tcPr>
+            <w:tcW w:w="1963" w:type="dxa"/>
+          </w:tcPr>
+          <w:p>
+            <w:pPr>
+              <w:pStyle w:val="TableParagraph"/>
+              <w:spacing w:before="60" w:after="60"/>
+              <w:jc w:val="center"/>
+            </w:pPr>
+            <w:r>
+              <w:rPr>
+                <w:rFonts w:ascii="Verdana" w:hAnsi="Verdana"/>
+                <w:b/>
+                <w:sz w:val="18"/>
+              </w:rPr>
+              <w:t>Friday</w:t>
+            </w:r>
+          </w:p>
+        </w:tc>
+        <w:tc>
+          <w:tcPr>
+            <w:tcW w:w="8094" w:type="dxa"/>
+          </w:tcPr>
+          <w:p>
+            <w:pPr>
+              <w:pStyle w:val="TableParagraph"/>
+              <w:spacing w:before="40" w:after="40" w:line="240" w:lineRule="auto"/>
+              <w:ind w:left="120" w:right="120"/>
+            </w:pPr>
+            <w:r>
+              <w:rPr>
+                <w:rFonts w:ascii="Times New Roman" w:hAnsi="Times New Roman"/>
+                <w:sz w:val="19"/>
+              </w:rPr>
+              <w:t>Built rolling ledger pruning mechanism to remove old historical blocks while preserving cryptographic root auditability, saving &gt;85% storage.</w:t>
+            </w:r>
+          </w:p>
+        </w:tc>
+      </w:tr>
+    </w:tbl>
+    <w:p>
+      <w:pPr>
+        <w:pStyle w:val="BodyText"/>
+        <w:spacing w:before="120"/>
+      </w:pPr>
+    </w:p>
+    <w:p>
+      <w:pPr>
+        <w:pStyle w:val="BodyText"/>
+        <w:spacing w:before="19"/>
+        <w:ind w:left="180"/>
+      </w:pPr>
+      <w:r>
+        <w:t>Student</w:t>
+      </w:r>
+      <w:r>
+        <w:rPr>
+          <w:spacing w:val="-12"/>
+        </w:rPr>
+        <w:t xml:space="preserve"> </w:t>
+      </w:r>
+      <w:r>
+        <w:rPr>
+          <w:spacing w:val="-2"/>
+        </w:rPr>
+        <w:t>Signature</w:t>
+      </w:r>
+      <w:r>
+        <w:rPr>
+          <w:spacing w:val="-2"/>
+        </w:rPr>
+        <w:t xml:space="preserve">                                                                                      </w:t>
+      </w:r>
+      <w:r>
+        <w:t>Guide’s</w:t>
+      </w:r>
+      <w:r>
+        <w:rPr>
+          <w:spacing w:val="-12"/>
+        </w:rPr>
+        <w:t xml:space="preserve"> </w:t>
+      </w:r>
+      <w:r>
+        <w:rPr>
+          <w:spacing w:val="-2"/>
+        </w:rPr>
+        <w:t>Signature</w:t>
+      </w:r>
+    </w:p>
+    <w:p>
+      <w:pPr>
+        <w:pStyle w:val="BodyText"/>
+        <w:spacing w:before="19"/>
+        <w:ind w:left="180"/>
+      </w:pPr>
+    </w:p>
+    <w:p>
+      <w:r>
+        <w:br w:type="page"/>
+      </w:r>
+    </w:p>
+    <w:p>
+      <w:pPr>
+        <w:pStyle w:val="BodyText"/>
+        <w:rPr>
+          <w:rFonts w:ascii="Times New Roman"/>
+          <w:b w:val="0"/>
+          <w:sz w:val="28"/>
+        </w:rPr>
+      </w:pPr>
+      <w:r>
+        <w:rPr>
+          <w:rFonts w:ascii="Times New Roman"/>
+          <w:b w:val="0"/>
           <w:noProof/>
+          <w:sz w:val="28"/>
+        </w:rPr>
+        <w:drawing>
+          <wp:anchor distT="0" distB="0" distL="0" distR="0" simplePos="0" relativeHeight="15729152" behindDoc="0" locked="0" layoutInCell="1" allowOverlap="1" ns4:anchorId="255BA061" ns4:editId="47245F56">
+            <wp:simplePos x="0" y="0"/>
+            <wp:positionH relativeFrom="page">
+              <wp:posOffset>259079</wp:posOffset>
+            </wp:positionH>
+            <wp:positionV relativeFrom="page">
+              <wp:posOffset>59055</wp:posOffset>
+            </wp:positionV>
+            <wp:extent cx="716617" cy="697865"/>
+            <wp:effectExtent l="0" t="0" r="0" b="0"/>
+            <wp:wrapNone/>
+            <wp:docPr id="6" name="Image 6"/>
+            <wp:cNvGraphicFramePr>
+              <a:graphicFrameLocks/>
+            </wp:cNvGraphicFramePr>
+            <a:graphic>
+              <a:graphicData uri="http://schemas.openxmlformats.org/drawingml/2006/picture">
+                <pic:pic>
+                  <pic:nvPicPr>
+                    <pic:cNvPr id="1" name="Image 1"/>
+                    <pic:cNvPicPr/>
+                  </pic:nvPicPr>
+                  <pic:blipFill>
+                    <a:blip r:embed="rId4" cstate="print"/>
+                    <a:stretch>
+                      <a:fillRect/>
+                    </a:stretch>
+                  </pic:blipFill>
+                  <pic:spPr>
+                    <a:xfrm>
+                      <a:off x="0" y="0"/>
+                      <a:ext cx="716617" cy="697865"/>
+                    </a:xfrm>
+                    <a:prstGeom prst="rect">
+                      <a:avLst/>
+                    </a:prstGeom>
+                  </pic:spPr>
+                </pic:pic>
+              </a:graphicData>
+            </a:graphic>
+          </wp:anchor>
+        </w:drawing>
+      </w:r>
+    </w:p>
+    <w:p>
+      <w:pPr>
+        <w:pStyle w:val="BodyText"/>
+        <w:spacing w:before="208"/>
+        <w:rPr>
+          <w:rFonts w:ascii="Times New Roman"/>
+          <w:b w:val="0"/>
+          <w:sz w:val="28"/>
+        </w:rPr>
+      </w:pPr>
+    </w:p>
+    <w:p>
+      <w:pPr>
+        <w:pStyle w:val="Title"/>
+        <w:rPr>
+          <w:u w:val="none"/>
+        </w:rPr>
+      </w:pPr>
+      <w:r>
+        <w:t>AMITY</w:t>
+      </w:r>
+      <w:r>
+        <w:rPr>
+          <w:spacing w:val="-5"/>
+        </w:rPr>
+        <w:t xml:space="preserve"> </w:t>
+      </w:r>
+      <w:r>
+        <w:t>UNIVERSITY</w:t>
+      </w:r>
+      <w:r>
+        <w:rPr>
+          <w:spacing w:val="-5"/>
+        </w:rPr>
+        <w:t xml:space="preserve"> </w:t>
+      </w:r>
+      <w:r>
+        <w:rPr>
+          <w:spacing w:val="-2"/>
+        </w:rPr>
+        <w:t>KOLKATA</w:t>
+      </w:r>
+    </w:p>
+    <w:p>
+      <w:pPr>
+        <w:pStyle w:val="BodyText"/>
+        <w:spacing w:before="70"/>
+        <w:rPr>
+          <w:sz w:val="22"/>
+        </w:rPr>
+      </w:pPr>
+    </w:p>
+    <w:p>
+      <w:pPr>
+        <w:pStyle w:val="Heading1"/>
+      </w:pPr>
+      <w:r>
+        <w:t>Weekly</w:t>
+      </w:r>
+      <w:r>
+        <w:rPr>
+          <w:spacing w:val="-6"/>
+        </w:rPr>
+        <w:t xml:space="preserve"> </w:t>
+      </w:r>
+      <w:r>
+        <w:t>Progress</w:t>
+      </w:r>
+      <w:r>
+        <w:rPr>
+          <w:spacing w:val="-5"/>
+        </w:rPr>
+        <w:t xml:space="preserve"> </w:t>
+      </w:r>
+      <w:r>
+        <w:rPr>
+          <w:spacing w:val="-2"/>
+        </w:rPr>
+        <w:t>Report</w:t>
+      </w:r>
+    </w:p>
+    <w:p>
+      <w:pPr>
+        <w:pStyle w:val="BodyText"/>
+        <w:spacing w:before="244"/>
+        <w:ind w:left="1" w:right="179"/>
+        <w:jc w:val="center"/>
+      </w:pPr>
+      <w:r>
+        <w:rPr>
+          <w:rFonts w:ascii="Times New Roman" w:hAnsi="Times New Roman"/>
+          <w:sz w:val="20"/>
+        </w:rPr>
+        <w:t xml:space="preserve">For the Week Commencing </w:t>
+      </w:r>
+      <w:r>
+        <w:rPr>
+          <w:rFonts w:ascii="Times New Roman" w:hAnsi="Times New Roman"/>
+          <w:b/>
+          <w:sz w:val="20"/>
+        </w:rPr>
+        <w:t>05 – 10 – 2026 to 09 – 10 – 2026</w:t>
+      </w:r>
+    </w:p>
+    <w:p>
+      <w:pPr>
+        <w:pStyle w:val="BodyText"/>
+        <w:spacing w:before="26"/>
+        <w:rPr>
           <w:sz w:val="18"/>
         </w:rPr>
       </w:pPr>
     </w:p>
     <w:p>
       <w:pPr>
+        <w:tabs>
+          <w:tab w:val="left" w:pos="3123"/>
+          <w:tab w:val="left" w:pos="3843"/>
+        </w:tabs>
+        <w:ind w:left="180"/>
+        <w:rPr>
+          <w:b/>
+          <w:sz w:val="18"/>
+        </w:rPr>
+      </w:pPr>
+      <w:r>
+        <w:rPr>
+          <w:b/>
+          <w:sz w:val="18"/>
+        </w:rPr>
+        <w:t>Enrollment</w:t>
+      </w:r>
+      <w:r>
+        <w:rPr>
+          <w:b/>
+          <w:spacing w:val="-5"/>
+          <w:sz w:val="18"/>
+        </w:rPr>
+        <w:t xml:space="preserve"> No.</w:t>
+      </w:r>
+      <w:r>
+        <w:rPr>
+          <w:b/>
+          <w:sz w:val="18"/>
+        </w:rPr>
+        <w:tab/>
+      </w:r>
+      <w:r>
+        <w:rPr>
+          <w:b/>
+          <w:spacing w:val="-10"/>
+          <w:sz w:val="20"/>
+        </w:rPr>
+        <w:t>:</w:t>
+      </w:r>
+      <w:r>
+        <w:rPr>
+          <w:b/>
+          <w:sz w:val="20"/>
+        </w:rPr>
+        <w:tab/>
+      </w:r>
+    </w:p>
+    <w:p>
+      <w:pPr>
+        <w:tabs>
+          <w:tab w:val="left" w:pos="3123"/>
+          <w:tab w:val="left" w:pos="3780"/>
+        </w:tabs>
+        <w:spacing w:before="218"/>
+        <w:ind w:left="180"/>
+        <w:rPr>
+          <w:b/>
+          <w:sz w:val="18"/>
+        </w:rPr>
+      </w:pPr>
+      <w:r>
+        <w:rPr>
+          <w:b/>
+          <w:spacing w:val="-4"/>
+          <w:sz w:val="18"/>
+        </w:rPr>
+        <w:t>NAME</w:t>
+      </w:r>
+      <w:r>
+        <w:rPr>
+          <w:b/>
+          <w:sz w:val="18"/>
+        </w:rPr>
+        <w:tab/>
+      </w:r>
+      <w:r>
+        <w:rPr>
+          <w:b/>
+          <w:spacing w:val="-10"/>
+          <w:sz w:val="20"/>
+        </w:rPr>
+        <w:t>:</w:t>
+      </w:r>
+      <w:r>
+        <w:rPr>
+          <w:b/>
+          <w:sz w:val="20"/>
+        </w:rPr>
+        <w:tab/>
+      </w:r>
+    </w:p>
+    <w:p>
+      <w:pPr>
+        <w:tabs>
+          <w:tab w:val="left" w:pos="3142"/>
+          <w:tab w:val="left" w:pos="3780"/>
+        </w:tabs>
+        <w:spacing w:before="217"/>
+        <w:ind w:left="180"/>
+        <w:rPr>
+          <w:b/>
+          <w:sz w:val="18"/>
+        </w:rPr>
+      </w:pPr>
+      <w:r>
+        <w:rPr>
+          <w:b/>
+          <w:spacing w:val="-2"/>
+          <w:sz w:val="18"/>
+        </w:rPr>
+        <w:t>Program</w:t>
+      </w:r>
+      <w:r>
+        <w:rPr>
+          <w:b/>
+          <w:sz w:val="18"/>
+        </w:rPr>
+        <w:tab/>
+      </w:r>
+      <w:r>
+        <w:rPr>
+          <w:b/>
+          <w:spacing w:val="-10"/>
+          <w:sz w:val="20"/>
+        </w:rPr>
+        <w:t>:</w:t>
+      </w:r>
+      <w:r>
+        <w:rPr>
+          <w:b/>
+          <w:sz w:val="20"/>
+        </w:rPr>
+        <w:tab/>
+      </w:r>
+    </w:p>
+    <w:p>
+      <w:pPr>
+        <w:pStyle w:val="BodyText"/>
+        <w:tabs>
+          <w:tab w:val="left" w:pos="3128"/>
+          <w:tab w:val="left" w:pos="3780"/>
+        </w:tabs>
+        <w:spacing w:before="196" w:line="242" w:lineRule="exact"/>
+        <w:ind w:left="180"/>
+      </w:pPr>
+      <w:r>
+        <w:t>Company</w:t>
+      </w:r>
+      <w:r>
+        <w:rPr>
+          <w:spacing w:val="-13"/>
+        </w:rPr>
+        <w:t xml:space="preserve"> </w:t>
+      </w:r>
+      <w:r>
+        <w:rPr>
+          <w:spacing w:val="-4"/>
+        </w:rPr>
+        <w:t>Name</w:t>
+      </w:r>
+      <w:r>
+        <w:tab/>
+      </w:r>
+      <w:r>
+        <w:rPr>
+          <w:spacing w:val="-10"/>
+        </w:rPr>
+        <w:t>:</w:t>
+      </w:r>
+      <w:r>
+        <w:rPr>
+          <w:rFonts w:ascii="Times New Roman" w:hAnsi="Times New Roman"/>
+          <w:sz w:val="20"/>
+        </w:rPr>
+        <w:tab/>
+      </w:r>
+      <w:r>
+        <w:rPr>
+          <w:rFonts w:ascii="Times New Roman" w:hAnsi="Times New Roman"/>
+          <w:sz w:val="20"/>
+        </w:rPr>
+        <w:t>amity</w:t>
+      </w:r>
+    </w:p>
+    <w:p>
+      <w:pPr>
+        <w:spacing w:line="194" w:lineRule="exact"/>
+        <w:ind w:left="180"/>
+        <w:rPr>
+          <w:b/>
+          <w:sz w:val="16"/>
+        </w:rPr>
+      </w:pPr>
+      <w:r>
+        <w:rPr>
+          <w:b/>
+          <w:sz w:val="16"/>
+        </w:rPr>
+        <w:t>(Please</w:t>
+      </w:r>
+      <w:r>
+        <w:rPr>
+          <w:b/>
+          <w:spacing w:val="-8"/>
+          <w:sz w:val="16"/>
+        </w:rPr>
+        <w:t xml:space="preserve"> </w:t>
+      </w:r>
+      <w:r>
+        <w:rPr>
+          <w:b/>
+          <w:sz w:val="16"/>
+        </w:rPr>
+        <w:t>mention</w:t>
+      </w:r>
+      <w:r>
+        <w:rPr>
+          <w:b/>
+          <w:spacing w:val="-4"/>
+          <w:sz w:val="16"/>
+        </w:rPr>
+        <w:t xml:space="preserve"> </w:t>
+      </w:r>
+      <w:r>
+        <w:rPr>
+          <w:b/>
+          <w:sz w:val="16"/>
+        </w:rPr>
+        <w:t>if</w:t>
+      </w:r>
+      <w:r>
+        <w:rPr>
+          <w:b/>
+          <w:spacing w:val="-6"/>
+          <w:sz w:val="16"/>
+        </w:rPr>
+        <w:t xml:space="preserve"> </w:t>
+      </w:r>
+      <w:r>
+        <w:rPr>
+          <w:b/>
+          <w:spacing w:val="-2"/>
+          <w:sz w:val="16"/>
+        </w:rPr>
+        <w:t>Applicable)</w:t>
+      </w:r>
+    </w:p>
+    <w:p>
+      <w:pPr>
+        <w:pStyle w:val="BodyText"/>
+        <w:spacing w:before="49"/>
+        <w:rPr>
+          <w:sz w:val="16"/>
+        </w:rPr>
+      </w:pPr>
+    </w:p>
+    <w:p>
+      <w:pPr>
+        <w:pStyle w:val="BodyText"/>
+        <w:tabs>
+          <w:tab w:val="left" w:pos="3128"/>
+          <w:tab w:val="left" w:pos="3780"/>
+        </w:tabs>
+        <w:ind w:left="180"/>
+      </w:pPr>
+      <w:r>
+        <w:t>Faculty</w:t>
+      </w:r>
+      <w:r>
+        <w:rPr>
+          <w:spacing w:val="-8"/>
+        </w:rPr>
+        <w:t xml:space="preserve"> </w:t>
+      </w:r>
+      <w:r>
+        <w:t>Guide’s</w:t>
+      </w:r>
+      <w:r>
+        <w:rPr>
+          <w:spacing w:val="-8"/>
+        </w:rPr>
+        <w:t xml:space="preserve"> </w:t>
+      </w:r>
+      <w:r>
+        <w:rPr>
+          <w:spacing w:val="-4"/>
+        </w:rPr>
+        <w:t>Name</w:t>
+      </w:r>
+      <w:r>
+        <w:tab/>
+      </w:r>
+      <w:r>
+        <w:rPr>
+          <w:spacing w:val="-10"/>
+        </w:rPr>
+        <w:t>:</w:t>
+      </w:r>
+      <w:r>
+        <w:tab/>
+      </w:r>
+      <w:r>
+        <w:rPr>
+          <w:rFonts w:ascii="Times New Roman" w:hAnsi="Times New Roman"/>
+          <w:sz w:val="20"/>
+        </w:rPr>
+        <w:t>Mr. Tamoghna Mukherjee</w:t>
+      </w:r>
+    </w:p>
+    <w:p>
+      <w:pPr>
         <w:pStyle w:val="BodyText"/>
         <w:spacing w:before="1"/>
+      </w:pPr>
+    </w:p>
+    <w:p>
+      <w:pPr>
+        <w:pStyle w:val="BodyText"/>
+        <w:tabs>
+          <w:tab w:val="left" w:pos="3128"/>
+        </w:tabs>
+        <w:spacing w:before="1" w:line="242" w:lineRule="exact"/>
+        <w:ind w:left="180"/>
+      </w:pPr>
+      <w:r>
+        <w:t>Industry</w:t>
+      </w:r>
+      <w:r>
+        <w:rPr>
+          <w:spacing w:val="-12"/>
+        </w:rPr>
+        <w:t xml:space="preserve"> </w:t>
+      </w:r>
+      <w:r>
+        <w:t>Guide’s</w:t>
+      </w:r>
+      <w:r>
+        <w:rPr>
+          <w:spacing w:val="-11"/>
+        </w:rPr>
+        <w:t xml:space="preserve"> </w:t>
+      </w:r>
+      <w:r>
+        <w:rPr>
+          <w:spacing w:val="-4"/>
+        </w:rPr>
+        <w:t>Name</w:t>
+      </w:r>
+      <w:r>
+        <w:tab/>
+      </w:r>
+      <w:r>
+        <w:rPr>
+          <w:spacing w:val="-10"/>
+        </w:rPr>
+        <w:t>:</w:t>
+      </w:r>
+    </w:p>
+    <w:p>
+      <w:pPr>
+        <w:spacing w:line="194" w:lineRule="exact"/>
+        <w:ind w:left="180"/>
+        <w:rPr>
+          <w:b/>
+          <w:sz w:val="16"/>
+        </w:rPr>
+      </w:pPr>
+      <w:r>
+        <w:rPr>
+          <w:b/>
+          <w:sz w:val="16"/>
+        </w:rPr>
+        <w:t>(Please</w:t>
+      </w:r>
+      <w:r>
+        <w:rPr>
+          <w:b/>
+          <w:spacing w:val="-8"/>
+          <w:sz w:val="16"/>
+        </w:rPr>
+        <w:t xml:space="preserve"> </w:t>
+      </w:r>
+      <w:r>
+        <w:rPr>
+          <w:b/>
+          <w:sz w:val="16"/>
+        </w:rPr>
+        <w:t>mention</w:t>
+      </w:r>
+      <w:r>
+        <w:rPr>
+          <w:b/>
+          <w:spacing w:val="-4"/>
+          <w:sz w:val="16"/>
+        </w:rPr>
+        <w:t xml:space="preserve"> </w:t>
+      </w:r>
+      <w:r>
+        <w:rPr>
+          <w:b/>
+          <w:sz w:val="16"/>
+        </w:rPr>
+        <w:t>if</w:t>
+      </w:r>
+      <w:r>
+        <w:rPr>
+          <w:b/>
+          <w:spacing w:val="-6"/>
+          <w:sz w:val="16"/>
+        </w:rPr>
+        <w:t xml:space="preserve"> </w:t>
+      </w:r>
+      <w:r>
+        <w:rPr>
+          <w:b/>
+          <w:spacing w:val="-2"/>
+          <w:sz w:val="16"/>
+        </w:rPr>
+        <w:t>Applicable)</w:t>
+      </w:r>
+    </w:p>
+    <w:p>
+      <w:pPr>
+        <w:pStyle w:val="BodyText"/>
+        <w:rPr>
+          <w:sz w:val="16"/>
+        </w:rPr>
+      </w:pPr>
+    </w:p>
+    <w:p>
+      <w:pPr>
+        <w:pStyle w:val="BodyText"/>
+        <w:spacing w:before="98"/>
+        <w:rPr>
+          <w:sz w:val="16"/>
+        </w:rPr>
+      </w:pPr>
+    </w:p>
+    <w:p>
+      <w:pPr>
+        <w:pStyle w:val="BodyText"/>
+        <w:tabs>
+          <w:tab w:val="left" w:pos="3128"/>
+          <w:tab w:val="left" w:pos="3848"/>
+        </w:tabs>
+        <w:ind w:left="180"/>
+      </w:pPr>
+      <w:r>
+        <w:t>Project</w:t>
+      </w:r>
+      <w:r>
+        <w:rPr>
+          <w:spacing w:val="-10"/>
+        </w:rPr>
+        <w:t xml:space="preserve"> </w:t>
+      </w:r>
+      <w:r>
+        <w:rPr>
+          <w:spacing w:val="-2"/>
+        </w:rPr>
+        <w:t>Title</w:t>
+      </w:r>
+      <w:r>
+        <w:tab/>
+      </w:r>
+      <w:r>
+        <w:rPr>
+          <w:spacing w:val="-10"/>
+        </w:rPr>
+        <w:t>:</w:t>
+      </w:r>
+      <w:r>
+        <w:tab/>
+      </w:r>
+      <w:r>
+        <w:rPr>
+          <w:rFonts w:ascii="Times New Roman" w:hAnsi="Times New Roman"/>
+          <w:sz w:val="20"/>
+        </w:rPr>
+        <w:t>Decentralized Blockchain based  Transaction System on Edge deveces</w:t>
+      </w:r>
+    </w:p>
+    <w:p>
+      <w:pPr>
+        <w:pStyle w:val="BodyText"/>
+      </w:pPr>
+    </w:p>
+    <w:p>
+      <w:pPr>
+        <w:pStyle w:val="BodyText"/>
+        <w:spacing w:before="1"/>
+      </w:pPr>
+    </w:p>
+    <w:p>
+      <w:pPr>
+        <w:tabs>
+          <w:tab w:val="left" w:pos="2517"/>
+          <w:tab w:val="left" w:pos="2945"/>
+        </w:tabs>
+        <w:ind w:left="180" w:right="180"/>
+        <w:rPr>
+          <w:sz w:val="20"/>
+        </w:rPr>
+      </w:pPr>
+      <w:r>
+        <w:rPr>
+          <w:rFonts w:ascii="Times New Roman" w:hAnsi="Times New Roman"/>
+          <w:b/>
+          <w:sz w:val="20"/>
+        </w:rPr>
+        <w:t>Targets for the week:</w:t>
+      </w:r>
+      <w:r>
+        <w:rPr>
+          <w:rFonts w:ascii="Times New Roman" w:hAnsi="Times New Roman"/>
+          <w:sz w:val="20"/>
+        </w:rPr>
+        <w:br/>
+      </w:r>
+      <w:r>
+        <w:rPr>
+          <w:rFonts w:ascii="Times New Roman" w:hAnsi="Times New Roman"/>
+          <w:sz w:val="19"/>
+        </w:rPr>
+        <w:t xml:space="preserve">  •  Simulate network partitioning by splitting nodes into isolated clusters (Mesh 1: Nodes 1–2, Mesh 2: Nodes 3–4).</w:t>
+      </w:r>
+      <w:r>
+        <w:rPr>
+          <w:rFonts w:ascii="Times New Roman" w:hAnsi="Times New Roman"/>
+          <w:sz w:val="20"/>
+        </w:rPr>
+        <w:br/>
+      </w:r>
+      <w:r>
+        <w:rPr>
+          <w:rFonts w:ascii="Times New Roman" w:hAnsi="Times New Roman"/>
+          <w:sz w:val="19"/>
+        </w:rPr>
+        <w:t xml:space="preserve">  •  Implement deterministic conflict resolution for double-spend mitigation during partition merge.</w:t>
+      </w:r>
+      <w:r>
+        <w:rPr>
+          <w:rFonts w:ascii="Times New Roman" w:hAnsi="Times New Roman"/>
+          <w:sz w:val="20"/>
+        </w:rPr>
+        <w:br/>
+      </w:r>
+      <w:r>
+        <w:rPr>
+          <w:rFonts w:ascii="Times New Roman" w:hAnsi="Times New Roman"/>
+          <w:sz w:val="19"/>
+        </w:rPr>
+        <w:t xml:space="preserve">  •  Build Fast Catch-Up protocol for cold or rejoining nodes using verified state snapshots.</w:t>
+      </w:r>
+      <w:r>
+        <w:rPr>
+          <w:rFonts w:ascii="Times New Roman" w:hAnsi="Times New Roman"/>
+          <w:sz w:val="20"/>
+        </w:rPr>
+        <w:br/>
+      </w:r>
+      <w:r>
+        <w:rPr>
+          <w:rFonts w:ascii="Times New Roman" w:hAnsi="Times New Roman"/>
+          <w:sz w:val="19"/>
+        </w:rPr>
+        <w:t xml:space="preserve">  •  Execute security attack simulations (replay attacks, block modification) and synthesize final performance benchmarks.</w:t>
+      </w:r>
+    </w:p>
+    <w:p>
+      <w:pPr>
+        <w:tabs>
+          <w:tab w:val="left" w:pos="2517"/>
+          <w:tab w:val="left" w:pos="2945"/>
+        </w:tabs>
+        <w:ind w:left="180" w:right="180"/>
+        <w:rPr>
+          <w:sz w:val="20"/>
+        </w:rPr>
+      </w:pPr>
+      <w:r>
+        <w:rPr>
+          <w:rFonts w:ascii="Times New Roman" w:hAnsi="Times New Roman"/>
+          <w:b/>
+          <w:sz w:val="20"/>
+        </w:rPr>
+        <w:t>Achievements for the week:</w:t>
+      </w:r>
+      <w:r>
+        <w:rPr>
+          <w:rFonts w:ascii="Times New Roman" w:hAnsi="Times New Roman"/>
+          <w:sz w:val="20"/>
+        </w:rPr>
+        <w:br/>
+      </w:r>
+      <w:r>
+        <w:rPr>
+          <w:rFonts w:ascii="Times New Roman" w:hAnsi="Times New Roman"/>
+          <w:sz w:val="19"/>
+        </w:rPr>
+        <w:t xml:space="preserve">  •  Demonstrated successful autonomous transaction processing in partitioned offline mesh clusters without cloud connectivity.</w:t>
+      </w:r>
+      <w:r>
+        <w:rPr>
+          <w:rFonts w:ascii="Times New Roman" w:hAnsi="Times New Roman"/>
+          <w:sz w:val="20"/>
+        </w:rPr>
+        <w:br/>
+      </w:r>
+      <w:r>
+        <w:rPr>
+          <w:rFonts w:ascii="Times New Roman" w:hAnsi="Times New Roman"/>
+          <w:sz w:val="19"/>
+        </w:rPr>
+        <w:t xml:space="preserve">  •  Verified deterministic tie-breaking logic during partition merge: duplicate nonces detected and invalid branch reverted.</w:t>
+      </w:r>
+      <w:r>
+        <w:rPr>
+          <w:rFonts w:ascii="Times New Roman" w:hAnsi="Times New Roman"/>
+          <w:sz w:val="20"/>
+        </w:rPr>
+        <w:br/>
+      </w:r>
+      <w:r>
+        <w:rPr>
+          <w:rFonts w:ascii="Times New Roman" w:hAnsi="Times New Roman"/>
+          <w:sz w:val="19"/>
+        </w:rPr>
+        <w:t xml:space="preserve">  •  Successfully tested Fast Catch-Up protocol enabling rejoining nodes to sync state via Merkle snapshots in seconds.</w:t>
+      </w:r>
+      <w:r>
+        <w:rPr>
+          <w:rFonts w:ascii="Times New Roman" w:hAnsi="Times New Roman"/>
+          <w:sz w:val="20"/>
+        </w:rPr>
+        <w:br/>
+      </w:r>
+      <w:r>
+        <w:rPr>
+          <w:rFonts w:ascii="Times New Roman" w:hAnsi="Times New Roman"/>
+          <w:sz w:val="19"/>
+        </w:rPr>
+        <w:t xml:space="preserve">  •  Validated 100% rejection rate against wireless replay attacks and demonstrated instantaneous detection of tampered historical blocks.</w:t>
+      </w:r>
+      <w:r>
+        <w:rPr>
+          <w:rFonts w:ascii="Times New Roman" w:hAnsi="Times New Roman"/>
+          <w:sz w:val="20"/>
+        </w:rPr>
+        <w:br/>
+      </w:r>
+      <w:r>
+        <w:rPr>
+          <w:rFonts w:ascii="Times New Roman" w:hAnsi="Times New Roman"/>
+          <w:sz w:val="19"/>
+        </w:rPr>
+        <w:t xml:space="preserve">  •  Reviewed completed minor project progress and documentation with Faculty Guide Mr. Tamoghna Mukherjee.</w:t>
+      </w:r>
+    </w:p>
+    <w:p>
+      <w:pPr>
+        <w:tabs>
+          <w:tab w:val="left" w:pos="2517"/>
+          <w:tab w:val="left" w:pos="2945"/>
+        </w:tabs>
+        <w:ind w:left="180" w:right="180"/>
+        <w:rPr>
+          <w:sz w:val="20"/>
+        </w:rPr>
+      </w:pPr>
+      <w:r>
+        <w:rPr>
+          <w:rFonts w:ascii="Times New Roman" w:hAnsi="Times New Roman"/>
+          <w:b/>
+          <w:sz w:val="20"/>
+        </w:rPr>
+        <w:t xml:space="preserve">Future work plans: </w:t>
+      </w:r>
+      <w:r>
+        <w:rPr>
+          <w:rFonts w:ascii="Times New Roman" w:hAnsi="Times New Roman"/>
+          <w:sz w:val="19"/>
+        </w:rPr>
+        <w:t>Prepare for minor project viva and demonstration; port Python engine to physical hardware (Raspberry Pi / ESP32 edge devices) over Bluetooth Low Energy / Wi-Fi mesh.</w:t>
+      </w:r>
+    </w:p>
+    <w:p>
+      <w:pPr>
+        <w:pStyle w:val="BodyText"/>
+        <w:spacing w:before="241"/>
+        <w:rPr>
+          <w:b w:val="0"/>
+        </w:rPr>
+      </w:pPr>
+    </w:p>
+    <w:p>
+      <w:pPr>
+        <w:pStyle w:val="Heading1"/>
+        <w:ind w:left="2"/>
+      </w:pPr>
+      <w:r>
+        <w:rPr>
+          <w:u w:val="single"/>
+        </w:rPr>
+        <w:t>Week’s</w:t>
+      </w:r>
+      <w:r>
+        <w:rPr>
+          <w:spacing w:val="-2"/>
+          <w:u w:val="single"/>
+        </w:rPr>
+        <w:t xml:space="preserve"> Summary</w:t>
+      </w:r>
+    </w:p>
+    <w:p>
+      <w:pPr>
+        <w:pStyle w:val="BodyText"/>
+        <w:spacing w:before="11"/>
         <w:rPr>
           <w:sz w:val="18"/>
         </w:rPr>
+      </w:pPr>
+    </w:p>
+    <w:tbl>
+      <w:tblPr>
+        <w:tblW w:w="0" w:type="auto"/>
+        <w:tblInd w:w="190" w:type="dxa"/>
+        <w:tblBorders>
+          <w:top w:val="single" w:sz="4" w:space="0" w:color="000000"/>
+          <w:left w:val="single" w:sz="4" w:space="0" w:color="000000"/>
+          <w:bottom w:val="single" w:sz="4" w:space="0" w:color="000000"/>
+          <w:right w:val="single" w:sz="4" w:space="0" w:color="000000"/>
+          <w:insideH w:val="single" w:sz="4" w:space="0" w:color="000000"/>
+          <w:insideV w:val="single" w:sz="4" w:space="0" w:color="000000"/>
+        </w:tblBorders>
+        <w:tblLayout w:type="fixed"/>
+        <w:tblCellMar>
+          <w:left w:w="0" w:type="dxa"/>
+          <w:right w:w="0" w:type="dxa"/>
+        </w:tblCellMar>
+        <w:tblLook w:val="01E0" w:firstRow="1" w:lastRow="1" w:firstColumn="1" w:lastColumn="1" w:noHBand="0" w:noVBand="0"/>
+      </w:tblPr>
+      <w:tblGrid>
+        <w:gridCol w:w="1963"/>
+        <w:gridCol w:w="8094"/>
+      </w:tblGrid>
+      <w:tr>
+        <w:trPr>
+          <w:trHeight w:val="683"/>
+        </w:trPr>
+        <w:tc>
+          <w:tcPr>
+            <w:tcW w:w="1963" w:type="dxa"/>
+          </w:tcPr>
+          <w:p>
+            <w:pPr>
+              <w:pStyle w:val="TableParagraph"/>
+              <w:spacing w:before="60" w:after="60"/>
+              <w:jc w:val="center"/>
+            </w:pPr>
+            <w:r>
+              <w:rPr>
+                <w:rFonts w:ascii="Verdana" w:hAnsi="Verdana"/>
+                <w:b/>
+                <w:sz w:val="18"/>
+              </w:rPr>
+              <w:t>Days / Time</w:t>
+            </w:r>
+          </w:p>
+        </w:tc>
+        <w:tc>
+          <w:tcPr>
+            <w:tcW w:w="8094" w:type="dxa"/>
+          </w:tcPr>
+          <w:p>
+            <w:pPr>
+              <w:pStyle w:val="TableParagraph"/>
+              <w:spacing w:before="60" w:after="60"/>
+              <w:jc w:val="center"/>
+            </w:pPr>
+            <w:r>
+              <w:rPr>
+                <w:rFonts w:ascii="Verdana" w:hAnsi="Verdana"/>
+                <w:b/>
+                <w:sz w:val="18"/>
+              </w:rPr>
+              <w:t>Summary of Work Executed</w:t>
+            </w:r>
+          </w:p>
+        </w:tc>
+      </w:tr>
+      <w:tr>
+        <w:trPr>
+          <w:trHeight w:val="690"/>
+        </w:trPr>
+        <w:tc>
+          <w:tcPr>
+            <w:tcW w:w="1963" w:type="dxa"/>
+          </w:tcPr>
+          <w:p>
+            <w:pPr>
+              <w:pStyle w:val="TableParagraph"/>
+              <w:spacing w:before="60" w:after="60"/>
+              <w:jc w:val="center"/>
+            </w:pPr>
+            <w:r>
+              <w:rPr>
+                <w:rFonts w:ascii="Verdana" w:hAnsi="Verdana"/>
+                <w:b/>
+                <w:sz w:val="18"/>
+              </w:rPr>
+              <w:t>Monday</w:t>
+            </w:r>
+          </w:p>
+        </w:tc>
+        <w:tc>
+          <w:tcPr>
+            <w:tcW w:w="8094" w:type="dxa"/>
+          </w:tcPr>
+          <w:p>
+            <w:pPr>
+              <w:pStyle w:val="TableParagraph"/>
+              <w:spacing w:before="40" w:after="40" w:line="240" w:lineRule="auto"/>
+              <w:ind w:left="120" w:right="120"/>
+            </w:pPr>
+            <w:r>
+              <w:rPr>
+                <w:rFonts w:ascii="Times New Roman" w:hAnsi="Times New Roman"/>
+                <w:sz w:val="19"/>
+              </w:rPr>
+              <w:t>Simulated physical network partition by isolating Nodes 1 &amp; 2 from Nodes 3 &amp; 4; validated continuous Phase 1 transactions within disconnected sub-nets.</w:t>
+            </w:r>
+          </w:p>
+        </w:tc>
+      </w:tr>
+      <w:tr>
+        <w:trPr>
+          <w:trHeight w:val="647"/>
+        </w:trPr>
+        <w:tc>
+          <w:tcPr>
+            <w:tcW w:w="1963" w:type="dxa"/>
+          </w:tcPr>
+          <w:p>
+            <w:pPr>
+              <w:pStyle w:val="TableParagraph"/>
+              <w:spacing w:before="60" w:after="60"/>
+              <w:jc w:val="center"/>
+            </w:pPr>
+            <w:r>
+              <w:rPr>
+                <w:rFonts w:ascii="Verdana" w:hAnsi="Verdana"/>
+                <w:b/>
+                <w:sz w:val="18"/>
+              </w:rPr>
+              <w:t>Tuesday</w:t>
+            </w:r>
+          </w:p>
+        </w:tc>
+        <w:tc>
+          <w:tcPr>
+            <w:tcW w:w="8094" w:type="dxa"/>
+          </w:tcPr>
+          <w:p>
+            <w:pPr>
+              <w:pStyle w:val="TableParagraph"/>
+              <w:spacing w:before="40" w:after="40" w:line="240" w:lineRule="auto"/>
+              <w:ind w:left="120" w:right="120"/>
+            </w:pPr>
+            <w:r>
+              <w:rPr>
+                <w:rFonts w:ascii="Times New Roman" w:hAnsi="Times New Roman"/>
+                <w:sz w:val="19"/>
+              </w:rPr>
+              <w:t>Engineered deterministic reconciliation logic for partition merge: prioritizing earlier verified timestamps and revoking double-spends.</w:t>
+            </w:r>
+          </w:p>
+        </w:tc>
+      </w:tr>
+      <w:tr>
+        <w:trPr>
+          <w:trHeight w:val="611"/>
+        </w:trPr>
+        <w:tc>
+          <w:tcPr>
+            <w:tcW w:w="1963" w:type="dxa"/>
+          </w:tcPr>
+          <w:p>
+            <w:pPr>
+              <w:pStyle w:val="TableParagraph"/>
+              <w:spacing w:before="60" w:after="60"/>
+              <w:jc w:val="center"/>
+            </w:pPr>
+            <w:r>
+              <w:rPr>
+                <w:rFonts w:ascii="Verdana" w:hAnsi="Verdana"/>
+                <w:b/>
+                <w:sz w:val="18"/>
+              </w:rPr>
+              <w:t>Wednesday</w:t>
+            </w:r>
+          </w:p>
+        </w:tc>
+        <w:tc>
+          <w:tcPr>
+            <w:tcW w:w="8094" w:type="dxa"/>
+          </w:tcPr>
+          <w:p>
+            <w:pPr>
+              <w:pStyle w:val="TableParagraph"/>
+              <w:spacing w:before="40" w:after="40" w:line="240" w:lineRule="auto"/>
+              <w:ind w:left="120" w:right="120"/>
+            </w:pPr>
+            <w:r>
+              <w:rPr>
+                <w:rFonts w:ascii="Times New Roman" w:hAnsi="Times New Roman"/>
+                <w:sz w:val="19"/>
+              </w:rPr>
+              <w:t>Implemented Fast Catch-Up onboarding workflow enabling offline or rejoining nodes to synchronize via state snapshots without full chain replay.</w:t>
+            </w:r>
+          </w:p>
+        </w:tc>
+      </w:tr>
+      <w:tr>
+        <w:trPr>
+          <w:trHeight w:val="638"/>
+        </w:trPr>
+        <w:tc>
+          <w:tcPr>
+            <w:tcW w:w="1963" w:type="dxa"/>
+          </w:tcPr>
+          <w:p>
+            <w:pPr>
+              <w:pStyle w:val="TableParagraph"/>
+              <w:spacing w:before="60" w:after="60"/>
+              <w:jc w:val="center"/>
+            </w:pPr>
+            <w:r>
+              <w:rPr>
+                <w:rFonts w:ascii="Verdana" w:hAnsi="Verdana"/>
+                <w:b/>
+                <w:sz w:val="18"/>
+              </w:rPr>
+              <w:t>Thursday</w:t>
+            </w:r>
+          </w:p>
+        </w:tc>
+        <w:tc>
+          <w:tcPr>
+            <w:tcW w:w="8094" w:type="dxa"/>
+          </w:tcPr>
+          <w:p>
+            <w:pPr>
+              <w:pStyle w:val="TableParagraph"/>
+              <w:spacing w:before="40" w:after="40" w:line="240" w:lineRule="auto"/>
+              <w:ind w:left="120" w:right="120"/>
+            </w:pPr>
+            <w:r>
+              <w:rPr>
+                <w:rFonts w:ascii="Times New Roman" w:hAnsi="Times New Roman"/>
+                <w:sz w:val="19"/>
+              </w:rPr>
+              <w:t>Executed security test suite: validated rejection of captured 60s hash tokens and proved tamper detection upon block mutation.</w:t>
+            </w:r>
+          </w:p>
+        </w:tc>
+      </w:tr>
+      <w:tr>
+        <w:trPr>
+          <w:trHeight w:val="606"/>
+        </w:trPr>
+        <w:tc>
+          <w:tcPr>
+            <w:tcW w:w="1963" w:type="dxa"/>
+          </w:tcPr>
+          <w:p>
+            <w:pPr>
+              <w:pStyle w:val="TableParagraph"/>
+              <w:spacing w:before="60" w:after="60"/>
+              <w:jc w:val="center"/>
+            </w:pPr>
+            <w:r>
+              <w:rPr>
+                <w:rFonts w:ascii="Verdana" w:hAnsi="Verdana"/>
+                <w:b/>
+                <w:sz w:val="18"/>
+              </w:rPr>
+              <w:t>Friday</w:t>
+            </w:r>
+          </w:p>
+        </w:tc>
+        <w:tc>
+          <w:tcPr>
+            <w:tcW w:w="8094" w:type="dxa"/>
+          </w:tcPr>
+          <w:p>
+            <w:pPr>
+              <w:pStyle w:val="TableParagraph"/>
+              <w:spacing w:before="40" w:after="40" w:line="240" w:lineRule="auto"/>
+              <w:ind w:left="120" w:right="120"/>
+            </w:pPr>
+            <w:r>
+              <w:rPr>
+                <w:rFonts w:ascii="Times New Roman" w:hAnsi="Times New Roman"/>
+                <w:sz w:val="19"/>
+              </w:rPr>
+              <w:t>Synthesized quantitative benchmark metrics (&lt;50ms latency, &gt;85% storage reduction); compiled WPR documentation and held guide review.</w:t>
+            </w:r>
+          </w:p>
+        </w:tc>
+      </w:tr>
+    </w:tbl>
+    <w:p>
+      <w:pPr>
+        <w:pStyle w:val="BodyText"/>
+        <w:spacing w:before="120"/>
       </w:pPr>
     </w:p>
     <w:p>
